--- a/Decifer_MultiAccount_Architecture.docx
+++ b/Decifer_MultiAccount_Architecture.docx
@@ -4,7 +4,7 @@
   <w:body>
     <w:p>
       <w:pPr>
-        <w:spacing w:after="800"/>
+        <w:spacing w:after="600"/>
       </w:pPr>
     </w:p>
     <w:p>
@@ -17,15 +17,15 @@
           <w:b/>
           <w:bCs/>
           <w:color w:val="1B2A4A"/>
-          <w:sz w:val="640"/>
-          <w:szCs w:val="640"/>
+          <w:sz w:val="64"/>
+          <w:szCs w:val="64"/>
         </w:rPr>
         <w:t xml:space="preserve">DECIFER TRADING</w:t>
       </w:r>
     </w:p>
     <w:p>
       <w:pPr>
-        <w:spacing w:after="80"/>
+        <w:spacing w:after="60"/>
       </w:pPr>
     </w:p>
     <w:p>
@@ -36,10 +36,10 @@
         <w:rPr>
           <w:rFonts w:ascii="Arial" w:cs="Arial" w:eastAsia="Arial" w:hAnsi="Arial"/>
           <w:color w:val="0D7377"/>
-          <w:sz w:val="400"/>
-          <w:szCs w:val="400"/>
-        </w:rPr>
-        <w:t xml:space="preserve">Multi-Account Platform</w:t>
+          <w:sz w:val="36"/>
+          <w:szCs w:val="36"/>
+        </w:rPr>
+        <w:t xml:space="preserve">Multi-Account Platform Architecture</w:t>
       </w:r>
     </w:p>
     <w:p>
@@ -54,11 +54,11 @@
       <w:r>
         <w:rPr>
           <w:rFonts w:ascii="Arial" w:cs="Arial" w:eastAsia="Arial" w:hAnsi="Arial"/>
-          <w:color w:val="555555"/>
-          <w:sz w:val="280"/>
-          <w:szCs w:val="280"/>
-        </w:rPr>
-        <w:t xml:space="preserve">Architecture Vision, Feature Pipeline &amp; Migration Plan</w:t>
+          <w:color w:val="666666"/>
+          <w:sz w:val="24"/>
+          <w:szCs w:val="24"/>
+        </w:rPr>
+        <w:t xml:space="preserve">Vision  |  Feature Pipeline  |  Migration Plan</w:t>
       </w:r>
     </w:p>
     <w:p>
@@ -79,16 +79,11 @@
         <w:rPr>
           <w:rFonts w:ascii="Arial" w:cs="Arial" w:eastAsia="Arial" w:hAnsi="Arial"/>
           <w:color w:val="666666"/>
-          <w:sz w:val="200"/>
-          <w:szCs w:val="200"/>
-        </w:rPr>
-        <w:t xml:space="preserve">Designed: March 2026  |  Status: Design Complete — Not Yet Built  |  Author: Amit Chopra</w:t>
-      </w:r>
-    </w:p>
-    <w:p>
-      <w:pPr>
-        <w:spacing w:after="800"/>
-      </w:pPr>
+          <w:sz w:val="20"/>
+          <w:szCs w:val="20"/>
+        </w:rPr>
+        <w:t xml:space="preserve">Designed: March 2026  |  Status: Design Complete, Not Yet Built  |  Author: Amit Chopra</w:t>
+      </w:r>
     </w:p>
     <w:p>
       <w:r>
@@ -98,6 +93,7 @@
     <w:p>
       <w:pPr>
         <w:pStyle w:val="Heading1"/>
+        <w:spacing w:after="120" w:before="320"/>
       </w:pPr>
       <w:r>
         <w:rPr>
@@ -105,77 +101,23 @@
           <w:b/>
           <w:bCs/>
           <w:color w:val="1B2A4A"/>
-          <w:sz w:val="320"/>
-          <w:szCs w:val="320"/>
-        </w:rPr>
-        <w:t xml:space="preserve">Table of Contents</w:t>
-      </w:r>
-    </w:p>
-    <w:sdt>
-      <w:sdtPr>
-        <w:alias w:val="Table of Contents"/>
-      </w:sdtPr>
-      <w:sdtContent>
-        <w:p>
-          <w:r>
-            <w:fldChar w:fldCharType="begin" w:dirty="true"/>
-            <w:instrText xml:space="preserve">TOC \h \o "1-3"</w:instrText>
-            <w:fldChar w:fldCharType="separate"/>
-          </w:r>
-        </w:p>
-        <w:p>
-          <w:r>
-            <w:fldChar w:fldCharType="end"/>
-          </w:r>
-        </w:p>
-      </w:sdtContent>
-    </w:sdt>
-    <w:p>
-      <w:r>
-        <w:br w:type="page"/>
-      </w:r>
-    </w:p>
-    <w:p>
-      <w:pPr>
-        <w:spacing w:after="200"/>
-      </w:pPr>
-    </w:p>
-    <w:p>
-      <w:pPr>
-        <w:pStyle w:val="Heading1"/>
-        <w:pBdr>
-          <w:bottom w:val="single" w:color="0D7377" w:sz="6" w:space="4"/>
-        </w:pBdr>
-        <w:spacing w:after="80" w:before="240"/>
-      </w:pPr>
-      <w:r>
-        <w:rPr>
-          <w:rFonts w:ascii="Arial" w:cs="Arial" w:eastAsia="Arial" w:hAnsi="Arial"/>
-          <w:b/>
-          <w:bCs/>
-          <w:color w:val="1B2A4A"/>
-          <w:sz w:val="320"/>
-          <w:szCs w:val="320"/>
+          <w:sz w:val="32"/>
+          <w:szCs w:val="32"/>
         </w:rPr>
         <w:t xml:space="preserve">1. The Vision</w:t>
       </w:r>
     </w:p>
     <w:p>
       <w:pPr>
-        <w:spacing w:after="120"/>
-      </w:pPr>
-    </w:p>
-    <w:p>
-      <w:pPr>
         <w:spacing w:after="160" w:line="276"/>
       </w:pPr>
       <w:r>
         <w:rPr>
           <w:rFonts w:ascii="Arial" w:cs="Arial" w:eastAsia="Arial" w:hAnsi="Arial"/>
-          <w:sz w:val="220"/>
-          <w:szCs w:val="220"/>
-        </w:rPr>
-        <w:t xml:space="preserve">Decifer is currently a single-account autonomous trading system. This document captures the design for its evolution into a multi-account platform — a private investment club where Decifer's AI brain is shared across multiple family members and close friends, each trading their own IBKR account with their own strategy settings, all from a single web dashboard or Telegram.</w:t>
+          <w:sz w:val="22"/>
+          <w:szCs w:val="22"/>
+        </w:rPr>
+        <w:t xml:space="preserve">Decifer evolves from a single-account autonomous trading system into a multi-account platform. Its AI brain is shared across family members and close friends, each trading their own IBKR account with their own strategy settings, all from a web dashboard and Telegram. One shared brain. Each person controls their own settings and execution.</w:t>
       </w:r>
     </w:p>
     <w:p>
@@ -187,12 +129,12 @@
       <w:tblPr>
         <w:tblW w:type="dxa" w:w="9360"/>
         <w:tblBorders>
-          <w:top w:val="single" w:color="0D7377" w:sz="2"/>
-          <w:left w:val="single" w:color="0D7377" w:sz="2"/>
-          <w:bottom w:val="single" w:color="0D7377" w:sz="2"/>
-          <w:right w:val="single" w:color="0D7377" w:sz="2"/>
+          <w:top w:val="single" w:color="auto" w:sz="4"/>
+          <w:left w:val="single" w:color="auto" w:sz="4"/>
+          <w:bottom w:val="single" w:color="auto" w:sz="4"/>
+          <w:right w:val="single" w:color="auto" w:sz="4"/>
           <w:insideH w:val="single" w:color="auto" w:sz="4"/>
-          <w:insideV w:val="single" w:color="BDC3C7" w:sz="2"/>
+          <w:insideV w:val="single" w:color="auto" w:sz="4"/>
         </w:tblBorders>
       </w:tblPr>
       <w:tblGrid>
@@ -203,6 +145,12 @@
         <w:tc>
           <w:tcPr>
             <w:tcW w:type="dxa" w:w="1200"/>
+            <w:tcBorders>
+              <w:top w:val="single" w:color="BDC3C7" w:sz="1"/>
+              <w:left w:val="single" w:color="BDC3C7" w:sz="1"/>
+              <w:bottom w:val="single" w:color="BDC3C7" w:sz="1"/>
+              <w:right w:val="single" w:color="BDC3C7" w:sz="1"/>
+            </w:tcBorders>
             <w:shd w:fill="D6EAF8" w:val="clear"/>
             <w:tcMar>
               <w:top w:type="dxa" w:w="80"/>
@@ -212,14 +160,17 @@
             </w:tcMar>
           </w:tcPr>
           <w:p>
+            <w:pPr>
+              <w:spacing w:after="0"/>
+            </w:pPr>
             <w:r>
               <w:rPr>
                 <w:rFonts w:ascii="Arial" w:cs="Arial" w:eastAsia="Arial" w:hAnsi="Arial"/>
                 <w:b/>
                 <w:bCs/>
                 <w:color w:val="1B2A4A"/>
-                <w:sz w:val="200"/>
-                <w:szCs w:val="200"/>
+                <w:sz w:val="20"/>
+                <w:szCs w:val="20"/>
               </w:rPr>
               <w:t xml:space="preserve">In plain terms</w:t>
             </w:r>
@@ -228,6 +179,12 @@
         <w:tc>
           <w:tcPr>
             <w:tcW w:type="dxa" w:w="8160"/>
+            <w:tcBorders>
+              <w:top w:val="single" w:color="BDC3C7" w:sz="1"/>
+              <w:left w:val="single" w:color="BDC3C7" w:sz="1"/>
+              <w:bottom w:val="single" w:color="BDC3C7" w:sz="1"/>
+              <w:right w:val="single" w:color="BDC3C7" w:sz="1"/>
+            </w:tcBorders>
             <w:shd w:fill="FFFFFF" w:val="clear"/>
             <w:tcMar>
               <w:top w:type="dxa" w:w="80"/>
@@ -243,10 +200,10 @@
             <w:r>
               <w:rPr>
                 <w:rFonts w:ascii="Arial" w:cs="Arial" w:eastAsia="Arial" w:hAnsi="Arial"/>
-                <w:sz w:val="220"/>
-                <w:szCs w:val="220"/>
-              </w:rPr>
-              <w:t xml:space="preserve">Think of it as a shared brain for a private investment club. Decifer watches the markets 24/7 and finds opportunities. Each person in the club connects their own brokerage account, sets their own preferences, and Decifer automatically acts on their behalf. Their money never leaves their account. Their credentials never leave their own secure container. They just log into a website or check Telegram to see what's happening.</w:t>
+                <w:sz w:val="22"/>
+                <w:szCs w:val="22"/>
+              </w:rPr>
+              <w:t xml:space="preserve">Each person connects their own brokerage account, sets their own preferences, and Decifer acts on their behalf. Their money never leaves their account. Their credentials never leave their secure container. They just open a browser or check Telegram.</w:t>
             </w:r>
           </w:p>
         </w:tc>
@@ -254,13 +211,13 @@
     </w:tbl>
     <w:p>
       <w:pPr>
-        <w:spacing w:after="180"/>
+        <w:spacing w:after="160"/>
       </w:pPr>
     </w:p>
     <w:p>
       <w:pPr>
         <w:pStyle w:val="Heading2"/>
-        <w:spacing w:after="80" w:before="200"/>
+        <w:spacing w:after="80" w:before="240"/>
       </w:pPr>
       <w:r>
         <w:rPr>
@@ -268,10 +225,10 @@
           <w:b/>
           <w:bCs/>
           <w:color w:val="0D7377"/>
-          <w:sz w:val="260"/>
-          <w:szCs w:val="260"/>
-        </w:rPr>
-        <w:t xml:space="preserve">1.1 Core Design Principles</w:t>
+          <w:sz w:val="26"/>
+          <w:szCs w:val="26"/>
+        </w:rPr>
+        <w:t xml:space="preserve">Core Design Principles</w:t>
       </w:r>
     </w:p>
     <w:p>
@@ -286,8 +243,8 @@
       <w:r>
         <w:rPr>
           <w:rFonts w:ascii="Arial" w:cs="Arial" w:eastAsia="Arial" w:hAnsi="Arial"/>
-          <w:sz w:val="220"/>
-          <w:szCs w:val="220"/>
+          <w:sz w:val="22"/>
+          <w:szCs w:val="22"/>
         </w:rPr>
         <w:t xml:space="preserve">The brain is shared. Execution is individual.</w:t>
       </w:r>
@@ -304,10 +261,10 @@
       <w:r>
         <w:rPr>
           <w:rFonts w:ascii="Arial" w:cs="Arial" w:eastAsia="Arial" w:hAnsi="Arial"/>
-          <w:sz w:val="220"/>
-          <w:szCs w:val="220"/>
-        </w:rPr>
-        <w:t xml:space="preserve">No user's credentials ever touch another user's environment.</w:t>
+          <w:sz w:val="22"/>
+          <w:szCs w:val="22"/>
+        </w:rPr>
+        <w:t xml:space="preserve">No user credentials ever touch another user's environment.</w:t>
       </w:r>
     </w:p>
     <w:p>
@@ -322,8 +279,8 @@
       <w:r>
         <w:rPr>
           <w:rFonts w:ascii="Arial" w:cs="Arial" w:eastAsia="Arial" w:hAnsi="Arial"/>
-          <w:sz w:val="220"/>
-          <w:szCs w:val="220"/>
+          <w:sz w:val="22"/>
+          <w:szCs w:val="22"/>
         </w:rPr>
         <w:t xml:space="preserve">Adding a new user requires zero changes to the brain.</w:t>
       </w:r>
@@ -340,10 +297,10 @@
       <w:r>
         <w:rPr>
           <w:rFonts w:ascii="Arial" w:cs="Arial" w:eastAsia="Arial" w:hAnsi="Arial"/>
-          <w:sz w:val="220"/>
-          <w:szCs w:val="220"/>
-        </w:rPr>
-        <w:t xml:space="preserve">Each user controls their own strategy — the brain doesn't know or care about their settings.</w:t>
+          <w:sz w:val="22"/>
+          <w:szCs w:val="22"/>
+        </w:rPr>
+        <w:t xml:space="preserve">Each user controls their own strategy. The brain broadcasts signals; account agents decide.</w:t>
       </w:r>
     </w:p>
     <w:p>
@@ -358,11 +315,68 @@
       <w:r>
         <w:rPr>
           <w:rFonts w:ascii="Arial" w:cs="Arial" w:eastAsia="Arial" w:hAnsi="Arial"/>
-          <w:sz w:val="220"/>
-          <w:szCs w:val="220"/>
-        </w:rPr>
-        <w:t xml:space="preserve">The platform owner (Amit) only manages the brain. Users own their execution.</w:t>
-      </w:r>
+          <w:sz w:val="22"/>
+          <w:szCs w:val="22"/>
+        </w:rPr>
+        <w:t xml:space="preserve">Every component fails gracefully. One user offline never affects others.</w:t>
+      </w:r>
+    </w:p>
+    <w:p>
+      <w:r>
+        <w:br w:type="page"/>
+      </w:r>
+    </w:p>
+    <w:p>
+      <w:pPr>
+        <w:pStyle w:val="Heading1"/>
+        <w:spacing w:after="120" w:before="320"/>
+      </w:pPr>
+      <w:r>
+        <w:rPr>
+          <w:rFonts w:ascii="Arial" w:cs="Arial" w:eastAsia="Arial" w:hAnsi="Arial"/>
+          <w:b/>
+          <w:bCs/>
+          <w:color w:val="1B2A4A"/>
+          <w:sz w:val="32"/>
+          <w:szCs w:val="32"/>
+        </w:rPr>
+        <w:t xml:space="preserve">2. Target Architecture</w:t>
+      </w:r>
+    </w:p>
+    <w:p>
+      <w:pPr>
+        <w:pStyle w:val="Heading2"/>
+        <w:spacing w:after="80" w:before="240"/>
+      </w:pPr>
+      <w:r>
+        <w:rPr>
+          <w:rFonts w:ascii="Arial" w:cs="Arial" w:eastAsia="Arial" w:hAnsi="Arial"/>
+          <w:b/>
+          <w:bCs/>
+          <w:color w:val="0D7377"/>
+          <w:sz w:val="26"/>
+          <w:szCs w:val="26"/>
+        </w:rPr>
+        <w:t xml:space="preserve">Layer 1 — The Brain (Cloud, Shared)</w:t>
+      </w:r>
+    </w:p>
+    <w:p>
+      <w:pPr>
+        <w:spacing w:after="160" w:line="276"/>
+      </w:pPr>
+      <w:r>
+        <w:rPr>
+          <w:rFonts w:ascii="Arial" w:cs="Arial" w:eastAsia="Arial" w:hAnsi="Arial"/>
+          <w:sz w:val="22"/>
+          <w:szCs w:val="22"/>
+        </w:rPr>
+        <w:t xml:space="preserve">Runs 24/7 on a cloud server. Has no knowledge of individual users, accounts, or execution. Its only job is to produce intelligence and broadcast it.</w:t>
+      </w:r>
+    </w:p>
+    <w:p>
+      <w:pPr>
+        <w:spacing w:after="80"/>
+      </w:pPr>
     </w:p>
     <w:p>
       <w:pPr>
@@ -376,99 +390,11 @@
       <w:r>
         <w:rPr>
           <w:rFonts w:ascii="Arial" w:cs="Arial" w:eastAsia="Arial" w:hAnsi="Arial"/>
-          <w:sz w:val="220"/>
-          <w:szCs w:val="220"/>
-        </w:rPr>
-        <w:t xml:space="preserve">Every component must fail gracefully — a user going offline never affects other users.</w:t>
-      </w:r>
-    </w:p>
-    <w:p>
-      <w:pPr>
-        <w:spacing w:after="180"/>
-      </w:pPr>
-    </w:p>
-    <w:p>
-      <w:pPr>
-        <w:spacing w:after="200"/>
-      </w:pPr>
-    </w:p>
-    <w:p>
-      <w:pPr>
-        <w:pStyle w:val="Heading1"/>
-        <w:pBdr>
-          <w:bottom w:val="single" w:color="0D7377" w:sz="6" w:space="4"/>
-        </w:pBdr>
-        <w:spacing w:after="80" w:before="240"/>
-      </w:pPr>
-      <w:r>
-        <w:rPr>
-          <w:rFonts w:ascii="Arial" w:cs="Arial" w:eastAsia="Arial" w:hAnsi="Arial"/>
-          <w:b/>
-          <w:bCs/>
-          <w:color w:val="1B2A4A"/>
-          <w:sz w:val="320"/>
-          <w:szCs w:val="320"/>
-        </w:rPr>
-        <w:t xml:space="preserve">2. Target Architecture</w:t>
-      </w:r>
-    </w:p>
-    <w:p>
-      <w:pPr>
-        <w:spacing w:after="120"/>
-      </w:pPr>
-    </w:p>
-    <w:p>
-      <w:pPr>
-        <w:spacing w:after="160" w:line="276"/>
-      </w:pPr>
-      <w:r>
-        <w:rPr>
-          <w:rFonts w:ascii="Arial" w:cs="Arial" w:eastAsia="Arial" w:hAnsi="Arial"/>
-          <w:sz w:val="220"/>
-          <w:szCs w:val="220"/>
-        </w:rPr>
-        <w:t xml:space="preserve">The platform separates into two independent layers: a centralised cloud brain and per-user cloud containers. Users interact exclusively via a web dashboard and Telegram. Nothing runs on their personal devices.</w:t>
-      </w:r>
-    </w:p>
-    <w:p>
-      <w:pPr>
-        <w:spacing w:after="100"/>
-      </w:pPr>
-    </w:p>
-    <w:p>
-      <w:pPr>
-        <w:pStyle w:val="Heading2"/>
-        <w:spacing w:after="80" w:before="200"/>
-      </w:pPr>
-      <w:r>
-        <w:rPr>
-          <w:rFonts w:ascii="Arial" w:cs="Arial" w:eastAsia="Arial" w:hAnsi="Arial"/>
-          <w:b/>
-          <w:bCs/>
-          <w:color w:val="0D7377"/>
-          <w:sz w:val="260"/>
-          <w:szCs w:val="260"/>
-        </w:rPr>
-        <w:t xml:space="preserve">2.1 Layer 1 — The Brain (Cloud, Shared)</w:t>
-      </w:r>
-    </w:p>
-    <w:p>
-      <w:pPr>
-        <w:spacing w:after="160" w:line="276"/>
-      </w:pPr>
-      <w:r>
-        <w:rPr>
-          <w:rFonts w:ascii="Arial" w:cs="Arial" w:eastAsia="Arial" w:hAnsi="Arial"/>
-          <w:sz w:val="220"/>
-          <w:szCs w:val="220"/>
-        </w:rPr>
-        <w:t xml:space="preserve">The brain runs 24/7 on a cloud server owned and operated by Amit. It has no knowledge of individual users, accounts, or execution. Its only job is to produce intelligence and broadcast it.</w:t>
-      </w:r>
-    </w:p>
-    <w:p>
-      <w:pPr>
-        <w:spacing w:after="80"/>
-      </w:pPr>
+          <w:sz w:val="22"/>
+          <w:szCs w:val="22"/>
+        </w:rPr>
+        <w:t xml:space="preserve">Market scanner — scans the universe every 3 to 10 minutes</w:t>
+      </w:r>
     </w:p>
     <w:p>
       <w:pPr>
@@ -482,10 +408,10 @@
       <w:r>
         <w:rPr>
           <w:rFonts w:ascii="Arial" w:cs="Arial" w:eastAsia="Arial" w:hAnsi="Arial"/>
-          <w:sz w:val="220"/>
-          <w:szCs w:val="220"/>
-        </w:rPr>
-        <w:t xml:space="preserve">Market scanner — scans the universe every 3–10 minutes depending on session</w:t>
+          <w:sz w:val="22"/>
+          <w:szCs w:val="22"/>
+        </w:rPr>
+        <w:t xml:space="preserve">Signal engine — 9-dimension scoring across trend, momentum, volatility, volume, macro</w:t>
       </w:r>
     </w:p>
     <w:p>
@@ -500,10 +426,10 @@
       <w:r>
         <w:rPr>
           <w:rFonts w:ascii="Arial" w:cs="Arial" w:eastAsia="Arial" w:hAnsi="Arial"/>
-          <w:sz w:val="220"/>
-          <w:szCs w:val="220"/>
-        </w:rPr>
-        <w:t xml:space="preserve">Signal engine — 9-dimension scoring across trend, momentum, volatility, volume, macro</w:t>
+          <w:sz w:val="22"/>
+          <w:szCs w:val="22"/>
+        </w:rPr>
+        <w:t xml:space="preserve">6-agent AI pipeline — Technical, Macro, Opportunity, Devil's Advocate, Risk, Final Decision</w:t>
       </w:r>
     </w:p>
     <w:p>
@@ -518,10 +444,10 @@
       <w:r>
         <w:rPr>
           <w:rFonts w:ascii="Arial" w:cs="Arial" w:eastAsia="Arial" w:hAnsi="Arial"/>
-          <w:sz w:val="220"/>
-          <w:szCs w:val="220"/>
-        </w:rPr>
-        <w:t xml:space="preserve">6-agent AI pipeline — Technical, Macro, Opportunity, Devil's Advocate, Risk, Final Decision</w:t>
+          <w:sz w:val="22"/>
+          <w:szCs w:val="22"/>
+        </w:rPr>
+        <w:t xml:space="preserve">ML engine — learns from trade history, adjusts signal weights over time</w:t>
       </w:r>
     </w:p>
     <w:p>
@@ -536,10 +462,10 @@
       <w:r>
         <w:rPr>
           <w:rFonts w:ascii="Arial" w:cs="Arial" w:eastAsia="Arial" w:hAnsi="Arial"/>
-          <w:sz w:val="220"/>
-          <w:szCs w:val="220"/>
-        </w:rPr>
-        <w:t xml:space="preserve">ML engine — learns from trade history, adjusts signal weights over time</w:t>
+          <w:sz w:val="22"/>
+          <w:szCs w:val="22"/>
+        </w:rPr>
+        <w:t xml:space="preserve">News Sentinel — real-time news monitoring, fires fast 3-agent pipeline on material events</w:t>
       </w:r>
     </w:p>
     <w:p>
@@ -554,10 +480,10 @@
       <w:r>
         <w:rPr>
           <w:rFonts w:ascii="Arial" w:cs="Arial" w:eastAsia="Arial" w:hAnsi="Arial"/>
-          <w:sz w:val="220"/>
-          <w:szCs w:val="220"/>
-        </w:rPr>
-        <w:t xml:space="preserve">News Sentinel — real-time news monitoring, fires fast 3-agent pipeline on material events</w:t>
+          <w:sz w:val="22"/>
+          <w:szCs w:val="22"/>
+        </w:rPr>
+        <w:t xml:space="preserve">Chief kill broadcast — optional emergency halt signal sent to all subscribed containers</w:t>
       </w:r>
     </w:p>
     <w:p>
@@ -572,11 +498,51 @@
       <w:r>
         <w:rPr>
           <w:rFonts w:ascii="Arial" w:cs="Arial" w:eastAsia="Arial" w:hAnsi="Arial"/>
-          <w:sz w:val="220"/>
-          <w:szCs w:val="220"/>
-        </w:rPr>
-        <w:t xml:space="preserve">Chief kill broadcast — optional emergency halt signal sent to all subscribed containers</w:t>
-      </w:r>
+          <w:sz w:val="22"/>
+          <w:szCs w:val="22"/>
+        </w:rPr>
+        <w:t xml:space="preserve">WebSocket broadcaster — pushes scored signals to all connected user containers</w:t>
+      </w:r>
+    </w:p>
+    <w:p>
+      <w:pPr>
+        <w:spacing w:after="160"/>
+      </w:pPr>
+    </w:p>
+    <w:p>
+      <w:pPr>
+        <w:pStyle w:val="Heading2"/>
+        <w:spacing w:after="80" w:before="240"/>
+      </w:pPr>
+      <w:r>
+        <w:rPr>
+          <w:rFonts w:ascii="Arial" w:cs="Arial" w:eastAsia="Arial" w:hAnsi="Arial"/>
+          <w:b/>
+          <w:bCs/>
+          <w:color w:val="0D7377"/>
+          <w:sz w:val="26"/>
+          <w:szCs w:val="26"/>
+        </w:rPr>
+        <w:t xml:space="preserve">Layer 2 — Per-User Containers (Cloud, Isolated)</w:t>
+      </w:r>
+    </w:p>
+    <w:p>
+      <w:pPr>
+        <w:spacing w:after="160" w:line="276"/>
+      </w:pPr>
+      <w:r>
+        <w:rPr>
+          <w:rFonts w:ascii="Arial" w:cs="Arial" w:eastAsia="Arial" w:hAnsi="Arial"/>
+          <w:sz w:val="22"/>
+          <w:szCs w:val="22"/>
+        </w:rPr>
+        <w:t xml:space="preserve">Each user gets their own isolated container on the cloud server. Account agents, IBKR connection, and encrypted credentials all live here, completely separated from every other user.</w:t>
+      </w:r>
+    </w:p>
+    <w:p>
+      <w:pPr>
+        <w:spacing w:after="80"/>
+      </w:pPr>
     </w:p>
     <w:p>
       <w:pPr>
@@ -590,10 +556,10 @@
       <w:r>
         <w:rPr>
           <w:rFonts w:ascii="Arial" w:cs="Arial" w:eastAsia="Arial" w:hAnsi="Arial"/>
-          <w:sz w:val="220"/>
-          <w:szCs w:val="220"/>
-        </w:rPr>
-        <w:t xml:space="preserve">WebSocket broadcaster — pushes scored signals to all connected user containers</w:t>
+          <w:sz w:val="22"/>
+          <w:szCs w:val="22"/>
+        </w:rPr>
+        <w:t xml:space="preserve">Account decision agents — one per IBKR sub-account (options, longs, scalping)</w:t>
       </w:r>
     </w:p>
     <w:p>
@@ -608,51 +574,11 @@
       <w:r>
         <w:rPr>
           <w:rFonts w:ascii="Arial" w:cs="Arial" w:eastAsia="Arial" w:hAnsi="Arial"/>
-          <w:sz w:val="220"/>
-          <w:szCs w:val="220"/>
-        </w:rPr>
-        <w:t xml:space="preserve">Signal registry — tracks which symbols each user's container has requested</w:t>
-      </w:r>
-    </w:p>
-    <w:p>
-      <w:pPr>
-        <w:spacing w:after="180"/>
-      </w:pPr>
-    </w:p>
-    <w:p>
-      <w:pPr>
-        <w:pStyle w:val="Heading2"/>
-        <w:spacing w:after="80" w:before="200"/>
-      </w:pPr>
-      <w:r>
-        <w:rPr>
-          <w:rFonts w:ascii="Arial" w:cs="Arial" w:eastAsia="Arial" w:hAnsi="Arial"/>
-          <w:b/>
-          <w:bCs/>
-          <w:color w:val="0D7377"/>
-          <w:sz w:val="260"/>
-          <w:szCs w:val="260"/>
-        </w:rPr>
-        <w:t xml:space="preserve">2.2 Layer 2 — Per-User Containers (Cloud, Isolated)</w:t>
-      </w:r>
-    </w:p>
-    <w:p>
-      <w:pPr>
-        <w:spacing w:after="160" w:line="276"/>
-      </w:pPr>
-      <w:r>
-        <w:rPr>
-          <w:rFonts w:ascii="Arial" w:cs="Arial" w:eastAsia="Arial" w:hAnsi="Arial"/>
-          <w:sz w:val="220"/>
-          <w:szCs w:val="220"/>
-        </w:rPr>
-        <w:t xml:space="preserve">Each user gets their own isolated container on the cloud server. The container holds everything needed to execute on their behalf: their account decision agents, their IBKR connection, and their encrypted credentials. All of this is logically separated from every other user's container.</w:t>
-      </w:r>
-    </w:p>
-    <w:p>
-      <w:pPr>
-        <w:spacing w:after="80"/>
-      </w:pPr>
+          <w:sz w:val="22"/>
+          <w:szCs w:val="22"/>
+        </w:rPr>
+        <w:t xml:space="preserve">IBKR Gateway — connects to the user's own IBKR account</w:t>
+      </w:r>
     </w:p>
     <w:p>
       <w:pPr>
@@ -666,10 +592,10 @@
       <w:r>
         <w:rPr>
           <w:rFonts w:ascii="Arial" w:cs="Arial" w:eastAsia="Arial" w:hAnsi="Arial"/>
-          <w:sz w:val="220"/>
-          <w:szCs w:val="220"/>
-        </w:rPr>
-        <w:t xml:space="preserve">Account decision agents — one per IBKR sub-account (e.g. options, longs, scalping)</w:t>
+          <w:sz w:val="22"/>
+          <w:szCs w:val="22"/>
+        </w:rPr>
+        <w:t xml:space="preserve">Encrypted credential store — IBKR credentials and Claude API key, per-container encryption</w:t>
       </w:r>
     </w:p>
     <w:p>
@@ -684,10 +610,10 @@
       <w:r>
         <w:rPr>
           <w:rFonts w:ascii="Arial" w:cs="Arial" w:eastAsia="Arial" w:hAnsi="Arial"/>
-          <w:sz w:val="220"/>
-          <w:szCs w:val="220"/>
-        </w:rPr>
-        <w:t xml:space="preserve">IBKR Gateway — connects to the user's own IBKR account</w:t>
+          <w:sz w:val="22"/>
+          <w:szCs w:val="22"/>
+        </w:rPr>
+        <w:t xml:space="preserve">Strategy profile — risk params, score thresholds, favourite symbols, kill switch preference</w:t>
       </w:r>
     </w:p>
     <w:p>
@@ -702,10 +628,49 @@
       <w:r>
         <w:rPr>
           <w:rFonts w:ascii="Arial" w:cs="Arial" w:eastAsia="Arial" w:hAnsi="Arial"/>
-          <w:sz w:val="220"/>
-          <w:szCs w:val="220"/>
-        </w:rPr>
-        <w:t xml:space="preserve">Encrypted credential store — IBKR credentials and Claude API key, encrypted at rest</w:t>
+          <w:sz w:val="22"/>
+          <w:szCs w:val="22"/>
+        </w:rPr>
+        <w:t xml:space="preserve">State publisher — pushes positions and P&amp;L to the web dashboard</w:t>
+      </w:r>
+    </w:p>
+    <w:p>
+      <w:pPr>
+        <w:spacing w:after="160"/>
+      </w:pPr>
+    </w:p>
+    <w:p>
+      <w:pPr>
+        <w:pStyle w:val="Heading2"/>
+        <w:spacing w:after="80" w:before="240"/>
+      </w:pPr>
+      <w:r>
+        <w:rPr>
+          <w:rFonts w:ascii="Arial" w:cs="Arial" w:eastAsia="Arial" w:hAnsi="Arial"/>
+          <w:b/>
+          <w:bCs/>
+          <w:color w:val="0D7377"/>
+          <w:sz w:val="26"/>
+          <w:szCs w:val="26"/>
+        </w:rPr>
+        <w:t xml:space="preserve">Layer 3 — User Interfaces</w:t>
+      </w:r>
+    </w:p>
+    <w:p>
+      <w:pPr>
+        <w:pStyle w:val="Heading3"/>
+        <w:spacing w:after="60" w:before="160"/>
+      </w:pPr>
+      <w:r>
+        <w:rPr>
+          <w:rFonts w:ascii="Arial" w:cs="Arial" w:eastAsia="Arial" w:hAnsi="Arial"/>
+          <w:b/>
+          <w:bCs/>
+          <w:color w:val="1B2A4A"/>
+          <w:sz w:val="24"/>
+          <w:szCs w:val="24"/>
+        </w:rPr>
+        <w:t xml:space="preserve">Web Dashboard</w:t>
       </w:r>
     </w:p>
     <w:p>
@@ -720,10 +685,10 @@
       <w:r>
         <w:rPr>
           <w:rFonts w:ascii="Arial" w:cs="Arial" w:eastAsia="Arial" w:hAnsi="Arial"/>
-          <w:sz w:val="220"/>
-          <w:szCs w:val="220"/>
-        </w:rPr>
-        <w:t xml:space="preserve">Strategy profile — each account's own risk params, score thresholds, favourite symbols</w:t>
+          <w:sz w:val="22"/>
+          <w:szCs w:val="22"/>
+        </w:rPr>
+        <w:t xml:space="preserve">Login with per-user authentication</w:t>
       </w:r>
     </w:p>
     <w:p>
@@ -738,10 +703,10 @@
       <w:r>
         <w:rPr>
           <w:rFonts w:ascii="Arial" w:cs="Arial" w:eastAsia="Arial" w:hAnsi="Arial"/>
-          <w:sz w:val="220"/>
-          <w:szCs w:val="220"/>
-        </w:rPr>
-        <w:t xml:space="preserve">Local position tracker — tracks open positions, P&amp;L, order history</w:t>
+          <w:sz w:val="22"/>
+          <w:szCs w:val="22"/>
+        </w:rPr>
+        <w:t xml:space="preserve">One-time setup screen — IBKR credentials, Claude API key, signal feed URL</w:t>
       </w:r>
     </w:p>
     <w:p>
@@ -756,10 +721,10 @@
       <w:r>
         <w:rPr>
           <w:rFonts w:ascii="Arial" w:cs="Arial" w:eastAsia="Arial" w:hAnsi="Arial"/>
-          <w:sz w:val="220"/>
-          <w:szCs w:val="220"/>
-        </w:rPr>
-        <w:t xml:space="preserve">Kill switch subscription — user-configurable; if on, honours Chief emergency halt</w:t>
+          <w:sz w:val="22"/>
+          <w:szCs w:val="22"/>
+        </w:rPr>
+        <w:t xml:space="preserve">Live positions and P&amp;L per account (options, longs, scalping)</w:t>
       </w:r>
     </w:p>
     <w:p>
@@ -774,67 +739,10 @@
       <w:r>
         <w:rPr>
           <w:rFonts w:ascii="Arial" w:cs="Arial" w:eastAsia="Arial" w:hAnsi="Arial"/>
-          <w:sz w:val="220"/>
-          <w:szCs w:val="220"/>
-        </w:rPr>
-        <w:t xml:space="preserve">State publisher — pushes positions and P&amp;L to the web dashboard</w:t>
-      </w:r>
-    </w:p>
-    <w:p>
-      <w:pPr>
-        <w:spacing w:after="180"/>
-      </w:pPr>
-    </w:p>
-    <w:p>
-      <w:pPr>
-        <w:pStyle w:val="Heading2"/>
-        <w:spacing w:after="80" w:before="200"/>
-      </w:pPr>
-      <w:r>
-        <w:rPr>
-          <w:rFonts w:ascii="Arial" w:cs="Arial" w:eastAsia="Arial" w:hAnsi="Arial"/>
-          <w:b/>
-          <w:bCs/>
-          <w:color w:val="0D7377"/>
-          <w:sz w:val="260"/>
-          <w:szCs w:val="260"/>
-        </w:rPr>
-        <w:t xml:space="preserve">2.3 Layer 3 — User Interfaces</w:t>
-      </w:r>
-    </w:p>
-    <w:p>
-      <w:pPr>
-        <w:spacing w:after="160" w:line="276"/>
-      </w:pPr>
-      <w:r>
-        <w:rPr>
-          <w:rFonts w:ascii="Arial" w:cs="Arial" w:eastAsia="Arial" w:hAnsi="Arial"/>
-          <w:sz w:val="220"/>
-          <w:szCs w:val="220"/>
-        </w:rPr>
-        <w:t xml:space="preserve">Users interact with the platform through two interfaces. Neither interface can place trades directly — they can only view and change settings.</w:t>
-      </w:r>
-    </w:p>
-    <w:p>
-      <w:pPr>
-        <w:spacing w:after="80"/>
-      </w:pPr>
-    </w:p>
-    <w:p>
-      <w:pPr>
-        <w:pStyle w:val="Heading3"/>
-        <w:spacing w:after="60" w:before="160"/>
-      </w:pPr>
-      <w:r>
-        <w:rPr>
-          <w:rFonts w:ascii="Arial" w:cs="Arial" w:eastAsia="Arial" w:hAnsi="Arial"/>
-          <w:b/>
-          <w:bCs/>
-          <w:color w:val="1B2A4A"/>
-          <w:sz w:val="240"/>
-          <w:szCs w:val="240"/>
-        </w:rPr>
-        <w:t xml:space="preserve">Web Dashboard</w:t>
+          <w:sz w:val="22"/>
+          <w:szCs w:val="22"/>
+        </w:rPr>
+        <w:t xml:space="preserve">Trade history with AI reasoning — each trade shows what the agents concluded</w:t>
       </w:r>
     </w:p>
     <w:p>
@@ -849,10 +757,10 @@
       <w:r>
         <w:rPr>
           <w:rFonts w:ascii="Arial" w:cs="Arial" w:eastAsia="Arial" w:hAnsi="Arial"/>
-          <w:sz w:val="220"/>
-          <w:szCs w:val="220"/>
-        </w:rPr>
-        <w:t xml:space="preserve">Login screen with per-user authentication</w:t>
+          <w:sz w:val="22"/>
+          <w:szCs w:val="22"/>
+        </w:rPr>
+        <w:t xml:space="preserve">Strategy settings — score thresholds, risk %, options on/off, kill switch, favourites</w:t>
       </w:r>
     </w:p>
     <w:p>
@@ -867,10 +775,32 @@
       <w:r>
         <w:rPr>
           <w:rFonts w:ascii="Arial" w:cs="Arial" w:eastAsia="Arial" w:hAnsi="Arial"/>
-          <w:sz w:val="220"/>
-          <w:szCs w:val="220"/>
-        </w:rPr>
-        <w:t xml:space="preserve">Setup screen: enter IBKR credentials, Claude API key, signal feed URL</w:t>
+          <w:sz w:val="22"/>
+          <w:szCs w:val="22"/>
+        </w:rPr>
+        <w:t xml:space="preserve">Connection status — brain live? IBKR connected? Last heartbeat?</w:t>
+      </w:r>
+    </w:p>
+    <w:p>
+      <w:pPr>
+        <w:spacing w:after="100"/>
+      </w:pPr>
+    </w:p>
+    <w:p>
+      <w:pPr>
+        <w:pStyle w:val="Heading3"/>
+        <w:spacing w:after="60" w:before="160"/>
+      </w:pPr>
+      <w:r>
+        <w:rPr>
+          <w:rFonts w:ascii="Arial" w:cs="Arial" w:eastAsia="Arial" w:hAnsi="Arial"/>
+          <w:b/>
+          <w:bCs/>
+          <w:color w:val="1B2A4A"/>
+          <w:sz w:val="24"/>
+          <w:szCs w:val="24"/>
+        </w:rPr>
+        <w:t xml:space="preserve">Telegram Bot</w:t>
       </w:r>
     </w:p>
     <w:p>
@@ -885,10 +815,10 @@
       <w:r>
         <w:rPr>
           <w:rFonts w:ascii="Arial" w:cs="Arial" w:eastAsia="Arial" w:hAnsi="Arial"/>
-          <w:sz w:val="220"/>
-          <w:szCs w:val="220"/>
-        </w:rPr>
-        <w:t xml:space="preserve">Live positions panel — per account (options, longs, scalping)</w:t>
+          <w:sz w:val="22"/>
+          <w:szCs w:val="22"/>
+        </w:rPr>
+        <w:t xml:space="preserve">Trade notifications — pushed when a trade executes with brief AI rationale</w:t>
       </w:r>
     </w:p>
     <w:p>
@@ -903,10 +833,10 @@
       <w:r>
         <w:rPr>
           <w:rFonts w:ascii="Arial" w:cs="Arial" w:eastAsia="Arial" w:hAnsi="Arial"/>
-          <w:sz w:val="220"/>
-          <w:szCs w:val="220"/>
-        </w:rPr>
-        <w:t xml:space="preserve">P&amp;L dashboard — daily, weekly, all-time per account and aggregate</w:t>
+          <w:sz w:val="22"/>
+          <w:szCs w:val="22"/>
+        </w:rPr>
+        <w:t xml:space="preserve">Morning briefing — daily portfolio summary, market regime, what Decifer is watching</w:t>
       </w:r>
     </w:p>
     <w:p>
@@ -921,175 +851,27 @@
       <w:r>
         <w:rPr>
           <w:rFonts w:ascii="Arial" w:cs="Arial" w:eastAsia="Arial" w:hAnsi="Arial"/>
-          <w:sz w:val="220"/>
-          <w:szCs w:val="220"/>
-        </w:rPr>
-        <w:t xml:space="preserve">Trade history — each trade with the AI reasoning behind it</w:t>
-      </w:r>
-    </w:p>
-    <w:p>
-      <w:pPr>
-        <w:pStyle w:val="ListParagraph"/>
-        <w:numPr>
-          <w:ilvl w:val="0"/>
-          <w:numId w:val="2"/>
-        </w:numPr>
-        <w:spacing w:after="100"/>
-      </w:pPr>
-      <w:r>
-        <w:rPr>
-          <w:rFonts w:ascii="Arial" w:cs="Arial" w:eastAsia="Arial" w:hAnsi="Arial"/>
-          <w:sz w:val="220"/>
-          <w:szCs w:val="220"/>
-        </w:rPr>
-        <w:t xml:space="preserve">Strategy settings — score thresholds, risk %, options on/off, kill switch toggle</w:t>
-      </w:r>
-    </w:p>
-    <w:p>
-      <w:pPr>
-        <w:pStyle w:val="ListParagraph"/>
-        <w:numPr>
-          <w:ilvl w:val="0"/>
-          <w:numId w:val="2"/>
-        </w:numPr>
-        <w:spacing w:after="100"/>
-      </w:pPr>
-      <w:r>
-        <w:rPr>
-          <w:rFonts w:ascii="Arial" w:cs="Arial" w:eastAsia="Arial" w:hAnsi="Arial"/>
-          <w:sz w:val="220"/>
-          <w:szCs w:val="220"/>
-        </w:rPr>
-        <w:t xml:space="preserve">Favourite symbols — user can add stocks; brain adds them to its scan universe</w:t>
-      </w:r>
-    </w:p>
-    <w:p>
-      <w:pPr>
-        <w:pStyle w:val="ListParagraph"/>
-        <w:numPr>
-          <w:ilvl w:val="0"/>
-          <w:numId w:val="2"/>
-        </w:numPr>
-        <w:spacing w:after="100"/>
-      </w:pPr>
-      <w:r>
-        <w:rPr>
-          <w:rFonts w:ascii="Arial" w:cs="Arial" w:eastAsia="Arial" w:hAnsi="Arial"/>
-          <w:sz w:val="220"/>
-          <w:szCs w:val="220"/>
-        </w:rPr>
-        <w:t xml:space="preserve">Connection status — is IBKR connected? Is the brain signal feed live?</w:t>
-      </w:r>
-    </w:p>
-    <w:p>
-      <w:pPr>
-        <w:spacing w:after="120"/>
-      </w:pPr>
-    </w:p>
-    <w:p>
-      <w:pPr>
-        <w:pStyle w:val="Heading3"/>
-        <w:spacing w:after="60" w:before="160"/>
-      </w:pPr>
-      <w:r>
-        <w:rPr>
-          <w:rFonts w:ascii="Arial" w:cs="Arial" w:eastAsia="Arial" w:hAnsi="Arial"/>
-          <w:b/>
-          <w:bCs/>
-          <w:color w:val="1B2A4A"/>
-          <w:sz w:val="240"/>
-          <w:szCs w:val="240"/>
-        </w:rPr>
-        <w:t xml:space="preserve">Telegram Bot</w:t>
-      </w:r>
-    </w:p>
-    <w:p>
-      <w:pPr>
-        <w:pStyle w:val="ListParagraph"/>
-        <w:numPr>
-          <w:ilvl w:val="0"/>
-          <w:numId w:val="2"/>
-        </w:numPr>
-        <w:spacing w:after="100"/>
-      </w:pPr>
-      <w:r>
-        <w:rPr>
-          <w:rFonts w:ascii="Arial" w:cs="Arial" w:eastAsia="Arial" w:hAnsi="Arial"/>
-          <w:sz w:val="220"/>
-          <w:szCs w:val="220"/>
-        </w:rPr>
-        <w:t xml:space="preserve">Trade notifications — pushed when a trade executes, with brief AI rationale</w:t>
-      </w:r>
-    </w:p>
-    <w:p>
-      <w:pPr>
-        <w:pStyle w:val="ListParagraph"/>
-        <w:numPr>
-          <w:ilvl w:val="0"/>
-          <w:numId w:val="2"/>
-        </w:numPr>
-        <w:spacing w:after="100"/>
-      </w:pPr>
-      <w:r>
-        <w:rPr>
-          <w:rFonts w:ascii="Arial" w:cs="Arial" w:eastAsia="Arial" w:hAnsi="Arial"/>
-          <w:sz w:val="220"/>
-          <w:szCs w:val="220"/>
-        </w:rPr>
-        <w:t xml:space="preserve">Morning briefing — daily portfolio summary, market regime, what Decifer is watching</w:t>
-      </w:r>
-    </w:p>
-    <w:p>
-      <w:pPr>
-        <w:pStyle w:val="ListParagraph"/>
-        <w:numPr>
-          <w:ilvl w:val="0"/>
-          <w:numId w:val="2"/>
-        </w:numPr>
-        <w:spacing w:after="100"/>
-      </w:pPr>
-      <w:r>
-        <w:rPr>
-          <w:rFonts w:ascii="Arial" w:cs="Arial" w:eastAsia="Arial" w:hAnsi="Arial"/>
-          <w:sz w:val="220"/>
-          <w:szCs w:val="220"/>
-        </w:rPr>
-        <w:t xml:space="preserve">Quick commands — 'pause', 'resume', 'show positions', 'show P&amp;L today'</w:t>
-      </w:r>
-    </w:p>
-    <w:p>
-      <w:pPr>
-        <w:pStyle w:val="ListParagraph"/>
-        <w:numPr>
-          <w:ilvl w:val="0"/>
-          <w:numId w:val="2"/>
-        </w:numPr>
-        <w:spacing w:after="100"/>
-      </w:pPr>
-      <w:r>
-        <w:rPr>
-          <w:rFonts w:ascii="Arial" w:cs="Arial" w:eastAsia="Arial" w:hAnsi="Arial"/>
-          <w:sz w:val="220"/>
-          <w:szCs w:val="220"/>
-        </w:rPr>
-        <w:t xml:space="preserve">Emergency alerts — if brain sends kill signal and user is subscribed, Telegram confirms</w:t>
-      </w:r>
-    </w:p>
-    <w:p>
-      <w:pPr>
-        <w:spacing w:after="60"/>
+          <w:sz w:val="22"/>
+          <w:szCs w:val="22"/>
+        </w:rPr>
+        <w:t xml:space="preserve">Quick commands — pause, resume, show positions, show P&amp;L today</w:t>
+      </w:r>
+    </w:p>
+    <w:p>
+      <w:pPr>
+        <w:spacing w:after="80"/>
       </w:pPr>
     </w:p>
     <w:tbl>
       <w:tblPr>
         <w:tblW w:type="dxa" w:w="9360"/>
         <w:tblBorders>
-          <w:top w:val="single" w:color="0D7377" w:sz="2"/>
-          <w:left w:val="single" w:color="0D7377" w:sz="2"/>
-          <w:bottom w:val="single" w:color="0D7377" w:sz="2"/>
-          <w:right w:val="single" w:color="0D7377" w:sz="2"/>
+          <w:top w:val="single" w:color="auto" w:sz="4"/>
+          <w:left w:val="single" w:color="auto" w:sz="4"/>
+          <w:bottom w:val="single" w:color="auto" w:sz="4"/>
+          <w:right w:val="single" w:color="auto" w:sz="4"/>
           <w:insideH w:val="single" w:color="auto" w:sz="4"/>
-          <w:insideV w:val="single" w:color="BDC3C7" w:sz="2"/>
+          <w:insideV w:val="single" w:color="auto" w:sz="4"/>
         </w:tblBorders>
       </w:tblPr>
       <w:tblGrid>
@@ -1100,6 +882,12 @@
         <w:tc>
           <w:tcPr>
             <w:tcW w:type="dxa" w:w="1200"/>
+            <w:tcBorders>
+              <w:top w:val="single" w:color="BDC3C7" w:sz="1"/>
+              <w:left w:val="single" w:color="BDC3C7" w:sz="1"/>
+              <w:bottom w:val="single" w:color="BDC3C7" w:sz="1"/>
+              <w:right w:val="single" w:color="BDC3C7" w:sz="1"/>
+            </w:tcBorders>
             <w:shd w:fill="D6EAF8" w:val="clear"/>
             <w:tcMar>
               <w:top w:type="dxa" w:w="80"/>
@@ -1109,14 +897,17 @@
             </w:tcMar>
           </w:tcPr>
           <w:p>
+            <w:pPr>
+              <w:spacing w:after="0"/>
+            </w:pPr>
             <w:r>
               <w:rPr>
                 <w:rFonts w:ascii="Arial" w:cs="Arial" w:eastAsia="Arial" w:hAnsi="Arial"/>
                 <w:b/>
                 <w:bCs/>
                 <w:color w:val="1B2A4A"/>
-                <w:sz w:val="200"/>
-                <w:szCs w:val="200"/>
+                <w:sz w:val="20"/>
+                <w:szCs w:val="20"/>
               </w:rPr>
               <w:t xml:space="preserve">Important</w:t>
             </w:r>
@@ -1125,6 +916,12 @@
         <w:tc>
           <w:tcPr>
             <w:tcW w:type="dxa" w:w="8160"/>
+            <w:tcBorders>
+              <w:top w:val="single" w:color="BDC3C7" w:sz="1"/>
+              <w:left w:val="single" w:color="BDC3C7" w:sz="1"/>
+              <w:bottom w:val="single" w:color="BDC3C7" w:sz="1"/>
+              <w:right w:val="single" w:color="BDC3C7" w:sz="1"/>
+            </w:tcBorders>
             <w:shd w:fill="FFFFFF" w:val="clear"/>
             <w:tcMar>
               <w:top w:type="dxa" w:w="80"/>
@@ -1140,10 +937,10 @@
             <w:r>
               <w:rPr>
                 <w:rFonts w:ascii="Arial" w:cs="Arial" w:eastAsia="Arial" w:hAnsi="Arial"/>
-                <w:sz w:val="220"/>
-                <w:szCs w:val="220"/>
-              </w:rPr>
-              <w:t xml:space="preserve">Telegram is for notifications and quick commands only — not for trade execution. Telegram message latency during volatile markets can reach 3–8 seconds, which is too slow for time-critical order management. All execution happens within the container.</w:t>
+                <w:sz w:val="22"/>
+                <w:szCs w:val="22"/>
+              </w:rPr>
+              <w:t xml:space="preserve">Telegram is for notifications and quick commands only, never for trade execution. Telegram latency during volatile markets can reach 3 to 8 seconds. All execution happens inside the container via the signal feed.</w:t>
             </w:r>
           </w:p>
         </w:tc>
@@ -1151,13 +948,13 @@
     </w:tbl>
     <w:p>
       <w:pPr>
-        <w:spacing w:after="180"/>
+        <w:spacing w:after="160"/>
       </w:pPr>
     </w:p>
     <w:p>
       <w:pPr>
         <w:pStyle w:val="Heading2"/>
-        <w:spacing w:after="80" w:before="200"/>
+        <w:spacing w:after="80" w:before="240"/>
       </w:pPr>
       <w:r>
         <w:rPr>
@@ -1165,10 +962,10 @@
           <w:b/>
           <w:bCs/>
           <w:color w:val="0D7377"/>
-          <w:sz w:val="260"/>
-          <w:szCs w:val="260"/>
-        </w:rPr>
-        <w:t xml:space="preserve">2.4 Architecture Diagram</w:t>
+          <w:sz w:val="26"/>
+          <w:szCs w:val="26"/>
+        </w:rPr>
+        <w:t xml:space="preserve">Architecture Diagram</w:t>
       </w:r>
     </w:p>
     <w:p>
@@ -1211,249 +1008,224 @@
           </w:tcPr>
           <w:p>
             <w:pPr>
-              <w:spacing w:after="60"/>
+              <w:spacing w:after="40"/>
             </w:pPr>
             <w:r>
               <w:rPr>
                 <w:rFonts w:ascii="Courier New" w:cs="Courier New" w:eastAsia="Courier New" w:hAnsi="Courier New"/>
-                <w:sz w:val="200"/>
-                <w:szCs w:val="200"/>
-              </w:rPr>
-              <w:t xml:space="preserve">┌────────────────────────────────────────────┐</w:t>
-            </w:r>
-          </w:p>
-          <w:p>
-            <w:pPr>
-              <w:spacing w:after="60"/>
+                <w:sz w:val="18"/>
+                <w:szCs w:val="18"/>
+              </w:rPr>
+              <w:t xml:space="preserve">  +--------------------------------------------+</w:t>
+            </w:r>
+          </w:p>
+          <w:p>
+            <w:pPr>
+              <w:spacing w:after="40"/>
             </w:pPr>
             <w:r>
               <w:rPr>
                 <w:rFonts w:ascii="Courier New" w:cs="Courier New" w:eastAsia="Courier New" w:hAnsi="Courier New"/>
-                <w:b/>
-                <w:bCs/>
-                <w:sz w:val="200"/>
-                <w:szCs w:val="200"/>
-              </w:rPr>
-              <w:t xml:space="preserve">│         CLOUD — DECIFER BRAIN              │</w:t>
-            </w:r>
-          </w:p>
-          <w:p>
-            <w:pPr>
-              <w:spacing w:after="60"/>
+                <w:sz w:val="18"/>
+                <w:szCs w:val="18"/>
+              </w:rPr>
+              <w:t xml:space="preserve">  |    CLOUD -- DECIFER BRAIN (SHARED)         |</w:t>
+            </w:r>
+          </w:p>
+          <w:p>
+            <w:pPr>
+              <w:spacing w:after="40"/>
             </w:pPr>
             <w:r>
               <w:rPr>
                 <w:rFonts w:ascii="Courier New" w:cs="Courier New" w:eastAsia="Courier New" w:hAnsi="Courier New"/>
-                <w:sz w:val="200"/>
-                <w:szCs w:val="200"/>
-              </w:rPr>
-              <w:t xml:space="preserve">│  Scanner → Signals → 6-Agent Pipeline      │</w:t>
-            </w:r>
-          </w:p>
-          <w:p>
-            <w:pPr>
-              <w:spacing w:after="60"/>
+                <w:sz w:val="18"/>
+                <w:szCs w:val="18"/>
+              </w:rPr>
+              <w:t xml:space="preserve">  |  Scanner  .  6-Agent Pipeline  .  ML       |</w:t>
+            </w:r>
+          </w:p>
+          <w:p>
+            <w:pPr>
+              <w:spacing w:after="40"/>
             </w:pPr>
             <w:r>
               <w:rPr>
                 <w:rFonts w:ascii="Courier New" w:cs="Courier New" w:eastAsia="Courier New" w:hAnsi="Courier New"/>
-                <w:sz w:val="200"/>
-                <w:szCs w:val="200"/>
-              </w:rPr>
-              <w:t xml:space="preserve">│  ML Engine · News Sentinel · Chief Kill    │</w:t>
-            </w:r>
-          </w:p>
-          <w:p>
-            <w:pPr>
-              <w:spacing w:after="60"/>
+                <w:sz w:val="18"/>
+                <w:szCs w:val="18"/>
+              </w:rPr>
+              <w:t xml:space="preserve">  |  News Sentinel  .  WebSocket Broadcaster   |</w:t>
+            </w:r>
+          </w:p>
+          <w:p>
+            <w:pPr>
+              <w:spacing w:after="40"/>
             </w:pPr>
             <w:r>
               <w:rPr>
                 <w:rFonts w:ascii="Courier New" w:cs="Courier New" w:eastAsia="Courier New" w:hAnsi="Courier New"/>
-                <w:sz w:val="200"/>
-                <w:szCs w:val="200"/>
-              </w:rPr>
-              <w:t xml:space="preserve">│  WebSocket Signal Broadcaster              │</w:t>
-            </w:r>
-          </w:p>
-          <w:p>
-            <w:pPr>
-              <w:spacing w:after="60"/>
+                <w:sz w:val="18"/>
+                <w:szCs w:val="18"/>
+              </w:rPr>
+              <w:t xml:space="preserve">  +------------------+--------------------------+</w:t>
+            </w:r>
+          </w:p>
+          <w:p>
+            <w:pPr>
+              <w:spacing w:after="40"/>
             </w:pPr>
             <w:r>
               <w:rPr>
                 <w:rFonts w:ascii="Courier New" w:cs="Courier New" w:eastAsia="Courier New" w:hAnsi="Courier New"/>
-                <w:sz w:val="200"/>
-                <w:szCs w:val="200"/>
-              </w:rPr>
-              <w:t xml:space="preserve">└───────────────────┬────────────────────────┘</w:t>
-            </w:r>
-          </w:p>
-          <w:p>
-            <w:pPr>
-              <w:spacing w:after="60"/>
+                <w:sz w:val="18"/>
+                <w:szCs w:val="18"/>
+              </w:rPr>
+              <w:t xml:space="preserve">                     |  Signals down / Favourites up</w:t>
+            </w:r>
+          </w:p>
+          <w:p>
+            <w:pPr>
+              <w:spacing w:after="40"/>
             </w:pPr>
             <w:r>
               <w:rPr>
                 <w:rFonts w:ascii="Courier New" w:cs="Courier New" w:eastAsia="Courier New" w:hAnsi="Courier New"/>
-                <w:sz w:val="200"/>
-                <w:szCs w:val="200"/>
-              </w:rPr>
-              <w:t xml:space="preserve">                    │ WebSocket (signals ↓ / favourites ↑)</w:t>
-            </w:r>
-          </w:p>
-          <w:p>
-            <w:pPr>
-              <w:spacing w:after="60"/>
+                <w:sz w:val="18"/>
+                <w:szCs w:val="18"/>
+              </w:rPr>
+              <w:t xml:space="preserve">           +---------+---------+</w:t>
+            </w:r>
+          </w:p>
+          <w:p>
+            <w:pPr>
+              <w:spacing w:after="40"/>
             </w:pPr>
             <w:r>
               <w:rPr>
                 <w:rFonts w:ascii="Courier New" w:cs="Courier New" w:eastAsia="Courier New" w:hAnsi="Courier New"/>
-                <w:sz w:val="200"/>
-                <w:szCs w:val="200"/>
-              </w:rPr>
-              <w:t xml:space="preserve">          ┌─────────┼──────────┐</w:t>
-            </w:r>
-          </w:p>
-          <w:p>
-            <w:pPr>
-              <w:spacing w:after="60"/>
+                <w:sz w:val="18"/>
+                <w:szCs w:val="18"/>
+              </w:rPr>
+              <w:t xml:space="preserve">       [User A]  [User B]  [User C]</w:t>
+            </w:r>
+          </w:p>
+          <w:p>
+            <w:pPr>
+              <w:spacing w:after="40"/>
             </w:pPr>
             <w:r>
               <w:rPr>
                 <w:rFonts w:ascii="Courier New" w:cs="Courier New" w:eastAsia="Courier New" w:hAnsi="Courier New"/>
-                <w:sz w:val="200"/>
-                <w:szCs w:val="200"/>
-              </w:rPr>
-              <w:t xml:space="preserve">      [User A]  [User B]  [User C]   ...</w:t>
-            </w:r>
-          </w:p>
-          <w:p>
-            <w:pPr>
-              <w:spacing w:after="60"/>
+                <w:sz w:val="18"/>
+                <w:szCs w:val="18"/>
+              </w:rPr>
+              <w:t xml:space="preserve">           |</w:t>
+            </w:r>
+          </w:p>
+          <w:p>
+            <w:pPr>
+              <w:spacing w:after="40"/>
             </w:pPr>
             <w:r>
               <w:rPr>
                 <w:rFonts w:ascii="Courier New" w:cs="Courier New" w:eastAsia="Courier New" w:hAnsi="Courier New"/>
-                <w:sz w:val="200"/>
-                <w:szCs w:val="200"/>
-              </w:rPr>
-              <w:t xml:space="preserve">          │</w:t>
-            </w:r>
-          </w:p>
-          <w:p>
-            <w:pPr>
-              <w:spacing w:after="60"/>
+                <w:sz w:val="18"/>
+                <w:szCs w:val="18"/>
+              </w:rPr>
+              <w:t xml:space="preserve">  +--------+--------------------------------------+</w:t>
+            </w:r>
+          </w:p>
+          <w:p>
+            <w:pPr>
+              <w:spacing w:after="40"/>
             </w:pPr>
             <w:r>
               <w:rPr>
                 <w:rFonts w:ascii="Courier New" w:cs="Courier New" w:eastAsia="Courier New" w:hAnsi="Courier New"/>
-                <w:sz w:val="200"/>
-                <w:szCs w:val="200"/>
-              </w:rPr>
-              <w:t xml:space="preserve">┌─────────┴───────────────────────────────┐</w:t>
-            </w:r>
-          </w:p>
-          <w:p>
-            <w:pPr>
-              <w:spacing w:after="60"/>
+                <w:sz w:val="18"/>
+                <w:szCs w:val="18"/>
+              </w:rPr>
+              <w:t xml:space="preserve">  |    ISOLATED USER CONTAINER                   |</w:t>
+            </w:r>
+          </w:p>
+          <w:p>
+            <w:pPr>
+              <w:spacing w:after="40"/>
             </w:pPr>
             <w:r>
               <w:rPr>
                 <w:rFonts w:ascii="Courier New" w:cs="Courier New" w:eastAsia="Courier New" w:hAnsi="Courier New"/>
-                <w:b/>
-                <w:bCs/>
-                <w:sz w:val="200"/>
-                <w:szCs w:val="200"/>
-              </w:rPr>
-              <w:t xml:space="preserve">│    ISOLATED USER CONTAINER              │</w:t>
-            </w:r>
-          </w:p>
-          <w:p>
-            <w:pPr>
-              <w:spacing w:after="60"/>
+                <w:sz w:val="18"/>
+                <w:szCs w:val="18"/>
+              </w:rPr>
+              <w:t xml:space="preserve">  |  Account Agents (options / longs / scalping) |</w:t>
+            </w:r>
+          </w:p>
+          <w:p>
+            <w:pPr>
+              <w:spacing w:after="40"/>
             </w:pPr>
             <w:r>
               <w:rPr>
                 <w:rFonts w:ascii="Courier New" w:cs="Courier New" w:eastAsia="Courier New" w:hAnsi="Courier New"/>
-                <w:sz w:val="200"/>
-                <w:szCs w:val="200"/>
-              </w:rPr>
-              <w:t xml:space="preserve">│  Account Agents (options/longs/scalping) │</w:t>
-            </w:r>
-          </w:p>
-          <w:p>
-            <w:pPr>
-              <w:spacing w:after="60"/>
+                <w:sz w:val="18"/>
+                <w:szCs w:val="18"/>
+              </w:rPr>
+              <w:t xml:space="preserve">  |  IBKR Gateway  .  Encrypted Credentials      |</w:t>
+            </w:r>
+          </w:p>
+          <w:p>
+            <w:pPr>
+              <w:spacing w:after="40"/>
             </w:pPr>
             <w:r>
               <w:rPr>
                 <w:rFonts w:ascii="Courier New" w:cs="Courier New" w:eastAsia="Courier New" w:hAnsi="Courier New"/>
-                <w:sz w:val="200"/>
-                <w:szCs w:val="200"/>
-              </w:rPr>
-              <w:t xml:space="preserve">│  IBKR Gateway  ·  Encrypted Creds       │</w:t>
-            </w:r>
-          </w:p>
-          <w:p>
-            <w:pPr>
-              <w:spacing w:after="60"/>
+                <w:sz w:val="18"/>
+                <w:szCs w:val="18"/>
+              </w:rPr>
+              <w:t xml:space="preserve">  |  Strategy Profile  .  Kill Switch            |</w:t>
+            </w:r>
+          </w:p>
+          <w:p>
+            <w:pPr>
+              <w:spacing w:after="40"/>
             </w:pPr>
             <w:r>
               <w:rPr>
                 <w:rFonts w:ascii="Courier New" w:cs="Courier New" w:eastAsia="Courier New" w:hAnsi="Courier New"/>
-                <w:sz w:val="200"/>
-                <w:szCs w:val="200"/>
-              </w:rPr>
-              <w:t xml:space="preserve">│  Strategy Profile  ·  Kill Switch       │</w:t>
-            </w:r>
-          </w:p>
-          <w:p>
-            <w:pPr>
-              <w:spacing w:after="60"/>
+                <w:sz w:val="18"/>
+                <w:szCs w:val="18"/>
+              </w:rPr>
+              <w:t xml:space="preserve">  |  State Publisher -&gt; Web Dashboard            |</w:t>
+            </w:r>
+          </w:p>
+          <w:p>
+            <w:pPr>
+              <w:spacing w:after="40"/>
             </w:pPr>
             <w:r>
               <w:rPr>
                 <w:rFonts w:ascii="Courier New" w:cs="Courier New" w:eastAsia="Courier New" w:hAnsi="Courier New"/>
-                <w:sz w:val="200"/>
-                <w:szCs w:val="200"/>
-              </w:rPr>
-              <w:t xml:space="preserve">│  State Publisher → Web Dashboard        │</w:t>
-            </w:r>
-          </w:p>
-          <w:p>
-            <w:pPr>
-              <w:spacing w:after="0"/>
-            </w:pPr>
-            <w:r>
-              <w:rPr>
-                <w:rFonts w:ascii="Courier New" w:cs="Courier New" w:eastAsia="Courier New" w:hAnsi="Courier New"/>
-                <w:sz w:val="200"/>
-                <w:szCs w:val="200"/>
-              </w:rPr>
-              <w:t xml:space="preserve">└─────────────────────────────────────────┘</w:t>
+                <w:sz w:val="18"/>
+                <w:szCs w:val="18"/>
+              </w:rPr>
+              <w:t xml:space="preserve">  +----------------------------------------------+</w:t>
             </w:r>
           </w:p>
         </w:tc>
       </w:tr>
     </w:tbl>
     <w:p>
-      <w:pPr>
-        <w:spacing w:after="180"/>
-      </w:pPr>
-    </w:p>
-    <w:p>
-      <w:pPr>
-        <w:spacing w:after="200"/>
-      </w:pPr>
+      <w:r>
+        <w:br w:type="page"/>
+      </w:r>
     </w:p>
     <w:p>
       <w:pPr>
         <w:pStyle w:val="Heading1"/>
-        <w:pBdr>
-          <w:bottom w:val="single" w:color="0D7377" w:sz="6" w:space="4"/>
-        </w:pBdr>
-        <w:spacing w:after="80" w:before="240"/>
+        <w:spacing w:after="120" w:before="320"/>
       </w:pPr>
       <w:r>
         <w:rPr>
@@ -1461,28 +1233,23 @@
           <w:b/>
           <w:bCs/>
           <w:color w:val="1B2A4A"/>
-          <w:sz w:val="320"/>
-          <w:szCs w:val="320"/>
+          <w:sz w:val="32"/>
+          <w:szCs w:val="32"/>
         </w:rPr>
         <w:t xml:space="preserve">3. Account Decision Agents</w:t>
       </w:r>
     </w:p>
     <w:p>
       <w:pPr>
-        <w:spacing w:after="120"/>
-      </w:pPr>
-    </w:p>
-    <w:p>
-      <w:pPr>
         <w:spacing w:after="160" w:line="276"/>
       </w:pPr>
       <w:r>
         <w:rPr>
           <w:rFonts w:ascii="Arial" w:cs="Arial" w:eastAsia="Arial" w:hAnsi="Arial"/>
-          <w:sz w:val="220"/>
-          <w:szCs w:val="220"/>
-        </w:rPr>
-        <w:t xml:space="preserve">This is the core innovation of the multi-account architecture. Rather than one decision-maker for the whole system, each account has its own autonomous agent that acts as the final decision-maker for that account specifically.</w:t>
+          <w:sz w:val="22"/>
+          <w:szCs w:val="22"/>
+        </w:rPr>
+        <w:t xml:space="preserve">The core innovation. Each account has its own autonomous agent downstream of the brain's 6-agent pipeline. It receives every signal, applies its account rules independently, and decides whether to execute using the user's own Claude API key.</w:t>
       </w:r>
     </w:p>
     <w:p>
@@ -1493,7 +1260,7 @@
     <w:p>
       <w:pPr>
         <w:pStyle w:val="Heading2"/>
-        <w:spacing w:after="80" w:before="200"/>
+        <w:spacing w:after="80" w:before="240"/>
       </w:pPr>
       <w:r>
         <w:rPr>
@@ -1501,29 +1268,11 @@
           <w:b/>
           <w:bCs/>
           <w:color w:val="0D7377"/>
-          <w:sz w:val="260"/>
-          <w:szCs w:val="260"/>
-        </w:rPr>
-        <w:t xml:space="preserve">3.1 How It Works</w:t>
-      </w:r>
-    </w:p>
-    <w:p>
-      <w:pPr>
-        <w:spacing w:after="160" w:line="276"/>
-      </w:pPr>
-      <w:r>
-        <w:rPr>
-          <w:rFonts w:ascii="Arial" w:cs="Arial" w:eastAsia="Arial" w:hAnsi="Arial"/>
-          <w:sz w:val="220"/>
-          <w:szCs w:val="220"/>
-        </w:rPr>
-        <w:t xml:space="preserve">The brain generates and broadcasts signals continuously. Each account decision agent subscribes to this feed and independently evaluates every incoming signal against its own account profile. The agent uses the user's own Claude API key to run its analysis.</w:t>
-      </w:r>
-    </w:p>
-    <w:p>
-      <w:pPr>
-        <w:spacing w:after="80"/>
-      </w:pPr>
+          <w:sz w:val="26"/>
+          <w:szCs w:val="26"/>
+        </w:rPr>
+        <w:t xml:space="preserve">Signal Flow</w:t>
+      </w:r>
     </w:p>
     <w:p>
       <w:pPr>
@@ -1537,10 +1286,10 @@
       <w:r>
         <w:rPr>
           <w:rFonts w:ascii="Arial" w:cs="Arial" w:eastAsia="Arial" w:hAnsi="Arial"/>
-          <w:sz w:val="220"/>
-          <w:szCs w:val="220"/>
-        </w:rPr>
-        <w:t xml:space="preserve">Brain broadcasts a scored signal: e.g. 'NVDA long, score 41/50, options opportunity identified'</w:t>
+          <w:sz w:val="22"/>
+          <w:szCs w:val="22"/>
+        </w:rPr>
+        <w:t xml:space="preserve">Brain broadcasts: NVDA long, score 41 out of 50, options opportunity identified.</w:t>
       </w:r>
     </w:p>
     <w:p>
@@ -1555,10 +1304,10 @@
       <w:r>
         <w:rPr>
           <w:rFonts w:ascii="Arial" w:cs="Arial" w:eastAsia="Arial" w:hAnsi="Arial"/>
-          <w:sz w:val="220"/>
-          <w:szCs w:val="220"/>
-        </w:rPr>
-        <w:t xml:space="preserve">All connected account agents receive the signal simultaneously</w:t>
+          <w:sz w:val="22"/>
+          <w:szCs w:val="22"/>
+        </w:rPr>
+        <w:t xml:space="preserve">All account agents receive the signal simultaneously.</w:t>
       </w:r>
     </w:p>
     <w:p>
@@ -1573,10 +1322,10 @@
       <w:r>
         <w:rPr>
           <w:rFonts w:ascii="Arial" w:cs="Arial" w:eastAsia="Arial" w:hAnsi="Arial"/>
-          <w:sz w:val="220"/>
-          <w:szCs w:val="220"/>
-        </w:rPr>
-        <w:t xml:space="preserve">Options account agent: score meets its threshold, signal type matches, executes a call option</w:t>
+          <w:sz w:val="22"/>
+          <w:szCs w:val="22"/>
+        </w:rPr>
+        <w:t xml:space="preserve">Options agent: score meets threshold, signal type matches. Executes a call option.</w:t>
       </w:r>
     </w:p>
     <w:p>
@@ -1591,10 +1340,10 @@
       <w:r>
         <w:rPr>
           <w:rFonts w:ascii="Arial" w:cs="Arial" w:eastAsia="Arial" w:hAnsi="Arial"/>
-          <w:sz w:val="220"/>
-          <w:szCs w:val="220"/>
-        </w:rPr>
-        <w:t xml:space="preserve">Longs account agent: score meets its threshold, positions available, buys shares</w:t>
+          <w:sz w:val="22"/>
+          <w:szCs w:val="22"/>
+        </w:rPr>
+        <w:t xml:space="preserve">Longs agent: score meets threshold, positions available. Buys shares.</w:t>
       </w:r>
     </w:p>
     <w:p>
@@ -1609,10 +1358,10 @@
       <w:r>
         <w:rPr>
           <w:rFonts w:ascii="Arial" w:cs="Arial" w:eastAsia="Arial" w:hAnsi="Arial"/>
-          <w:sz w:val="220"/>
-          <w:szCs w:val="220"/>
-        </w:rPr>
-        <w:t xml:space="preserve">Scalping account agent: hold time too long for its profile, ignores the signal</w:t>
+          <w:sz w:val="22"/>
+          <w:szCs w:val="22"/>
+        </w:rPr>
+        <w:t xml:space="preserve">Scalping agent: hold time too long for its profile. Ignores the signal.</w:t>
       </w:r>
     </w:p>
     <w:p>
@@ -1624,12 +1373,12 @@
       <w:tblPr>
         <w:tblW w:type="dxa" w:w="9360"/>
         <w:tblBorders>
-          <w:top w:val="single" w:color="0D7377" w:sz="2"/>
-          <w:left w:val="single" w:color="0D7377" w:sz="2"/>
-          <w:bottom w:val="single" w:color="0D7377" w:sz="2"/>
-          <w:right w:val="single" w:color="0D7377" w:sz="2"/>
+          <w:top w:val="single" w:color="auto" w:sz="4"/>
+          <w:left w:val="single" w:color="auto" w:sz="4"/>
+          <w:bottom w:val="single" w:color="auto" w:sz="4"/>
+          <w:right w:val="single" w:color="auto" w:sz="4"/>
           <w:insideH w:val="single" w:color="auto" w:sz="4"/>
-          <w:insideV w:val="single" w:color="BDC3C7" w:sz="2"/>
+          <w:insideV w:val="single" w:color="auto" w:sz="4"/>
         </w:tblBorders>
       </w:tblPr>
       <w:tblGrid>
@@ -1640,6 +1389,12 @@
         <w:tc>
           <w:tcPr>
             <w:tcW w:type="dxa" w:w="1200"/>
+            <w:tcBorders>
+              <w:top w:val="single" w:color="BDC3C7" w:sz="1"/>
+              <w:left w:val="single" w:color="BDC3C7" w:sz="1"/>
+              <w:bottom w:val="single" w:color="BDC3C7" w:sz="1"/>
+              <w:right w:val="single" w:color="BDC3C7" w:sz="1"/>
+            </w:tcBorders>
             <w:shd w:fill="D6EAF8" w:val="clear"/>
             <w:tcMar>
               <w:top w:type="dxa" w:w="80"/>
@@ -1649,14 +1404,17 @@
             </w:tcMar>
           </w:tcPr>
           <w:p>
+            <w:pPr>
+              <w:spacing w:after="0"/>
+            </w:pPr>
             <w:r>
               <w:rPr>
                 <w:rFonts w:ascii="Arial" w:cs="Arial" w:eastAsia="Arial" w:hAnsi="Arial"/>
                 <w:b/>
                 <w:bCs/>
                 <w:color w:val="1B2A4A"/>
-                <w:sz w:val="200"/>
-                <w:szCs w:val="200"/>
+                <w:sz w:val="20"/>
+                <w:szCs w:val="20"/>
               </w:rPr>
               <w:t xml:space="preserve">Key principle</w:t>
             </w:r>
@@ -1665,6 +1423,12 @@
         <w:tc>
           <w:tcPr>
             <w:tcW w:type="dxa" w:w="8160"/>
+            <w:tcBorders>
+              <w:top w:val="single" w:color="BDC3C7" w:sz="1"/>
+              <w:left w:val="single" w:color="BDC3C7" w:sz="1"/>
+              <w:bottom w:val="single" w:color="BDC3C7" w:sz="1"/>
+              <w:right w:val="single" w:color="BDC3C7" w:sz="1"/>
+            </w:tcBorders>
             <w:shd w:fill="FFFFFF" w:val="clear"/>
             <w:tcMar>
               <w:top w:type="dxa" w:w="80"/>
@@ -1680,10 +1444,10 @@
             <w:r>
               <w:rPr>
                 <w:rFonts w:ascii="Arial" w:cs="Arial" w:eastAsia="Arial" w:hAnsi="Arial"/>
-                <w:sz w:val="220"/>
-                <w:szCs w:val="220"/>
-              </w:rPr>
-              <w:t xml:space="preserve">The same signal can trigger multiple accounts simultaneously if it qualifies under each account's rules — with different sizing, different instruments, and different exit strategies per account. The brain doesn't coordinate this — it just broadcasts. Each agent decides independently.</w:t>
+                <w:sz w:val="22"/>
+                <w:szCs w:val="22"/>
+              </w:rPr>
+              <w:t xml:space="preserve">The same signal can trigger multiple accounts simultaneously. Each agent decides independently. The brain does not coordinate — it just broadcasts.</w:t>
             </w:r>
           </w:p>
         </w:tc>
@@ -1691,13 +1455,13 @@
     </w:tbl>
     <w:p>
       <w:pPr>
-        <w:spacing w:after="180"/>
+        <w:spacing w:after="160"/>
       </w:pPr>
     </w:p>
     <w:p>
       <w:pPr>
         <w:pStyle w:val="Heading2"/>
-        <w:spacing w:after="80" w:before="200"/>
+        <w:spacing w:after="80" w:before="240"/>
       </w:pPr>
       <w:r>
         <w:rPr>
@@ -1705,23 +1469,10 @@
           <w:b/>
           <w:bCs/>
           <w:color w:val="0D7377"/>
-          <w:sz w:val="260"/>
-          <w:szCs w:val="260"/>
-        </w:rPr>
-        <w:t xml:space="preserve">3.2 Account Profile Structure</w:t>
-      </w:r>
-    </w:p>
-    <w:p>
-      <w:pPr>
-        <w:spacing w:after="160" w:line="276"/>
-      </w:pPr>
-      <w:r>
-        <w:rPr>
-          <w:rFonts w:ascii="Arial" w:cs="Arial" w:eastAsia="Arial" w:hAnsi="Arial"/>
-          <w:sz w:val="220"/>
-          <w:szCs w:val="220"/>
-        </w:rPr>
-        <w:t xml:space="preserve">Each account within a user's container has its own profile — effectively its own strategy configuration. This is separate from the shared brain's global config.</w:t>
+          <w:sz w:val="26"/>
+          <w:szCs w:val="26"/>
+        </w:rPr>
+        <w:t xml:space="preserve">Account Profile Comparison</w:t>
       </w:r>
     </w:p>
     <w:p>
@@ -1768,16 +1519,19 @@
             </w:tcMar>
           </w:tcPr>
           <w:p>
+            <w:pPr>
+              <w:spacing w:after="0"/>
+            </w:pPr>
             <w:r>
               <w:rPr>
                 <w:rFonts w:ascii="Arial" w:cs="Arial" w:eastAsia="Arial" w:hAnsi="Arial"/>
                 <w:b/>
                 <w:bCs/>
                 <w:color w:val="FFFFFF"/>
-                <w:sz w:val="200"/>
-                <w:szCs w:val="200"/>
-              </w:rPr>
-              <w:t xml:space="preserve">Profile Setting</w:t>
+                <w:sz w:val="20"/>
+                <w:szCs w:val="20"/>
+              </w:rPr>
+              <w:t xml:space="preserve">Setting</w:t>
             </w:r>
           </w:p>
         </w:tc>
@@ -1799,16 +1553,19 @@
             </w:tcMar>
           </w:tcPr>
           <w:p>
+            <w:pPr>
+              <w:spacing w:after="0"/>
+            </w:pPr>
             <w:r>
               <w:rPr>
                 <w:rFonts w:ascii="Arial" w:cs="Arial" w:eastAsia="Arial" w:hAnsi="Arial"/>
                 <w:b/>
                 <w:bCs/>
                 <w:color w:val="FFFFFF"/>
-                <w:sz w:val="200"/>
-                <w:szCs w:val="200"/>
-              </w:rPr>
-              <w:t xml:space="preserve">Options Account Example</w:t>
+                <w:sz w:val="20"/>
+                <w:szCs w:val="20"/>
+              </w:rPr>
+              <w:t xml:space="preserve">Options Account</w:t>
             </w:r>
           </w:p>
         </w:tc>
@@ -1830,16 +1587,19 @@
             </w:tcMar>
           </w:tcPr>
           <w:p>
+            <w:pPr>
+              <w:spacing w:after="0"/>
+            </w:pPr>
             <w:r>
               <w:rPr>
                 <w:rFonts w:ascii="Arial" w:cs="Arial" w:eastAsia="Arial" w:hAnsi="Arial"/>
                 <w:b/>
                 <w:bCs/>
                 <w:color w:val="FFFFFF"/>
-                <w:sz w:val="200"/>
-                <w:szCs w:val="200"/>
-              </w:rPr>
-              <w:t xml:space="preserve">Scalping Account Example</w:t>
+                <w:sz w:val="20"/>
+                <w:szCs w:val="20"/>
+              </w:rPr>
+              <w:t xml:space="preserve">Scalping Account</w:t>
             </w:r>
           </w:p>
         </w:tc>
@@ -1869,8 +1629,8 @@
             <w:r>
               <w:rPr>
                 <w:rFonts w:ascii="Arial" w:cs="Arial" w:eastAsia="Arial" w:hAnsi="Arial"/>
-                <w:sz w:val="200"/>
-                <w:szCs w:val="200"/>
+                <w:sz w:val="20"/>
+                <w:szCs w:val="20"/>
               </w:rPr>
               <w:t xml:space="preserve">Strategy type</w:t>
             </w:r>
@@ -1900,8 +1660,8 @@
             <w:r>
               <w:rPr>
                 <w:rFonts w:ascii="Arial" w:cs="Arial" w:eastAsia="Arial" w:hAnsi="Arial"/>
-                <w:sz w:val="200"/>
-                <w:szCs w:val="200"/>
+                <w:sz w:val="20"/>
+                <w:szCs w:val="20"/>
               </w:rPr>
               <w:t xml:space="preserve">Options only</w:t>
             </w:r>
@@ -1931,8 +1691,8 @@
             <w:r>
               <w:rPr>
                 <w:rFonts w:ascii="Arial" w:cs="Arial" w:eastAsia="Arial" w:hAnsi="Arial"/>
-                <w:sz w:val="200"/>
-                <w:szCs w:val="200"/>
+                <w:sz w:val="20"/>
+                <w:szCs w:val="20"/>
               </w:rPr>
               <w:t xml:space="preserve">Intraday momentum</w:t>
             </w:r>
@@ -1964,8 +1724,8 @@
             <w:r>
               <w:rPr>
                 <w:rFonts w:ascii="Arial" w:cs="Arial" w:eastAsia="Arial" w:hAnsi="Arial"/>
-                <w:sz w:val="200"/>
-                <w:szCs w:val="200"/>
+                <w:sz w:val="20"/>
+                <w:szCs w:val="20"/>
               </w:rPr>
               <w:t xml:space="preserve">Min score threshold</w:t>
             </w:r>
@@ -1995,8 +1755,8 @@
             <w:r>
               <w:rPr>
                 <w:rFonts w:ascii="Arial" w:cs="Arial" w:eastAsia="Arial" w:hAnsi="Arial"/>
-                <w:sz w:val="200"/>
-                <w:szCs w:val="200"/>
+                <w:sz w:val="20"/>
+                <w:szCs w:val="20"/>
               </w:rPr>
               <w:t xml:space="preserve">35 / 50</w:t>
             </w:r>
@@ -2026,8 +1786,8 @@
             <w:r>
               <w:rPr>
                 <w:rFonts w:ascii="Arial" w:cs="Arial" w:eastAsia="Arial" w:hAnsi="Arial"/>
-                <w:sz w:val="200"/>
-                <w:szCs w:val="200"/>
+                <w:sz w:val="20"/>
+                <w:szCs w:val="20"/>
               </w:rPr>
               <w:t xml:space="preserve">22 / 50</w:t>
             </w:r>
@@ -2059,8 +1819,8 @@
             <w:r>
               <w:rPr>
                 <w:rFonts w:ascii="Arial" w:cs="Arial" w:eastAsia="Arial" w:hAnsi="Arial"/>
-                <w:sz w:val="200"/>
-                <w:szCs w:val="200"/>
+                <w:sz w:val="20"/>
+                <w:szCs w:val="20"/>
               </w:rPr>
               <w:t xml:space="preserve">Max positions</w:t>
             </w:r>
@@ -2090,8 +1850,8 @@
             <w:r>
               <w:rPr>
                 <w:rFonts w:ascii="Arial" w:cs="Arial" w:eastAsia="Arial" w:hAnsi="Arial"/>
-                <w:sz w:val="200"/>
-                <w:szCs w:val="200"/>
+                <w:sz w:val="20"/>
+                <w:szCs w:val="20"/>
               </w:rPr>
               <w:t xml:space="preserve">8</w:t>
             </w:r>
@@ -2121,8 +1881,8 @@
             <w:r>
               <w:rPr>
                 <w:rFonts w:ascii="Arial" w:cs="Arial" w:eastAsia="Arial" w:hAnsi="Arial"/>
-                <w:sz w:val="200"/>
-                <w:szCs w:val="200"/>
+                <w:sz w:val="20"/>
+                <w:szCs w:val="20"/>
               </w:rPr>
               <w:t xml:space="preserve">15</w:t>
             </w:r>
@@ -2154,8 +1914,8 @@
             <w:r>
               <w:rPr>
                 <w:rFonts w:ascii="Arial" w:cs="Arial" w:eastAsia="Arial" w:hAnsi="Arial"/>
-                <w:sz w:val="200"/>
-                <w:szCs w:val="200"/>
+                <w:sz w:val="20"/>
+                <w:szCs w:val="20"/>
               </w:rPr>
               <w:t xml:space="preserve">Risk per trade</w:t>
             </w:r>
@@ -2185,8 +1945,8 @@
             <w:r>
               <w:rPr>
                 <w:rFonts w:ascii="Arial" w:cs="Arial" w:eastAsia="Arial" w:hAnsi="Arial"/>
-                <w:sz w:val="200"/>
-                <w:szCs w:val="200"/>
+                <w:sz w:val="20"/>
+                <w:szCs w:val="20"/>
               </w:rPr>
               <w:t xml:space="preserve">2.5% of account</w:t>
             </w:r>
@@ -2216,8 +1976,8 @@
             <w:r>
               <w:rPr>
                 <w:rFonts w:ascii="Arial" w:cs="Arial" w:eastAsia="Arial" w:hAnsi="Arial"/>
-                <w:sz w:val="200"/>
-                <w:szCs w:val="200"/>
+                <w:sz w:val="20"/>
+                <w:szCs w:val="20"/>
               </w:rPr>
               <w:t xml:space="preserve">1.5% of account</w:t>
             </w:r>
@@ -2249,8 +2009,8 @@
             <w:r>
               <w:rPr>
                 <w:rFonts w:ascii="Arial" w:cs="Arial" w:eastAsia="Arial" w:hAnsi="Arial"/>
-                <w:sz w:val="200"/>
-                <w:szCs w:val="200"/>
+                <w:sz w:val="20"/>
+                <w:szCs w:val="20"/>
               </w:rPr>
               <w:t xml:space="preserve">Max hold time</w:t>
             </w:r>
@@ -2280,8 +2040,8 @@
             <w:r>
               <w:rPr>
                 <w:rFonts w:ascii="Arial" w:cs="Arial" w:eastAsia="Arial" w:hAnsi="Arial"/>
-                <w:sz w:val="200"/>
-                <w:szCs w:val="200"/>
+                <w:sz w:val="20"/>
+                <w:szCs w:val="20"/>
               </w:rPr>
               <w:t xml:space="preserve">Up to 45 DTE</w:t>
             </w:r>
@@ -2311,8 +2071,8 @@
             <w:r>
               <w:rPr>
                 <w:rFonts w:ascii="Arial" w:cs="Arial" w:eastAsia="Arial" w:hAnsi="Arial"/>
-                <w:sz w:val="200"/>
-                <w:szCs w:val="200"/>
+                <w:sz w:val="20"/>
+                <w:szCs w:val="20"/>
               </w:rPr>
               <w:t xml:space="preserve">Same day only</w:t>
             </w:r>
@@ -2344,8 +2104,8 @@
             <w:r>
               <w:rPr>
                 <w:rFonts w:ascii="Arial" w:cs="Arial" w:eastAsia="Arial" w:hAnsi="Arial"/>
-                <w:sz w:val="200"/>
-                <w:szCs w:val="200"/>
+                <w:sz w:val="20"/>
+                <w:szCs w:val="20"/>
               </w:rPr>
               <w:t xml:space="preserve">Stop loss</w:t>
             </w:r>
@@ -2375,8 +2135,8 @@
             <w:r>
               <w:rPr>
                 <w:rFonts w:ascii="Arial" w:cs="Arial" w:eastAsia="Arial" w:hAnsi="Arial"/>
-                <w:sz w:val="200"/>
-                <w:szCs w:val="200"/>
+                <w:sz w:val="20"/>
+                <w:szCs w:val="20"/>
               </w:rPr>
               <w:t xml:space="preserve">50% premium loss</w:t>
             </w:r>
@@ -2406,10 +2166,10 @@
             <w:r>
               <w:rPr>
                 <w:rFonts w:ascii="Arial" w:cs="Arial" w:eastAsia="Arial" w:hAnsi="Arial"/>
-                <w:sz w:val="200"/>
-                <w:szCs w:val="200"/>
-              </w:rPr>
-              <w:t xml:space="preserve">ATR × 1.0</w:t>
+                <w:sz w:val="20"/>
+                <w:szCs w:val="20"/>
+              </w:rPr>
+              <w:t xml:space="preserve">ATR x 1.0</w:t>
             </w:r>
           </w:p>
         </w:tc>
@@ -2439,10 +2199,10 @@
             <w:r>
               <w:rPr>
                 <w:rFonts w:ascii="Arial" w:cs="Arial" w:eastAsia="Arial" w:hAnsi="Arial"/>
-                <w:sz w:val="200"/>
-                <w:szCs w:val="200"/>
-              </w:rPr>
-              <w:t xml:space="preserve">Favourite symbols</w:t>
+                <w:sz w:val="20"/>
+                <w:szCs w:val="20"/>
+              </w:rPr>
+              <w:t xml:space="preserve">Kill switch</w:t>
             </w:r>
           </w:p>
         </w:tc>
@@ -2470,10 +2230,10 @@
             <w:r>
               <w:rPr>
                 <w:rFonts w:ascii="Arial" w:cs="Arial" w:eastAsia="Arial" w:hAnsi="Arial"/>
-                <w:sz w:val="200"/>
-                <w:szCs w:val="200"/>
-              </w:rPr>
-              <w:t xml:space="preserve">NVDA, TSLA, SPY</w:t>
+                <w:sz w:val="20"/>
+                <w:szCs w:val="20"/>
+              </w:rPr>
+              <w:t xml:space="preserve">On (honours brain halt)</w:t>
             </w:r>
           </w:p>
         </w:tc>
@@ -2501,10 +2261,10 @@
             <w:r>
               <w:rPr>
                 <w:rFonts w:ascii="Arial" w:cs="Arial" w:eastAsia="Arial" w:hAnsi="Arial"/>
-                <w:sz w:val="200"/>
-                <w:szCs w:val="200"/>
-              </w:rPr>
-              <w:t xml:space="preserve">Any high-volume movers</w:t>
+                <w:sz w:val="20"/>
+                <w:szCs w:val="20"/>
+              </w:rPr>
+              <w:t xml:space="preserve">Off (sovereign)</w:t>
             </w:r>
           </w:p>
         </w:tc>
@@ -2534,10 +2294,10 @@
             <w:r>
               <w:rPr>
                 <w:rFonts w:ascii="Arial" w:cs="Arial" w:eastAsia="Arial" w:hAnsi="Arial"/>
-                <w:sz w:val="200"/>
-                <w:szCs w:val="200"/>
-              </w:rPr>
-              <w:t xml:space="preserve">Kill switch</w:t>
+                <w:sz w:val="20"/>
+                <w:szCs w:val="20"/>
+              </w:rPr>
+              <w:t xml:space="preserve">Claude API key</w:t>
             </w:r>
           </w:p>
         </w:tc>
@@ -2565,10 +2325,10 @@
             <w:r>
               <w:rPr>
                 <w:rFonts w:ascii="Arial" w:cs="Arial" w:eastAsia="Arial" w:hAnsi="Arial"/>
-                <w:sz w:val="200"/>
-                <w:szCs w:val="200"/>
-              </w:rPr>
-              <w:t xml:space="preserve">On (honours brain halt)</w:t>
+                <w:sz w:val="20"/>
+                <w:szCs w:val="20"/>
+              </w:rPr>
+              <w:t xml:space="preserve">User's own key</w:t>
             </w:r>
           </w:p>
         </w:tc>
@@ -2596,103 +2356,8 @@
             <w:r>
               <w:rPr>
                 <w:rFonts w:ascii="Arial" w:cs="Arial" w:eastAsia="Arial" w:hAnsi="Arial"/>
-                <w:sz w:val="200"/>
-                <w:szCs w:val="200"/>
-              </w:rPr>
-              <w:t xml:space="preserve">Off (sovereign)</w:t>
-            </w:r>
-          </w:p>
-        </w:tc>
-      </w:tr>
-      <w:tr>
-        <w:tc>
-          <w:tcPr>
-            <w:tcW w:type="dxa" w:w="3120"/>
-            <w:tcBorders>
-              <w:top w:val="single" w:color="BDC3C7" w:sz="1"/>
-              <w:left w:val="single" w:color="BDC3C7" w:sz="1"/>
-              <w:bottom w:val="single" w:color="BDC3C7" w:sz="1"/>
-              <w:right w:val="single" w:color="BDC3C7" w:sz="1"/>
-            </w:tcBorders>
-            <w:shd w:fill="FFFFFF" w:val="clear"/>
-            <w:tcMar>
-              <w:top w:type="dxa" w:w="80"/>
-              <w:left w:type="dxa" w:w="120"/>
-              <w:bottom w:type="dxa" w:w="80"/>
-              <w:right w:type="dxa" w:w="120"/>
-            </w:tcMar>
-          </w:tcPr>
-          <w:p>
-            <w:pPr>
-              <w:spacing w:after="0"/>
-            </w:pPr>
-            <w:r>
-              <w:rPr>
-                <w:rFonts w:ascii="Arial" w:cs="Arial" w:eastAsia="Arial" w:hAnsi="Arial"/>
-                <w:sz w:val="200"/>
-                <w:szCs w:val="200"/>
-              </w:rPr>
-              <w:t xml:space="preserve">Claude API key</w:t>
-            </w:r>
-          </w:p>
-        </w:tc>
-        <w:tc>
-          <w:tcPr>
-            <w:tcW w:type="dxa" w:w="3120"/>
-            <w:tcBorders>
-              <w:top w:val="single" w:color="BDC3C7" w:sz="1"/>
-              <w:left w:val="single" w:color="BDC3C7" w:sz="1"/>
-              <w:bottom w:val="single" w:color="BDC3C7" w:sz="1"/>
-              <w:right w:val="single" w:color="BDC3C7" w:sz="1"/>
-            </w:tcBorders>
-            <w:shd w:fill="FFFFFF" w:val="clear"/>
-            <w:tcMar>
-              <w:top w:type="dxa" w:w="80"/>
-              <w:left w:type="dxa" w:w="120"/>
-              <w:bottom w:type="dxa" w:w="80"/>
-              <w:right w:type="dxa" w:w="120"/>
-            </w:tcMar>
-          </w:tcPr>
-          <w:p>
-            <w:pPr>
-              <w:spacing w:after="0"/>
-            </w:pPr>
-            <w:r>
-              <w:rPr>
-                <w:rFonts w:ascii="Arial" w:cs="Arial" w:eastAsia="Arial" w:hAnsi="Arial"/>
-                <w:sz w:val="200"/>
-                <w:szCs w:val="200"/>
-              </w:rPr>
-              <w:t xml:space="preserve">User's own key</w:t>
-            </w:r>
-          </w:p>
-        </w:tc>
-        <w:tc>
-          <w:tcPr>
-            <w:tcW w:type="dxa" w:w="3120"/>
-            <w:tcBorders>
-              <w:top w:val="single" w:color="BDC3C7" w:sz="1"/>
-              <w:left w:val="single" w:color="BDC3C7" w:sz="1"/>
-              <w:bottom w:val="single" w:color="BDC3C7" w:sz="1"/>
-              <w:right w:val="single" w:color="BDC3C7" w:sz="1"/>
-            </w:tcBorders>
-            <w:shd w:fill="FFFFFF" w:val="clear"/>
-            <w:tcMar>
-              <w:top w:type="dxa" w:w="80"/>
-              <w:left w:type="dxa" w:w="120"/>
-              <w:bottom w:type="dxa" w:w="80"/>
-              <w:right w:type="dxa" w:w="120"/>
-            </w:tcMar>
-          </w:tcPr>
-          <w:p>
-            <w:pPr>
-              <w:spacing w:after="0"/>
-            </w:pPr>
-            <w:r>
-              <w:rPr>
-                <w:rFonts w:ascii="Arial" w:cs="Arial" w:eastAsia="Arial" w:hAnsi="Arial"/>
-                <w:sz w:val="200"/>
-                <w:szCs w:val="200"/>
+                <w:sz w:val="20"/>
+                <w:szCs w:val="20"/>
               </w:rPr>
               <w:t xml:space="preserve">User's own key</w:t>
             </w:r>
@@ -2701,22 +2366,14 @@
       </w:tr>
     </w:tbl>
     <w:p>
-      <w:pPr>
-        <w:spacing w:after="180"/>
-      </w:pPr>
-    </w:p>
-    <w:p>
-      <w:pPr>
-        <w:spacing w:after="200"/>
-      </w:pPr>
+      <w:r>
+        <w:br w:type="page"/>
+      </w:r>
     </w:p>
     <w:p>
       <w:pPr>
         <w:pStyle w:val="Heading1"/>
-        <w:pBdr>
-          <w:bottom w:val="single" w:color="0D7377" w:sz="6" w:space="4"/>
-        </w:pBdr>
-        <w:spacing w:after="80" w:before="240"/>
+        <w:spacing w:after="120" w:before="320"/>
       </w:pPr>
       <w:r>
         <w:rPr>
@@ -2724,33 +2381,28 @@
           <w:b/>
           <w:bCs/>
           <w:color w:val="1B2A4A"/>
-          <w:sz w:val="320"/>
-          <w:szCs w:val="320"/>
+          <w:sz w:val="32"/>
+          <w:szCs w:val="32"/>
         </w:rPr>
         <w:t xml:space="preserve">4. Two-Way Communication</w:t>
       </w:r>
     </w:p>
     <w:p>
       <w:pPr>
-        <w:spacing w:after="120"/>
-      </w:pPr>
-    </w:p>
-    <w:p>
-      <w:pPr>
         <w:spacing w:after="160" w:line="276"/>
       </w:pPr>
       <w:r>
         <w:rPr>
           <w:rFonts w:ascii="Arial" w:cs="Arial" w:eastAsia="Arial" w:hAnsi="Arial"/>
-          <w:sz w:val="220"/>
-          <w:szCs w:val="220"/>
-        </w:rPr>
-        <w:t xml:space="preserve">The connection between the brain and each user container is bidirectional. Signals flow from brain to container. Preferences and heartbeats flow from container to brain.</w:t>
-      </w:r>
-    </w:p>
-    <w:p>
-      <w:pPr>
-        <w:spacing w:after="100"/>
+          <w:sz w:val="22"/>
+          <w:szCs w:val="22"/>
+        </w:rPr>
+        <w:t xml:space="preserve">The connection between brain and each user container is bidirectional. Signals flow from brain to container. Preferences and heartbeats flow from container to brain.</w:t>
+      </w:r>
+    </w:p>
+    <w:p>
+      <w:pPr>
+        <w:spacing w:after="80"/>
       </w:pPr>
     </w:p>
     <w:tbl>
@@ -2792,14 +2444,17 @@
             </w:tcMar>
           </w:tcPr>
           <w:p>
+            <w:pPr>
+              <w:spacing w:after="0"/>
+            </w:pPr>
             <w:r>
               <w:rPr>
                 <w:rFonts w:ascii="Arial" w:cs="Arial" w:eastAsia="Arial" w:hAnsi="Arial"/>
                 <w:b/>
                 <w:bCs/>
                 <w:color w:val="FFFFFF"/>
-                <w:sz w:val="200"/>
-                <w:szCs w:val="200"/>
+                <w:sz w:val="20"/>
+                <w:szCs w:val="20"/>
               </w:rPr>
               <w:t xml:space="preserve">Direction</w:t>
             </w:r>
@@ -2823,14 +2478,17 @@
             </w:tcMar>
           </w:tcPr>
           <w:p>
+            <w:pPr>
+              <w:spacing w:after="0"/>
+            </w:pPr>
             <w:r>
               <w:rPr>
                 <w:rFonts w:ascii="Arial" w:cs="Arial" w:eastAsia="Arial" w:hAnsi="Arial"/>
                 <w:b/>
                 <w:bCs/>
                 <w:color w:val="FFFFFF"/>
-                <w:sz w:val="200"/>
-                <w:szCs w:val="200"/>
+                <w:sz w:val="20"/>
+                <w:szCs w:val="20"/>
               </w:rPr>
               <w:t xml:space="preserve">Message Type</w:t>
             </w:r>
@@ -2854,14 +2512,17 @@
             </w:tcMar>
           </w:tcPr>
           <w:p>
+            <w:pPr>
+              <w:spacing w:after="0"/>
+            </w:pPr>
             <w:r>
               <w:rPr>
                 <w:rFonts w:ascii="Arial" w:cs="Arial" w:eastAsia="Arial" w:hAnsi="Arial"/>
                 <w:b/>
                 <w:bCs/>
                 <w:color w:val="FFFFFF"/>
-                <w:sz w:val="200"/>
-                <w:szCs w:val="200"/>
+                <w:sz w:val="20"/>
+                <w:szCs w:val="20"/>
               </w:rPr>
               <w:t xml:space="preserve">Example</w:t>
             </w:r>
@@ -2893,10 +2554,10 @@
             <w:r>
               <w:rPr>
                 <w:rFonts w:ascii="Arial" w:cs="Arial" w:eastAsia="Arial" w:hAnsi="Arial"/>
-                <w:sz w:val="200"/>
-                <w:szCs w:val="200"/>
-              </w:rPr>
-              <w:t xml:space="preserve">Brain → Container</w:t>
+                <w:sz w:val="20"/>
+                <w:szCs w:val="20"/>
+              </w:rPr>
+              <w:t xml:space="preserve">Brain to Container</w:t>
             </w:r>
           </w:p>
         </w:tc>
@@ -2924,8 +2585,8 @@
             <w:r>
               <w:rPr>
                 <w:rFonts w:ascii="Arial" w:cs="Arial" w:eastAsia="Arial" w:hAnsi="Arial"/>
-                <w:sz w:val="200"/>
-                <w:szCs w:val="200"/>
+                <w:sz w:val="20"/>
+                <w:szCs w:val="20"/>
               </w:rPr>
               <w:t xml:space="preserve">Signal broadcast</w:t>
             </w:r>
@@ -2955,8 +2616,8 @@
             <w:r>
               <w:rPr>
                 <w:rFonts w:ascii="Arial" w:cs="Arial" w:eastAsia="Arial" w:hAnsi="Arial"/>
-                <w:sz w:val="200"/>
-                <w:szCs w:val="200"/>
+                <w:sz w:val="20"/>
+                <w:szCs w:val="20"/>
               </w:rPr>
               <w:t xml:space="preserve">AAPL long, score 38, high conviction</w:t>
             </w:r>
@@ -2988,10 +2649,10 @@
             <w:r>
               <w:rPr>
                 <w:rFonts w:ascii="Arial" w:cs="Arial" w:eastAsia="Arial" w:hAnsi="Arial"/>
-                <w:sz w:val="200"/>
-                <w:szCs w:val="200"/>
-              </w:rPr>
-              <w:t xml:space="preserve">Brain → Container</w:t>
+                <w:sz w:val="20"/>
+                <w:szCs w:val="20"/>
+              </w:rPr>
+              <w:t xml:space="preserve">Brain to Container</w:t>
             </w:r>
           </w:p>
         </w:tc>
@@ -3019,8 +2680,8 @@
             <w:r>
               <w:rPr>
                 <w:rFonts w:ascii="Arial" w:cs="Arial" w:eastAsia="Arial" w:hAnsi="Arial"/>
-                <w:sz w:val="200"/>
-                <w:szCs w:val="200"/>
+                <w:sz w:val="20"/>
+                <w:szCs w:val="20"/>
               </w:rPr>
               <w:t xml:space="preserve">Chief kill signal</w:t>
             </w:r>
@@ -3050,8 +2711,8 @@
             <w:r>
               <w:rPr>
                 <w:rFonts w:ascii="Arial" w:cs="Arial" w:eastAsia="Arial" w:hAnsi="Arial"/>
-                <w:sz w:val="200"/>
-                <w:szCs w:val="200"/>
+                <w:sz w:val="20"/>
+                <w:szCs w:val="20"/>
               </w:rPr>
               <w:t xml:space="preserve">VIX panic — halt all trading</w:t>
             </w:r>
@@ -3083,10 +2744,10 @@
             <w:r>
               <w:rPr>
                 <w:rFonts w:ascii="Arial" w:cs="Arial" w:eastAsia="Arial" w:hAnsi="Arial"/>
-                <w:sz w:val="200"/>
-                <w:szCs w:val="200"/>
-              </w:rPr>
-              <w:t xml:space="preserve">Brain → Container</w:t>
+                <w:sz w:val="20"/>
+                <w:szCs w:val="20"/>
+              </w:rPr>
+              <w:t xml:space="preserve">Brain to Container</w:t>
             </w:r>
           </w:p>
         </w:tc>
@@ -3114,8 +2775,8 @@
             <w:r>
               <w:rPr>
                 <w:rFonts w:ascii="Arial" w:cs="Arial" w:eastAsia="Arial" w:hAnsi="Arial"/>
-                <w:sz w:val="200"/>
-                <w:szCs w:val="200"/>
+                <w:sz w:val="20"/>
+                <w:szCs w:val="20"/>
               </w:rPr>
               <w:t xml:space="preserve">Heartbeat acknowledgement</w:t>
             </w:r>
@@ -3145,8 +2806,8 @@
             <w:r>
               <w:rPr>
                 <w:rFonts w:ascii="Arial" w:cs="Arial" w:eastAsia="Arial" w:hAnsi="Arial"/>
-                <w:sz w:val="200"/>
-                <w:szCs w:val="200"/>
+                <w:sz w:val="20"/>
+                <w:szCs w:val="20"/>
               </w:rPr>
               <w:t xml:space="preserve">Ping confirmed, connection healthy</w:t>
             </w:r>
@@ -3178,10 +2839,10 @@
             <w:r>
               <w:rPr>
                 <w:rFonts w:ascii="Arial" w:cs="Arial" w:eastAsia="Arial" w:hAnsi="Arial"/>
-                <w:sz w:val="200"/>
-                <w:szCs w:val="200"/>
-              </w:rPr>
-              <w:t xml:space="preserve">Container → Brain</w:t>
+                <w:sz w:val="20"/>
+                <w:szCs w:val="20"/>
+              </w:rPr>
+              <w:t xml:space="preserve">Container to Brain</w:t>
             </w:r>
           </w:p>
         </w:tc>
@@ -3209,8 +2870,8 @@
             <w:r>
               <w:rPr>
                 <w:rFonts w:ascii="Arial" w:cs="Arial" w:eastAsia="Arial" w:hAnsi="Arial"/>
-                <w:sz w:val="200"/>
-                <w:szCs w:val="200"/>
+                <w:sz w:val="20"/>
+                <w:szCs w:val="20"/>
               </w:rPr>
               <w:t xml:space="preserve">Favourite symbols update</w:t>
             </w:r>
@@ -3240,8 +2901,8 @@
             <w:r>
               <w:rPr>
                 <w:rFonts w:ascii="Arial" w:cs="Arial" w:eastAsia="Arial" w:hAnsi="Arial"/>
-                <w:sz w:val="200"/>
-                <w:szCs w:val="200"/>
+                <w:sz w:val="20"/>
+                <w:szCs w:val="20"/>
               </w:rPr>
               <w:t xml:space="preserve">Add MSFT, BABA to my scan universe</w:t>
             </w:r>
@@ -3273,10 +2934,10 @@
             <w:r>
               <w:rPr>
                 <w:rFonts w:ascii="Arial" w:cs="Arial" w:eastAsia="Arial" w:hAnsi="Arial"/>
-                <w:sz w:val="200"/>
-                <w:szCs w:val="200"/>
-              </w:rPr>
-              <w:t xml:space="preserve">Container → Brain</w:t>
+                <w:sz w:val="20"/>
+                <w:szCs w:val="20"/>
+              </w:rPr>
+              <w:t xml:space="preserve">Container to Brain</w:t>
             </w:r>
           </w:p>
         </w:tc>
@@ -3304,8 +2965,8 @@
             <w:r>
               <w:rPr>
                 <w:rFonts w:ascii="Arial" w:cs="Arial" w:eastAsia="Arial" w:hAnsi="Arial"/>
-                <w:sz w:val="200"/>
-                <w:szCs w:val="200"/>
+                <w:sz w:val="20"/>
+                <w:szCs w:val="20"/>
               </w:rPr>
               <w:t xml:space="preserve">Kill switch toggle</w:t>
             </w:r>
@@ -3335,8 +2996,8 @@
             <w:r>
               <w:rPr>
                 <w:rFonts w:ascii="Arial" w:cs="Arial" w:eastAsia="Arial" w:hAnsi="Arial"/>
-                <w:sz w:val="200"/>
-                <w:szCs w:val="200"/>
+                <w:sz w:val="20"/>
+                <w:szCs w:val="20"/>
               </w:rPr>
               <w:t xml:space="preserve">I am now subscribed / unsubscribed</w:t>
             </w:r>
@@ -3368,10 +3029,10 @@
             <w:r>
               <w:rPr>
                 <w:rFonts w:ascii="Arial" w:cs="Arial" w:eastAsia="Arial" w:hAnsi="Arial"/>
-                <w:sz w:val="200"/>
-                <w:szCs w:val="200"/>
-              </w:rPr>
-              <w:t xml:space="preserve">Container → Brain</w:t>
+                <w:sz w:val="20"/>
+                <w:szCs w:val="20"/>
+              </w:rPr>
+              <w:t xml:space="preserve">Container to Brain</w:t>
             </w:r>
           </w:p>
         </w:tc>
@@ -3399,8 +3060,8 @@
             <w:r>
               <w:rPr>
                 <w:rFonts w:ascii="Arial" w:cs="Arial" w:eastAsia="Arial" w:hAnsi="Arial"/>
-                <w:sz w:val="200"/>
-                <w:szCs w:val="200"/>
+                <w:sz w:val="20"/>
+                <w:szCs w:val="20"/>
               </w:rPr>
               <w:t xml:space="preserve">Heartbeat</w:t>
             </w:r>
@@ -3430,105 +3091,10 @@
             <w:r>
               <w:rPr>
                 <w:rFonts w:ascii="Arial" w:cs="Arial" w:eastAsia="Arial" w:hAnsi="Arial"/>
-                <w:sz w:val="200"/>
-                <w:szCs w:val="200"/>
+                <w:sz w:val="20"/>
+                <w:szCs w:val="20"/>
               </w:rPr>
               <w:t xml:space="preserve">Container alive, last trade 14:32</w:t>
-            </w:r>
-          </w:p>
-        </w:tc>
-      </w:tr>
-      <w:tr>
-        <w:tc>
-          <w:tcPr>
-            <w:tcW w:type="dxa" w:w="2600"/>
-            <w:tcBorders>
-              <w:top w:val="single" w:color="BDC3C7" w:sz="1"/>
-              <w:left w:val="single" w:color="BDC3C7" w:sz="1"/>
-              <w:bottom w:val="single" w:color="BDC3C7" w:sz="1"/>
-              <w:right w:val="single" w:color="BDC3C7" w:sz="1"/>
-            </w:tcBorders>
-            <w:shd w:fill="FFFFFF" w:val="clear"/>
-            <w:tcMar>
-              <w:top w:type="dxa" w:w="80"/>
-              <w:left w:type="dxa" w:w="120"/>
-              <w:bottom w:type="dxa" w:w="80"/>
-              <w:right w:type="dxa" w:w="120"/>
-            </w:tcMar>
-          </w:tcPr>
-          <w:p>
-            <w:pPr>
-              <w:spacing w:after="0"/>
-            </w:pPr>
-            <w:r>
-              <w:rPr>
-                <w:rFonts w:ascii="Arial" w:cs="Arial" w:eastAsia="Arial" w:hAnsi="Arial"/>
-                <w:sz w:val="200"/>
-                <w:szCs w:val="200"/>
-              </w:rPr>
-              <w:t xml:space="preserve">Container → Brain</w:t>
-            </w:r>
-          </w:p>
-        </w:tc>
-        <w:tc>
-          <w:tcPr>
-            <w:tcW w:type="dxa" w:w="2600"/>
-            <w:tcBorders>
-              <w:top w:val="single" w:color="BDC3C7" w:sz="1"/>
-              <w:left w:val="single" w:color="BDC3C7" w:sz="1"/>
-              <w:bottom w:val="single" w:color="BDC3C7" w:sz="1"/>
-              <w:right w:val="single" w:color="BDC3C7" w:sz="1"/>
-            </w:tcBorders>
-            <w:shd w:fill="FFFFFF" w:val="clear"/>
-            <w:tcMar>
-              <w:top w:type="dxa" w:w="80"/>
-              <w:left w:type="dxa" w:w="120"/>
-              <w:bottom w:type="dxa" w:w="80"/>
-              <w:right w:type="dxa" w:w="120"/>
-            </w:tcMar>
-          </w:tcPr>
-          <w:p>
-            <w:pPr>
-              <w:spacing w:after="0"/>
-            </w:pPr>
-            <w:r>
-              <w:rPr>
-                <w:rFonts w:ascii="Arial" w:cs="Arial" w:eastAsia="Arial" w:hAnsi="Arial"/>
-                <w:sz w:val="200"/>
-                <w:szCs w:val="200"/>
-              </w:rPr>
-              <w:t xml:space="preserve">Settings acknowledgement</w:t>
-            </w:r>
-          </w:p>
-        </w:tc>
-        <w:tc>
-          <w:tcPr>
-            <w:tcW w:type="dxa" w:w="4160"/>
-            <w:tcBorders>
-              <w:top w:val="single" w:color="BDC3C7" w:sz="1"/>
-              <w:left w:val="single" w:color="BDC3C7" w:sz="1"/>
-              <w:bottom w:val="single" w:color="BDC3C7" w:sz="1"/>
-              <w:right w:val="single" w:color="BDC3C7" w:sz="1"/>
-            </w:tcBorders>
-            <w:shd w:fill="FFFFFF" w:val="clear"/>
-            <w:tcMar>
-              <w:top w:type="dxa" w:w="80"/>
-              <w:left w:type="dxa" w:w="120"/>
-              <w:bottom w:type="dxa" w:w="80"/>
-              <w:right w:type="dxa" w:w="120"/>
-            </w:tcMar>
-          </w:tcPr>
-          <w:p>
-            <w:pPr>
-              <w:spacing w:after="0"/>
-            </w:pPr>
-            <w:r>
-              <w:rPr>
-                <w:rFonts w:ascii="Arial" w:cs="Arial" w:eastAsia="Arial" w:hAnsi="Arial"/>
-                <w:sz w:val="200"/>
-                <w:szCs w:val="200"/>
-              </w:rPr>
-              <w:t xml:space="preserve">Profile update received and applied</w:t>
             </w:r>
           </w:p>
         </w:tc>
@@ -3546,29 +3112,21 @@
       <w:r>
         <w:rPr>
           <w:rFonts w:ascii="Arial" w:cs="Arial" w:eastAsia="Arial" w:hAnsi="Arial"/>
-          <w:sz w:val="220"/>
-          <w:szCs w:val="220"/>
-        </w:rPr>
-        <w:t xml:space="preserve">Everything else — score filtering, risk calculations, position sizing, order execution — happens entirely within the user's container. The brain never needs to know about it.</w:t>
-      </w:r>
-    </w:p>
-    <w:p>
-      <w:pPr>
-        <w:spacing w:after="180"/>
-      </w:pPr>
-    </w:p>
-    <w:p>
-      <w:pPr>
-        <w:spacing w:after="200"/>
-      </w:pPr>
+          <w:sz w:val="22"/>
+          <w:szCs w:val="22"/>
+        </w:rPr>
+        <w:t xml:space="preserve">Everything else — score filtering, risk calculations, position sizing, order execution — happens entirely inside the user's container. The brain never needs to know about it.</w:t>
+      </w:r>
+    </w:p>
+    <w:p>
+      <w:r>
+        <w:br w:type="page"/>
+      </w:r>
     </w:p>
     <w:p>
       <w:pPr>
         <w:pStyle w:val="Heading1"/>
-        <w:pBdr>
-          <w:bottom w:val="single" w:color="0D7377" w:sz="6" w:space="4"/>
-        </w:pBdr>
-        <w:spacing w:after="80" w:before="240"/>
+        <w:spacing w:after="120" w:before="320"/>
       </w:pPr>
       <w:r>
         <w:rPr>
@@ -3576,16 +3134,11 @@
           <w:b/>
           <w:bCs/>
           <w:color w:val="1B2A4A"/>
-          <w:sz w:val="320"/>
-          <w:szCs w:val="320"/>
-        </w:rPr>
-        <w:t xml:space="preserve">5. Security &amp; Credential Management</w:t>
-      </w:r>
-    </w:p>
-    <w:p>
-      <w:pPr>
-        <w:spacing w:after="120"/>
-      </w:pPr>
+          <w:sz w:val="32"/>
+          <w:szCs w:val="32"/>
+        </w:rPr>
+        <w:t xml:space="preserve">5. Security and Credential Management</w:t>
+      </w:r>
     </w:p>
     <w:p>
       <w:pPr>
@@ -3594,33 +3147,16 @@
       <w:r>
         <w:rPr>
           <w:rFonts w:ascii="Arial" w:cs="Arial" w:eastAsia="Arial" w:hAnsi="Arial"/>
-          <w:sz w:val="220"/>
-          <w:szCs w:val="220"/>
-        </w:rPr>
-        <w:t xml:space="preserve">Handling broker credentials in a cloud system is the highest-stakes engineering decision in this architecture. The following design ensures that credentials are never accessible to anyone other than the user's own container.</w:t>
-      </w:r>
-    </w:p>
-    <w:p>
-      <w:pPr>
-        <w:spacing w:after="100"/>
-      </w:pPr>
-    </w:p>
-    <w:p>
-      <w:pPr>
-        <w:pStyle w:val="Heading2"/>
-        <w:spacing w:after="80" w:before="200"/>
-      </w:pPr>
-      <w:r>
-        <w:rPr>
-          <w:rFonts w:ascii="Arial" w:cs="Arial" w:eastAsia="Arial" w:hAnsi="Arial"/>
-          <w:b/>
-          <w:bCs/>
-          <w:color w:val="0D7377"/>
-          <w:sz w:val="260"/>
-          <w:szCs w:val="260"/>
-        </w:rPr>
-        <w:t xml:space="preserve">5.1 Credential Flow</w:t>
-      </w:r>
+          <w:sz w:val="22"/>
+          <w:szCs w:val="22"/>
+        </w:rPr>
+        <w:t xml:space="preserve">Each user's container holds its own encryption key. No other container can decrypt it. The platform owner never sees any user credentials.</w:t>
+      </w:r>
+    </w:p>
+    <w:p>
+      <w:pPr>
+        <w:spacing w:after="80"/>
+      </w:pPr>
     </w:p>
     <w:p>
       <w:pPr>
@@ -3634,10 +3170,10 @@
       <w:r>
         <w:rPr>
           <w:rFonts w:ascii="Arial" w:cs="Arial" w:eastAsia="Arial" w:hAnsi="Arial"/>
-          <w:sz w:val="220"/>
-          <w:szCs w:val="220"/>
-        </w:rPr>
-        <w:t xml:space="preserve">User opens web dashboard setup screen for the first time</w:t>
+          <w:sz w:val="22"/>
+          <w:szCs w:val="22"/>
+        </w:rPr>
+        <w:t xml:space="preserve">User enters credentials on the dashboard setup screen.</w:t>
       </w:r>
     </w:p>
     <w:p>
@@ -3652,10 +3188,10 @@
       <w:r>
         <w:rPr>
           <w:rFonts w:ascii="Arial" w:cs="Arial" w:eastAsia="Arial" w:hAnsi="Arial"/>
-          <w:sz w:val="220"/>
-          <w:szCs w:val="220"/>
-        </w:rPr>
-        <w:t xml:space="preserve">Enters IBKR credentials and personal Claude API key</w:t>
+          <w:sz w:val="22"/>
+          <w:szCs w:val="22"/>
+        </w:rPr>
+        <w:t xml:space="preserve">Credentials encrypted client-side before leaving the browser.</w:t>
       </w:r>
     </w:p>
     <w:p>
@@ -3670,10 +3206,10 @@
       <w:r>
         <w:rPr>
           <w:rFonts w:ascii="Arial" w:cs="Arial" w:eastAsia="Arial" w:hAnsi="Arial"/>
-          <w:sz w:val="220"/>
-          <w:szCs w:val="220"/>
-        </w:rPr>
-        <w:t xml:space="preserve">Credentials are encrypted client-side before leaving the browser</w:t>
+          <w:sz w:val="22"/>
+          <w:szCs w:val="22"/>
+        </w:rPr>
+        <w:t xml:space="preserve">Encrypted blob stored in the user's own container only.</w:t>
       </w:r>
     </w:p>
     <w:p>
@@ -3688,10 +3224,10 @@
       <w:r>
         <w:rPr>
           <w:rFonts w:ascii="Arial" w:cs="Arial" w:eastAsia="Arial" w:hAnsi="Arial"/>
-          <w:sz w:val="220"/>
-          <w:szCs w:val="220"/>
-        </w:rPr>
-        <w:t xml:space="preserve">Encrypted blob is stored in the user's container — never in a shared database</w:t>
+          <w:sz w:val="22"/>
+          <w:szCs w:val="22"/>
+        </w:rPr>
+        <w:t xml:space="preserve">Decrypted only at execution time, held briefly in memory, then discarded.</w:t>
       </w:r>
     </w:p>
     <w:p>
@@ -3706,285 +3242,16 @@
       <w:r>
         <w:rPr>
           <w:rFonts w:ascii="Arial" w:cs="Arial" w:eastAsia="Arial" w:hAnsi="Arial"/>
-          <w:sz w:val="220"/>
-          <w:szCs w:val="220"/>
-        </w:rPr>
-        <w:t xml:space="preserve">Each container holds its own encryption key — no other container can decrypt it</w:t>
-      </w:r>
-    </w:p>
-    <w:p>
-      <w:pPr>
-        <w:pStyle w:val="ListParagraph"/>
-        <w:numPr>
-          <w:ilvl w:val="0"/>
-          <w:numId w:val="3"/>
-        </w:numPr>
-        <w:spacing w:after="100"/>
-      </w:pPr>
-      <w:r>
-        <w:rPr>
-          <w:rFonts w:ascii="Arial" w:cs="Arial" w:eastAsia="Arial" w:hAnsi="Arial"/>
-          <w:sz w:val="220"/>
-          <w:szCs w:val="220"/>
-        </w:rPr>
-        <w:t xml:space="preserve">Credentials are decrypted only at execution time, held in memory briefly, then discarded</w:t>
-      </w:r>
-    </w:p>
-    <w:p>
-      <w:pPr>
-        <w:pStyle w:val="ListParagraph"/>
-        <w:numPr>
-          <w:ilvl w:val="0"/>
-          <w:numId w:val="3"/>
-        </w:numPr>
-        <w:spacing w:after="100"/>
-      </w:pPr>
-      <w:r>
-        <w:rPr>
-          <w:rFonts w:ascii="Arial" w:cs="Arial" w:eastAsia="Arial" w:hAnsi="Arial"/>
-          <w:sz w:val="220"/>
-          <w:szCs w:val="220"/>
-        </w:rPr>
-        <w:t xml:space="preserve">All credential access is logged to a separate audit trail</w:t>
+          <w:sz w:val="22"/>
+          <w:szCs w:val="22"/>
+        </w:rPr>
+        <w:t xml:space="preserve">All credential access logged to a separate immutable audit trail.</w:t>
       </w:r>
     </w:p>
     <w:p>
       <w:pPr>
         <w:spacing w:after="120"/>
       </w:pPr>
-    </w:p>
-    <w:tbl>
-      <w:tblPr>
-        <w:tblW w:type="dxa" w:w="9360"/>
-        <w:tblBorders>
-          <w:top w:val="single" w:color="0D7377" w:sz="2"/>
-          <w:left w:val="single" w:color="0D7377" w:sz="2"/>
-          <w:bottom w:val="single" w:color="0D7377" w:sz="2"/>
-          <w:right w:val="single" w:color="0D7377" w:sz="2"/>
-          <w:insideH w:val="single" w:color="auto" w:sz="4"/>
-          <w:insideV w:val="single" w:color="BDC3C7" w:sz="2"/>
-        </w:tblBorders>
-      </w:tblPr>
-      <w:tblGrid>
-        <w:gridCol w:w="1200"/>
-        <w:gridCol w:w="8160"/>
-      </w:tblGrid>
-      <w:tr>
-        <w:tc>
-          <w:tcPr>
-            <w:tcW w:type="dxa" w:w="1200"/>
-            <w:shd w:fill="D6EAF8" w:val="clear"/>
-            <w:tcMar>
-              <w:top w:type="dxa" w:w="80"/>
-              <w:left w:type="dxa" w:w="120"/>
-              <w:bottom w:type="dxa" w:w="80"/>
-              <w:right w:type="dxa" w:w="120"/>
-            </w:tcMar>
-          </w:tcPr>
-          <w:p>
-            <w:r>
-              <w:rPr>
-                <w:rFonts w:ascii="Arial" w:cs="Arial" w:eastAsia="Arial" w:hAnsi="Arial"/>
-                <w:b/>
-                <w:bCs/>
-                <w:color w:val="1B2A4A"/>
-                <w:sz w:val="200"/>
-                <w:szCs w:val="200"/>
-              </w:rPr>
-              <w:t xml:space="preserve">Critical rule</w:t>
-            </w:r>
-          </w:p>
-        </w:tc>
-        <w:tc>
-          <w:tcPr>
-            <w:tcW w:type="dxa" w:w="8160"/>
-            <w:shd w:fill="FFFFFF" w:val="clear"/>
-            <w:tcMar>
-              <w:top w:type="dxa" w:w="80"/>
-              <w:left w:type="dxa" w:w="160"/>
-              <w:bottom w:type="dxa" w:w="80"/>
-              <w:right w:type="dxa" w:w="120"/>
-            </w:tcMar>
-          </w:tcPr>
-          <w:p>
-            <w:pPr>
-              <w:spacing w:after="0"/>
-            </w:pPr>
-            <w:r>
-              <w:rPr>
-                <w:rFonts w:ascii="Arial" w:cs="Arial" w:eastAsia="Arial" w:hAnsi="Arial"/>
-                <w:sz w:val="220"/>
-                <w:szCs w:val="220"/>
-              </w:rPr>
-              <w:t xml:space="preserve">Credentials are decrypted only when placing a trade — not at startup, not cached in memory, not logged anywhere. This minimises the window during which plaintext credentials exist in the system.</w:t>
-            </w:r>
-          </w:p>
-        </w:tc>
-      </w:tr>
-    </w:tbl>
-    <w:p>
-      <w:pPr>
-        <w:spacing w:after="120"/>
-      </w:pPr>
-    </w:p>
-    <w:p>
-      <w:pPr>
-        <w:pStyle w:val="Heading2"/>
-        <w:spacing w:after="80" w:before="200"/>
-      </w:pPr>
-      <w:r>
-        <w:rPr>
-          <w:rFonts w:ascii="Arial" w:cs="Arial" w:eastAsia="Arial" w:hAnsi="Arial"/>
-          <w:b/>
-          <w:bCs/>
-          <w:color w:val="0D7377"/>
-          <w:sz w:val="260"/>
-          <w:szCs w:val="260"/>
-        </w:rPr>
-        <w:t xml:space="preserve">5.2 What the Platform Owner Cannot See</w:t>
-      </w:r>
-    </w:p>
-    <w:p>
-      <w:pPr>
-        <w:pStyle w:val="ListParagraph"/>
-        <w:numPr>
-          <w:ilvl w:val="0"/>
-          <w:numId w:val="2"/>
-        </w:numPr>
-        <w:spacing w:after="100"/>
-      </w:pPr>
-      <w:r>
-        <w:rPr>
-          <w:rFonts w:ascii="Arial" w:cs="Arial" w:eastAsia="Arial" w:hAnsi="Arial"/>
-          <w:sz w:val="220"/>
-          <w:szCs w:val="220"/>
-        </w:rPr>
-        <w:t xml:space="preserve">IBKR usernames or passwords — ever</w:t>
-      </w:r>
-    </w:p>
-    <w:p>
-      <w:pPr>
-        <w:pStyle w:val="ListParagraph"/>
-        <w:numPr>
-          <w:ilvl w:val="0"/>
-          <w:numId w:val="2"/>
-        </w:numPr>
-        <w:spacing w:after="100"/>
-      </w:pPr>
-      <w:r>
-        <w:rPr>
-          <w:rFonts w:ascii="Arial" w:cs="Arial" w:eastAsia="Arial" w:hAnsi="Arial"/>
-          <w:sz w:val="220"/>
-          <w:szCs w:val="220"/>
-        </w:rPr>
-        <w:t xml:space="preserve">Claude API keys — ever</w:t>
-      </w:r>
-    </w:p>
-    <w:p>
-      <w:pPr>
-        <w:pStyle w:val="ListParagraph"/>
-        <w:numPr>
-          <w:ilvl w:val="0"/>
-          <w:numId w:val="2"/>
-        </w:numPr>
-        <w:spacing w:after="100"/>
-      </w:pPr>
-      <w:r>
-        <w:rPr>
-          <w:rFonts w:ascii="Arial" w:cs="Arial" w:eastAsia="Arial" w:hAnsi="Arial"/>
-          <w:sz w:val="220"/>
-          <w:szCs w:val="220"/>
-        </w:rPr>
-        <w:t xml:space="preserve">Decrypted credential blobs — the encryption key lives only in the user's container</w:t>
-      </w:r>
-    </w:p>
-    <w:p>
-      <w:pPr>
-        <w:pStyle w:val="ListParagraph"/>
-        <w:numPr>
-          <w:ilvl w:val="0"/>
-          <w:numId w:val="2"/>
-        </w:numPr>
-        <w:spacing w:after="100"/>
-      </w:pPr>
-      <w:r>
-        <w:rPr>
-          <w:rFonts w:ascii="Arial" w:cs="Arial" w:eastAsia="Arial" w:hAnsi="Arial"/>
-          <w:sz w:val="220"/>
-          <w:szCs w:val="220"/>
-        </w:rPr>
-        <w:t xml:space="preserve">Trade decisions made by the user's agents (these are logged locally in the container)</w:t>
-      </w:r>
-    </w:p>
-    <w:p>
-      <w:pPr>
-        <w:spacing w:after="180"/>
-      </w:pPr>
-    </w:p>
-    <w:p>
-      <w:pPr>
-        <w:spacing w:after="200"/>
-      </w:pPr>
-    </w:p>
-    <w:p>
-      <w:pPr>
-        <w:pStyle w:val="Heading1"/>
-        <w:pBdr>
-          <w:bottom w:val="single" w:color="0D7377" w:sz="6" w:space="4"/>
-        </w:pBdr>
-        <w:spacing w:after="80" w:before="240"/>
-      </w:pPr>
-      <w:r>
-        <w:rPr>
-          <w:rFonts w:ascii="Arial" w:cs="Arial" w:eastAsia="Arial" w:hAnsi="Arial"/>
-          <w:b/>
-          <w:bCs/>
-          <w:color w:val="1B2A4A"/>
-          <w:sz w:val="320"/>
-          <w:szCs w:val="320"/>
-        </w:rPr>
-        <w:t xml:space="preserve">6. Peer Review — Has Anyone Built This?</w:t>
-      </w:r>
-    </w:p>
-    <w:p>
-      <w:pPr>
-        <w:spacing w:after="120"/>
-      </w:pPr>
-    </w:p>
-    <w:p>
-      <w:pPr>
-        <w:spacing w:after="160" w:line="276"/>
-      </w:pPr>
-      <w:r>
-        <w:rPr>
-          <w:rFonts w:ascii="Arial" w:cs="Arial" w:eastAsia="Arial" w:hAnsi="Arial"/>
-          <w:sz w:val="220"/>
-          <w:szCs w:val="220"/>
-        </w:rPr>
-        <w:t xml:space="preserve">Before committing to this architecture, we researched existing platforms and documented the real-world problems encountered by similar systems. The findings are summarised here.</w:t>
-      </w:r>
-    </w:p>
-    <w:p>
-      <w:pPr>
-        <w:spacing w:after="100"/>
-      </w:pPr>
-    </w:p>
-    <w:p>
-      <w:pPr>
-        <w:pStyle w:val="Heading2"/>
-        <w:spacing w:after="80" w:before="200"/>
-      </w:pPr>
-      <w:r>
-        <w:rPr>
-          <w:rFonts w:ascii="Arial" w:cs="Arial" w:eastAsia="Arial" w:hAnsi="Arial"/>
-          <w:b/>
-          <w:bCs/>
-          <w:color w:val="0D7377"/>
-          <w:sz w:val="260"/>
-          <w:szCs w:val="260"/>
-        </w:rPr>
-        <w:t xml:space="preserve">6.1 Comparable Platforms</w:t>
-      </w:r>
     </w:p>
     <w:tbl>
       <w:tblPr>
@@ -3999,697 +3266,6 @@
         </w:tblBorders>
       </w:tblPr>
       <w:tblGrid>
-        <w:gridCol w:w="2200"/>
-        <w:gridCol w:w="3480"/>
-        <w:gridCol w:w="3680"/>
-      </w:tblGrid>
-      <w:tr>
-        <w:trPr>
-          <w:tblHeader/>
-        </w:trPr>
-        <w:tc>
-          <w:tcPr>
-            <w:tcW w:type="dxa" w:w="2200"/>
-            <w:tcBorders>
-              <w:top w:val="single" w:color="BDC3C7" w:sz="1"/>
-              <w:left w:val="single" w:color="BDC3C7" w:sz="1"/>
-              <w:bottom w:val="single" w:color="BDC3C7" w:sz="1"/>
-              <w:right w:val="single" w:color="BDC3C7" w:sz="1"/>
-            </w:tcBorders>
-            <w:shd w:fill="1B2A4A" w:val="clear"/>
-            <w:tcMar>
-              <w:top w:type="dxa" w:w="80"/>
-              <w:left w:type="dxa" w:w="120"/>
-              <w:bottom w:type="dxa" w:w="80"/>
-              <w:right w:type="dxa" w:w="120"/>
-            </w:tcMar>
-          </w:tcPr>
-          <w:p>
-            <w:r>
-              <w:rPr>
-                <w:rFonts w:ascii="Arial" w:cs="Arial" w:eastAsia="Arial" w:hAnsi="Arial"/>
-                <w:b/>
-                <w:bCs/>
-                <w:color w:val="FFFFFF"/>
-                <w:sz w:val="200"/>
-                <w:szCs w:val="200"/>
-              </w:rPr>
-              <w:t xml:space="preserve">Platform</w:t>
-            </w:r>
-          </w:p>
-        </w:tc>
-        <w:tc>
-          <w:tcPr>
-            <w:tcW w:type="dxa" w:w="3480"/>
-            <w:tcBorders>
-              <w:top w:val="single" w:color="BDC3C7" w:sz="1"/>
-              <w:left w:val="single" w:color="BDC3C7" w:sz="1"/>
-              <w:bottom w:val="single" w:color="BDC3C7" w:sz="1"/>
-              <w:right w:val="single" w:color="BDC3C7" w:sz="1"/>
-            </w:tcBorders>
-            <w:shd w:fill="1B2A4A" w:val="clear"/>
-            <w:tcMar>
-              <w:top w:type="dxa" w:w="80"/>
-              <w:left w:type="dxa" w:w="120"/>
-              <w:bottom w:type="dxa" w:w="80"/>
-              <w:right w:type="dxa" w:w="120"/>
-            </w:tcMar>
-          </w:tcPr>
-          <w:p>
-            <w:r>
-              <w:rPr>
-                <w:rFonts w:ascii="Arial" w:cs="Arial" w:eastAsia="Arial" w:hAnsi="Arial"/>
-                <w:b/>
-                <w:bCs/>
-                <w:color w:val="FFFFFF"/>
-                <w:sz w:val="200"/>
-                <w:szCs w:val="200"/>
-              </w:rPr>
-              <w:t xml:space="preserve">What They Do</w:t>
-            </w:r>
-          </w:p>
-        </w:tc>
-        <w:tc>
-          <w:tcPr>
-            <w:tcW w:type="dxa" w:w="3680"/>
-            <w:tcBorders>
-              <w:top w:val="single" w:color="BDC3C7" w:sz="1"/>
-              <w:left w:val="single" w:color="BDC3C7" w:sz="1"/>
-              <w:bottom w:val="single" w:color="BDC3C7" w:sz="1"/>
-              <w:right w:val="single" w:color="BDC3C7" w:sz="1"/>
-            </w:tcBorders>
-            <w:shd w:fill="1B2A4A" w:val="clear"/>
-            <w:tcMar>
-              <w:top w:type="dxa" w:w="80"/>
-              <w:left w:type="dxa" w:w="120"/>
-              <w:bottom w:type="dxa" w:w="80"/>
-              <w:right w:type="dxa" w:w="120"/>
-            </w:tcMar>
-          </w:tcPr>
-          <w:p>
-            <w:r>
-              <w:rPr>
-                <w:rFonts w:ascii="Arial" w:cs="Arial" w:eastAsia="Arial" w:hAnsi="Arial"/>
-                <w:b/>
-                <w:bCs/>
-                <w:color w:val="FFFFFF"/>
-                <w:sz w:val="200"/>
-                <w:szCs w:val="200"/>
-              </w:rPr>
-              <w:t xml:space="preserve">Key Limitation</w:t>
-            </w:r>
-          </w:p>
-        </w:tc>
-      </w:tr>
-      <w:tr>
-        <w:tc>
-          <w:tcPr>
-            <w:tcW w:type="dxa" w:w="2200"/>
-            <w:tcBorders>
-              <w:top w:val="single" w:color="BDC3C7" w:sz="1"/>
-              <w:left w:val="single" w:color="BDC3C7" w:sz="1"/>
-              <w:bottom w:val="single" w:color="BDC3C7" w:sz="1"/>
-              <w:right w:val="single" w:color="BDC3C7" w:sz="1"/>
-            </w:tcBorders>
-            <w:shd w:fill="FFFFFF" w:val="clear"/>
-            <w:tcMar>
-              <w:top w:type="dxa" w:w="80"/>
-              <w:left w:type="dxa" w:w="120"/>
-              <w:bottom w:type="dxa" w:w="80"/>
-              <w:right w:type="dxa" w:w="120"/>
-            </w:tcMar>
-          </w:tcPr>
-          <w:p>
-            <w:pPr>
-              <w:spacing w:after="0"/>
-            </w:pPr>
-            <w:r>
-              <w:rPr>
-                <w:rFonts w:ascii="Arial" w:cs="Arial" w:eastAsia="Arial" w:hAnsi="Arial"/>
-                <w:sz w:val="200"/>
-                <w:szCs w:val="200"/>
-              </w:rPr>
-              <w:t xml:space="preserve">QuantConnect FA</w:t>
-            </w:r>
-          </w:p>
-        </w:tc>
-        <w:tc>
-          <w:tcPr>
-            <w:tcW w:type="dxa" w:w="3480"/>
-            <w:tcBorders>
-              <w:top w:val="single" w:color="BDC3C7" w:sz="1"/>
-              <w:left w:val="single" w:color="BDC3C7" w:sz="1"/>
-              <w:bottom w:val="single" w:color="BDC3C7" w:sz="1"/>
-              <w:right w:val="single" w:color="BDC3C7" w:sz="1"/>
-            </w:tcBorders>
-            <w:shd w:fill="FFFFFF" w:val="clear"/>
-            <w:tcMar>
-              <w:top w:type="dxa" w:w="80"/>
-              <w:left w:type="dxa" w:w="120"/>
-              <w:bottom w:type="dxa" w:w="80"/>
-              <w:right w:type="dxa" w:w="120"/>
-            </w:tcMar>
-          </w:tcPr>
-          <w:p>
-            <w:pPr>
-              <w:spacing w:after="0"/>
-            </w:pPr>
-            <w:r>
-              <w:rPr>
-                <w:rFonts w:ascii="Arial" w:cs="Arial" w:eastAsia="Arial" w:hAnsi="Arial"/>
-                <w:sz w:val="200"/>
-                <w:szCs w:val="200"/>
-              </w:rPr>
-              <w:t xml:space="preserve">One algorithm → multiple IBKR sub-accounts</w:t>
-            </w:r>
-          </w:p>
-        </w:tc>
-        <w:tc>
-          <w:tcPr>
-            <w:tcW w:type="dxa" w:w="3680"/>
-            <w:tcBorders>
-              <w:top w:val="single" w:color="BDC3C7" w:sz="1"/>
-              <w:left w:val="single" w:color="BDC3C7" w:sz="1"/>
-              <w:bottom w:val="single" w:color="BDC3C7" w:sz="1"/>
-              <w:right w:val="single" w:color="BDC3C7" w:sz="1"/>
-            </w:tcBorders>
-            <w:shd w:fill="FFFFFF" w:val="clear"/>
-            <w:tcMar>
-              <w:top w:type="dxa" w:w="80"/>
-              <w:left w:type="dxa" w:w="120"/>
-              <w:bottom w:type="dxa" w:w="80"/>
-              <w:right w:type="dxa" w:w="120"/>
-            </w:tcMar>
-          </w:tcPr>
-          <w:p>
-            <w:pPr>
-              <w:spacing w:after="0"/>
-            </w:pPr>
-            <w:r>
-              <w:rPr>
-                <w:rFonts w:ascii="Arial" w:cs="Arial" w:eastAsia="Arial" w:hAnsi="Arial"/>
-                <w:sz w:val="200"/>
-                <w:szCs w:val="200"/>
-              </w:rPr>
-              <w:t xml:space="preserve">Allocation groups cannot be modified via API; order cancelled if one account can't afford its share</w:t>
-            </w:r>
-          </w:p>
-        </w:tc>
-      </w:tr>
-      <w:tr>
-        <w:tc>
-          <w:tcPr>
-            <w:tcW w:type="dxa" w:w="2200"/>
-            <w:tcBorders>
-              <w:top w:val="single" w:color="BDC3C7" w:sz="1"/>
-              <w:left w:val="single" w:color="BDC3C7" w:sz="1"/>
-              <w:bottom w:val="single" w:color="BDC3C7" w:sz="1"/>
-              <w:right w:val="single" w:color="BDC3C7" w:sz="1"/>
-            </w:tcBorders>
-            <w:shd w:fill="F2F4F7" w:val="clear"/>
-            <w:tcMar>
-              <w:top w:type="dxa" w:w="80"/>
-              <w:left w:type="dxa" w:w="120"/>
-              <w:bottom w:type="dxa" w:w="80"/>
-              <w:right w:type="dxa" w:w="120"/>
-            </w:tcMar>
-          </w:tcPr>
-          <w:p>
-            <w:pPr>
-              <w:spacing w:after="0"/>
-            </w:pPr>
-            <w:r>
-              <w:rPr>
-                <w:rFonts w:ascii="Arial" w:cs="Arial" w:eastAsia="Arial" w:hAnsi="Arial"/>
-                <w:sz w:val="200"/>
-                <w:szCs w:val="200"/>
-              </w:rPr>
-              <w:t xml:space="preserve">Collective2</w:t>
-            </w:r>
-          </w:p>
-        </w:tc>
-        <w:tc>
-          <w:tcPr>
-            <w:tcW w:type="dxa" w:w="3480"/>
-            <w:tcBorders>
-              <w:top w:val="single" w:color="BDC3C7" w:sz="1"/>
-              <w:left w:val="single" w:color="BDC3C7" w:sz="1"/>
-              <w:bottom w:val="single" w:color="BDC3C7" w:sz="1"/>
-              <w:right w:val="single" w:color="BDC3C7" w:sz="1"/>
-            </w:tcBorders>
-            <w:shd w:fill="F2F4F7" w:val="clear"/>
-            <w:tcMar>
-              <w:top w:type="dxa" w:w="80"/>
-              <w:left w:type="dxa" w:w="120"/>
-              <w:bottom w:type="dxa" w:w="80"/>
-              <w:right w:type="dxa" w:w="120"/>
-            </w:tcMar>
-          </w:tcPr>
-          <w:p>
-            <w:pPr>
-              <w:spacing w:after="0"/>
-            </w:pPr>
-            <w:r>
-              <w:rPr>
-                <w:rFonts w:ascii="Arial" w:cs="Arial" w:eastAsia="Arial" w:hAnsi="Arial"/>
-                <w:sz w:val="200"/>
-                <w:szCs w:val="200"/>
-              </w:rPr>
-              <w:t xml:space="preserve">Signal marketplace; executes in users' own broker accounts</w:t>
-            </w:r>
-          </w:p>
-        </w:tc>
-        <w:tc>
-          <w:tcPr>
-            <w:tcW w:type="dxa" w:w="3680"/>
-            <w:tcBorders>
-              <w:top w:val="single" w:color="BDC3C7" w:sz="1"/>
-              <w:left w:val="single" w:color="BDC3C7" w:sz="1"/>
-              <w:bottom w:val="single" w:color="BDC3C7" w:sz="1"/>
-              <w:right w:val="single" w:color="BDC3C7" w:sz="1"/>
-            </w:tcBorders>
-            <w:shd w:fill="F2F4F7" w:val="clear"/>
-            <w:tcMar>
-              <w:top w:type="dxa" w:w="80"/>
-              <w:left w:type="dxa" w:w="120"/>
-              <w:bottom w:type="dxa" w:w="80"/>
-              <w:right w:type="dxa" w:w="120"/>
-            </w:tcMar>
-          </w:tcPr>
-          <w:p>
-            <w:pPr>
-              <w:spacing w:after="0"/>
-            </w:pPr>
-            <w:r>
-              <w:rPr>
-                <w:rFonts w:ascii="Arial" w:cs="Arial" w:eastAsia="Arial" w:hAnsi="Arial"/>
-                <w:sz w:val="200"/>
-                <w:szCs w:val="200"/>
-              </w:rPr>
-              <w:t xml:space="preserve">Signal providers and account owners are different people — looser trust model</w:t>
-            </w:r>
-          </w:p>
-        </w:tc>
-      </w:tr>
-      <w:tr>
-        <w:tc>
-          <w:tcPr>
-            <w:tcW w:type="dxa" w:w="2200"/>
-            <w:tcBorders>
-              <w:top w:val="single" w:color="BDC3C7" w:sz="1"/>
-              <w:left w:val="single" w:color="BDC3C7" w:sz="1"/>
-              <w:bottom w:val="single" w:color="BDC3C7" w:sz="1"/>
-              <w:right w:val="single" w:color="BDC3C7" w:sz="1"/>
-            </w:tcBorders>
-            <w:shd w:fill="FFFFFF" w:val="clear"/>
-            <w:tcMar>
-              <w:top w:type="dxa" w:w="80"/>
-              <w:left w:type="dxa" w:w="120"/>
-              <w:bottom w:type="dxa" w:w="80"/>
-              <w:right w:type="dxa" w:w="120"/>
-            </w:tcMar>
-          </w:tcPr>
-          <w:p>
-            <w:pPr>
-              <w:spacing w:after="0"/>
-            </w:pPr>
-            <w:r>
-              <w:rPr>
-                <w:rFonts w:ascii="Arial" w:cs="Arial" w:eastAsia="Arial" w:hAnsi="Arial"/>
-                <w:sz w:val="200"/>
-                <w:szCs w:val="200"/>
-              </w:rPr>
-              <w:t xml:space="preserve">ZuluTrade</w:t>
-            </w:r>
-          </w:p>
-        </w:tc>
-        <w:tc>
-          <w:tcPr>
-            <w:tcW w:type="dxa" w:w="3480"/>
-            <w:tcBorders>
-              <w:top w:val="single" w:color="BDC3C7" w:sz="1"/>
-              <w:left w:val="single" w:color="BDC3C7" w:sz="1"/>
-              <w:bottom w:val="single" w:color="BDC3C7" w:sz="1"/>
-              <w:right w:val="single" w:color="BDC3C7" w:sz="1"/>
-            </w:tcBorders>
-            <w:shd w:fill="FFFFFF" w:val="clear"/>
-            <w:tcMar>
-              <w:top w:type="dxa" w:w="80"/>
-              <w:left w:type="dxa" w:w="120"/>
-              <w:bottom w:type="dxa" w:w="80"/>
-              <w:right w:type="dxa" w:w="120"/>
-            </w:tcMar>
-          </w:tcPr>
-          <w:p>
-            <w:pPr>
-              <w:spacing w:after="0"/>
-            </w:pPr>
-            <w:r>
-              <w:rPr>
-                <w:rFonts w:ascii="Arial" w:cs="Arial" w:eastAsia="Arial" w:hAnsi="Arial"/>
-                <w:sz w:val="200"/>
-                <w:szCs w:val="200"/>
-              </w:rPr>
-              <w:t xml:space="preserve">Routes signals to 64+ brokers, 90,000+ signal leaders</w:t>
-            </w:r>
-          </w:p>
-        </w:tc>
-        <w:tc>
-          <w:tcPr>
-            <w:tcW w:type="dxa" w:w="3680"/>
-            <w:tcBorders>
-              <w:top w:val="single" w:color="BDC3C7" w:sz="1"/>
-              <w:left w:val="single" w:color="BDC3C7" w:sz="1"/>
-              <w:bottom w:val="single" w:color="BDC3C7" w:sz="1"/>
-              <w:right w:val="single" w:color="BDC3C7" w:sz="1"/>
-            </w:tcBorders>
-            <w:shd w:fill="FFFFFF" w:val="clear"/>
-            <w:tcMar>
-              <w:top w:type="dxa" w:w="80"/>
-              <w:left w:type="dxa" w:w="120"/>
-              <w:bottom w:type="dxa" w:w="80"/>
-              <w:right w:type="dxa" w:w="120"/>
-            </w:tcMar>
-          </w:tcPr>
-          <w:p>
-            <w:pPr>
-              <w:spacing w:after="0"/>
-            </w:pPr>
-            <w:r>
-              <w:rPr>
-                <w:rFonts w:ascii="Arial" w:cs="Arial" w:eastAsia="Arial" w:hAnsi="Arial"/>
-                <w:sz w:val="200"/>
-                <w:szCs w:val="200"/>
-              </w:rPr>
-              <w:t xml:space="preserve">Multi-broker routing is complex; reputation systems are gameable</w:t>
-            </w:r>
-          </w:p>
-        </w:tc>
-      </w:tr>
-      <w:tr>
-        <w:tc>
-          <w:tcPr>
-            <w:tcW w:type="dxa" w:w="2200"/>
-            <w:tcBorders>
-              <w:top w:val="single" w:color="BDC3C7" w:sz="1"/>
-              <w:left w:val="single" w:color="BDC3C7" w:sz="1"/>
-              <w:bottom w:val="single" w:color="BDC3C7" w:sz="1"/>
-              <w:right w:val="single" w:color="BDC3C7" w:sz="1"/>
-            </w:tcBorders>
-            <w:shd w:fill="F2F4F7" w:val="clear"/>
-            <w:tcMar>
-              <w:top w:type="dxa" w:w="80"/>
-              <w:left w:type="dxa" w:w="120"/>
-              <w:bottom w:type="dxa" w:w="80"/>
-              <w:right w:type="dxa" w:w="120"/>
-            </w:tcMar>
-          </w:tcPr>
-          <w:p>
-            <w:pPr>
-              <w:spacing w:after="0"/>
-            </w:pPr>
-            <w:r>
-              <w:rPr>
-                <w:rFonts w:ascii="Arial" w:cs="Arial" w:eastAsia="Arial" w:hAnsi="Arial"/>
-                <w:sz w:val="200"/>
-                <w:szCs w:val="200"/>
-              </w:rPr>
-              <w:t xml:space="preserve">TradingView Webhooks</w:t>
-            </w:r>
-          </w:p>
-        </w:tc>
-        <w:tc>
-          <w:tcPr>
-            <w:tcW w:type="dxa" w:w="3480"/>
-            <w:tcBorders>
-              <w:top w:val="single" w:color="BDC3C7" w:sz="1"/>
-              <w:left w:val="single" w:color="BDC3C7" w:sz="1"/>
-              <w:bottom w:val="single" w:color="BDC3C7" w:sz="1"/>
-              <w:right w:val="single" w:color="BDC3C7" w:sz="1"/>
-            </w:tcBorders>
-            <w:shd w:fill="F2F4F7" w:val="clear"/>
-            <w:tcMar>
-              <w:top w:type="dxa" w:w="80"/>
-              <w:left w:type="dxa" w:w="120"/>
-              <w:bottom w:type="dxa" w:w="80"/>
-              <w:right w:type="dxa" w:w="120"/>
-            </w:tcMar>
-          </w:tcPr>
-          <w:p>
-            <w:pPr>
-              <w:spacing w:after="0"/>
-            </w:pPr>
-            <w:r>
-              <w:rPr>
-                <w:rFonts w:ascii="Arial" w:cs="Arial" w:eastAsia="Arial" w:hAnsi="Arial"/>
-                <w:sz w:val="200"/>
-                <w:szCs w:val="200"/>
-              </w:rPr>
-              <w:t xml:space="preserve">Broadcasts signals to SignalStack → 33+ brokers</w:t>
-            </w:r>
-          </w:p>
-        </w:tc>
-        <w:tc>
-          <w:tcPr>
-            <w:tcW w:type="dxa" w:w="3680"/>
-            <w:tcBorders>
-              <w:top w:val="single" w:color="BDC3C7" w:sz="1"/>
-              <w:left w:val="single" w:color="BDC3C7" w:sz="1"/>
-              <w:bottom w:val="single" w:color="BDC3C7" w:sz="1"/>
-              <w:right w:val="single" w:color="BDC3C7" w:sz="1"/>
-            </w:tcBorders>
-            <w:shd w:fill="F2F4F7" w:val="clear"/>
-            <w:tcMar>
-              <w:top w:type="dxa" w:w="80"/>
-              <w:left w:type="dxa" w:w="120"/>
-              <w:bottom w:type="dxa" w:w="80"/>
-              <w:right w:type="dxa" w:w="120"/>
-            </w:tcMar>
-          </w:tcPr>
-          <w:p>
-            <w:pPr>
-              <w:spacing w:after="0"/>
-            </w:pPr>
-            <w:r>
-              <w:rPr>
-                <w:rFonts w:ascii="Arial" w:cs="Arial" w:eastAsia="Arial" w:hAnsi="Arial"/>
-                <w:sz w:val="200"/>
-                <w:szCs w:val="200"/>
-              </w:rPr>
-              <w:t xml:space="preserve">Multiple intermediaries add latency; single points of failure</w:t>
-            </w:r>
-          </w:p>
-        </w:tc>
-      </w:tr>
-      <w:tr>
-        <w:tc>
-          <w:tcPr>
-            <w:tcW w:type="dxa" w:w="2200"/>
-            <w:tcBorders>
-              <w:top w:val="single" w:color="BDC3C7" w:sz="1"/>
-              <w:left w:val="single" w:color="BDC3C7" w:sz="1"/>
-              <w:bottom w:val="single" w:color="BDC3C7" w:sz="1"/>
-              <w:right w:val="single" w:color="BDC3C7" w:sz="1"/>
-            </w:tcBorders>
-            <w:shd w:fill="FFFFFF" w:val="clear"/>
-            <w:tcMar>
-              <w:top w:type="dxa" w:w="80"/>
-              <w:left w:type="dxa" w:w="120"/>
-              <w:bottom w:type="dxa" w:w="80"/>
-              <w:right w:type="dxa" w:w="120"/>
-            </w:tcMar>
-          </w:tcPr>
-          <w:p>
-            <w:pPr>
-              <w:spacing w:after="0"/>
-            </w:pPr>
-            <w:r>
-              <w:rPr>
-                <w:rFonts w:ascii="Arial" w:cs="Arial" w:eastAsia="Arial" w:hAnsi="Arial"/>
-                <w:sz w:val="200"/>
-                <w:szCs w:val="200"/>
-              </w:rPr>
-              <w:t xml:space="preserve">Composer.trade</w:t>
-            </w:r>
-          </w:p>
-        </w:tc>
-        <w:tc>
-          <w:tcPr>
-            <w:tcW w:type="dxa" w:w="3480"/>
-            <w:tcBorders>
-              <w:top w:val="single" w:color="BDC3C7" w:sz="1"/>
-              <w:left w:val="single" w:color="BDC3C7" w:sz="1"/>
-              <w:bottom w:val="single" w:color="BDC3C7" w:sz="1"/>
-              <w:right w:val="single" w:color="BDC3C7" w:sz="1"/>
-            </w:tcBorders>
-            <w:shd w:fill="FFFFFF" w:val="clear"/>
-            <w:tcMar>
-              <w:top w:type="dxa" w:w="80"/>
-              <w:left w:type="dxa" w:w="120"/>
-              <w:bottom w:type="dxa" w:w="80"/>
-              <w:right w:type="dxa" w:w="120"/>
-            </w:tcMar>
-          </w:tcPr>
-          <w:p>
-            <w:pPr>
-              <w:spacing w:after="0"/>
-            </w:pPr>
-            <w:r>
-              <w:rPr>
-                <w:rFonts w:ascii="Arial" w:cs="Arial" w:eastAsia="Arial" w:hAnsi="Arial"/>
-                <w:sz w:val="200"/>
-                <w:szCs w:val="200"/>
-              </w:rPr>
-              <w:t xml:space="preserve">No-code algo builder with AI; broker is Composer itself</w:t>
-            </w:r>
-          </w:p>
-        </w:tc>
-        <w:tc>
-          <w:tcPr>
-            <w:tcW w:type="dxa" w:w="3680"/>
-            <w:tcBorders>
-              <w:top w:val="single" w:color="BDC3C7" w:sz="1"/>
-              <w:left w:val="single" w:color="BDC3C7" w:sz="1"/>
-              <w:bottom w:val="single" w:color="BDC3C7" w:sz="1"/>
-              <w:right w:val="single" w:color="BDC3C7" w:sz="1"/>
-            </w:tcBorders>
-            <w:shd w:fill="FFFFFF" w:val="clear"/>
-            <w:tcMar>
-              <w:top w:type="dxa" w:w="80"/>
-              <w:left w:type="dxa" w:w="120"/>
-              <w:bottom w:type="dxa" w:w="80"/>
-              <w:right w:type="dxa" w:w="120"/>
-            </w:tcMar>
-          </w:tcPr>
-          <w:p>
-            <w:pPr>
-              <w:spacing w:after="0"/>
-            </w:pPr>
-            <w:r>
-              <w:rPr>
-                <w:rFonts w:ascii="Arial" w:cs="Arial" w:eastAsia="Arial" w:hAnsi="Arial"/>
-                <w:sz w:val="200"/>
-                <w:szCs w:val="200"/>
-              </w:rPr>
-              <w:t xml:space="preserve">Single broker lock-in; users don't hold their own credentials</w:t>
-            </w:r>
-          </w:p>
-        </w:tc>
-      </w:tr>
-      <w:tr>
-        <w:tc>
-          <w:tcPr>
-            <w:tcW w:type="dxa" w:w="2200"/>
-            <w:tcBorders>
-              <w:top w:val="single" w:color="BDC3C7" w:sz="1"/>
-              <w:left w:val="single" w:color="BDC3C7" w:sz="1"/>
-              <w:bottom w:val="single" w:color="BDC3C7" w:sz="1"/>
-              <w:right w:val="single" w:color="BDC3C7" w:sz="1"/>
-            </w:tcBorders>
-            <w:shd w:fill="F2F4F7" w:val="clear"/>
-            <w:tcMar>
-              <w:top w:type="dxa" w:w="80"/>
-              <w:left w:type="dxa" w:w="120"/>
-              <w:bottom w:type="dxa" w:w="80"/>
-              <w:right w:type="dxa" w:w="120"/>
-            </w:tcMar>
-          </w:tcPr>
-          <w:p>
-            <w:pPr>
-              <w:spacing w:after="0"/>
-            </w:pPr>
-            <w:r>
-              <w:rPr>
-                <w:rFonts w:ascii="Arial" w:cs="Arial" w:eastAsia="Arial" w:hAnsi="Arial"/>
-                <w:sz w:val="200"/>
-                <w:szCs w:val="200"/>
-              </w:rPr>
-              <w:t xml:space="preserve">eToro Copy Trading</w:t>
-            </w:r>
-          </w:p>
-        </w:tc>
-        <w:tc>
-          <w:tcPr>
-            <w:tcW w:type="dxa" w:w="3480"/>
-            <w:tcBorders>
-              <w:top w:val="single" w:color="BDC3C7" w:sz="1"/>
-              <w:left w:val="single" w:color="BDC3C7" w:sz="1"/>
-              <w:bottom w:val="single" w:color="BDC3C7" w:sz="1"/>
-              <w:right w:val="single" w:color="BDC3C7" w:sz="1"/>
-            </w:tcBorders>
-            <w:shd w:fill="F2F4F7" w:val="clear"/>
-            <w:tcMar>
-              <w:top w:type="dxa" w:w="80"/>
-              <w:left w:type="dxa" w:w="120"/>
-              <w:bottom w:type="dxa" w:w="80"/>
-              <w:right w:type="dxa" w:w="120"/>
-            </w:tcMar>
-          </w:tcPr>
-          <w:p>
-            <w:pPr>
-              <w:spacing w:after="0"/>
-            </w:pPr>
-            <w:r>
-              <w:rPr>
-                <w:rFonts w:ascii="Arial" w:cs="Arial" w:eastAsia="Arial" w:hAnsi="Arial"/>
-                <w:sz w:val="200"/>
-                <w:szCs w:val="200"/>
-              </w:rPr>
-              <w:t xml:space="preserve">Closed ecosystem, 2.5M+ traders</w:t>
-            </w:r>
-          </w:p>
-        </w:tc>
-        <w:tc>
-          <w:tcPr>
-            <w:tcW w:type="dxa" w:w="3680"/>
-            <w:tcBorders>
-              <w:top w:val="single" w:color="BDC3C7" w:sz="1"/>
-              <w:left w:val="single" w:color="BDC3C7" w:sz="1"/>
-              <w:bottom w:val="single" w:color="BDC3C7" w:sz="1"/>
-              <w:right w:val="single" w:color="BDC3C7" w:sz="1"/>
-            </w:tcBorders>
-            <w:shd w:fill="F2F4F7" w:val="clear"/>
-            <w:tcMar>
-              <w:top w:type="dxa" w:w="80"/>
-              <w:left w:type="dxa" w:w="120"/>
-              <w:bottom w:type="dxa" w:w="80"/>
-              <w:right w:type="dxa" w:w="120"/>
-            </w:tcMar>
-          </w:tcPr>
-          <w:p>
-            <w:pPr>
-              <w:spacing w:after="0"/>
-            </w:pPr>
-            <w:r>
-              <w:rPr>
-                <w:rFonts w:ascii="Arial" w:cs="Arial" w:eastAsia="Arial" w:hAnsi="Arial"/>
-                <w:sz w:val="200"/>
-                <w:szCs w:val="200"/>
-              </w:rPr>
-              <w:t xml:space="preserve">Users can't use external brokers; platform controls execution</w:t>
-            </w:r>
-          </w:p>
-        </w:tc>
-      </w:tr>
-    </w:tbl>
-    <w:p>
-      <w:pPr>
-        <w:spacing w:after="120"/>
-      </w:pPr>
-    </w:p>
-    <w:tbl>
-      <w:tblPr>
-        <w:tblW w:type="dxa" w:w="9360"/>
-        <w:tblBorders>
-          <w:top w:val="single" w:color="0D7377" w:sz="2"/>
-          <w:left w:val="single" w:color="0D7377" w:sz="2"/>
-          <w:bottom w:val="single" w:color="0D7377" w:sz="2"/>
-          <w:right w:val="single" w:color="0D7377" w:sz="2"/>
-          <w:insideH w:val="single" w:color="auto" w:sz="4"/>
-          <w:insideV w:val="single" w:color="BDC3C7" w:sz="2"/>
-        </w:tblBorders>
-      </w:tblPr>
-      <w:tblGrid>
         <w:gridCol w:w="1200"/>
         <w:gridCol w:w="8160"/>
       </w:tblGrid>
@@ -4697,6 +3273,12 @@
         <w:tc>
           <w:tcPr>
             <w:tcW w:type="dxa" w:w="1200"/>
+            <w:tcBorders>
+              <w:top w:val="single" w:color="BDC3C7" w:sz="1"/>
+              <w:left w:val="single" w:color="BDC3C7" w:sz="1"/>
+              <w:bottom w:val="single" w:color="BDC3C7" w:sz="1"/>
+              <w:right w:val="single" w:color="BDC3C7" w:sz="1"/>
+            </w:tcBorders>
             <w:shd w:fill="D6EAF8" w:val="clear"/>
             <w:tcMar>
               <w:top w:type="dxa" w:w="80"/>
@@ -4706,22 +3288,31 @@
             </w:tcMar>
           </w:tcPr>
           <w:p>
+            <w:pPr>
+              <w:spacing w:after="0"/>
+            </w:pPr>
             <w:r>
               <w:rPr>
                 <w:rFonts w:ascii="Arial" w:cs="Arial" w:eastAsia="Arial" w:hAnsi="Arial"/>
                 <w:b/>
                 <w:bCs/>
                 <w:color w:val="1B2A4A"/>
-                <w:sz w:val="200"/>
-                <w:szCs w:val="200"/>
-              </w:rPr>
-              <w:t xml:space="preserve">Finding</w:t>
+                <w:sz w:val="20"/>
+                <w:szCs w:val="20"/>
+              </w:rPr>
+              <w:t xml:space="preserve">Critical rule</w:t>
             </w:r>
           </w:p>
         </w:tc>
         <w:tc>
           <w:tcPr>
             <w:tcW w:type="dxa" w:w="8160"/>
+            <w:tcBorders>
+              <w:top w:val="single" w:color="BDC3C7" w:sz="1"/>
+              <w:left w:val="single" w:color="BDC3C7" w:sz="1"/>
+              <w:bottom w:val="single" w:color="BDC3C7" w:sz="1"/>
+              <w:right w:val="single" w:color="BDC3C7" w:sz="1"/>
+            </w:tcBorders>
             <w:shd w:fill="FFFFFF" w:val="clear"/>
             <w:tcMar>
               <w:top w:type="dxa" w:w="80"/>
@@ -4737,46 +3328,24 @@
             <w:r>
               <w:rPr>
                 <w:rFonts w:ascii="Arial" w:cs="Arial" w:eastAsia="Arial" w:hAnsi="Arial"/>
-                <w:sz w:val="220"/>
-                <w:szCs w:val="220"/>
-              </w:rPr>
-              <w:t xml:space="preserve">No platform successfully implements decentralised signal generation with distributed execution across multiple user-owned IBKR accounts without acting as the broker themselves. Decifer's architecture is novel. This is a strength (no direct competitors) and a risk (no proven blueprint to follow).</w:t>
+                <w:sz w:val="22"/>
+                <w:szCs w:val="22"/>
+              </w:rPr>
+              <w:t xml:space="preserve">Credentials are decrypted only when placing a trade — never at startup, never cached, never logged. One container compromised means zero risk to any other user.</w:t>
             </w:r>
           </w:p>
         </w:tc>
       </w:tr>
     </w:tbl>
     <w:p>
-      <w:pPr>
-        <w:spacing w:after="180"/>
-      </w:pPr>
-    </w:p>
-    <w:p>
-      <w:pPr>
-        <w:pStyle w:val="Heading2"/>
-        <w:spacing w:after="80" w:before="200"/>
-      </w:pPr>
-      <w:r>
-        <w:rPr>
-          <w:rFonts w:ascii="Arial" w:cs="Arial" w:eastAsia="Arial" w:hAnsi="Arial"/>
-          <w:b/>
-          <w:bCs/>
-          <w:color w:val="0D7377"/>
-          <w:sz w:val="260"/>
-          <w:szCs w:val="260"/>
-        </w:rPr>
-        <w:t xml:space="preserve">6.2 Known Problems &amp; How We Solve Them</w:t>
-      </w:r>
-    </w:p>
-    <w:p>
-      <w:pPr>
-        <w:spacing w:after="80"/>
-      </w:pPr>
-    </w:p>
-    <w:p>
-      <w:pPr>
-        <w:pStyle w:val="Heading3"/>
-        <w:spacing w:after="60" w:before="160"/>
+      <w:r>
+        <w:br w:type="page"/>
+      </w:r>
+    </w:p>
+    <w:p>
+      <w:pPr>
+        <w:pStyle w:val="Heading1"/>
+        <w:spacing w:after="120" w:before="320"/>
       </w:pPr>
       <w:r>
         <w:rPr>
@@ -4784,10 +3353,10 @@
           <w:b/>
           <w:bCs/>
           <w:color w:val="1B2A4A"/>
-          <w:sz w:val="240"/>
-          <w:szCs w:val="240"/>
-        </w:rPr>
-        <w:t xml:space="preserve">Problem 1: WebSocket Connection Drops</w:t>
+          <w:sz w:val="32"/>
+          <w:szCs w:val="32"/>
+        </w:rPr>
+        <w:t xml:space="preserve">6. Peer Review — What Others Built</w:t>
       </w:r>
     </w:p>
     <w:p>
@@ -4797,516 +3366,15 @@
       <w:r>
         <w:rPr>
           <w:rFonts w:ascii="Arial" w:cs="Arial" w:eastAsia="Arial" w:hAnsi="Arial"/>
-          <w:sz w:val="220"/>
-          <w:szCs w:val="220"/>
-        </w:rPr>
-        <w:t xml:space="preserve">Financial data WebSocket connections drop frequently — network interruptions, server restarts, idle timeouts. A dropped connection means missed signals, which means missed trades.</w:t>
-      </w:r>
-    </w:p>
-    <w:p>
-      <w:pPr>
-        <w:spacing w:after="60"/>
-      </w:pPr>
-    </w:p>
-    <w:p>
-      <w:pPr>
-        <w:pStyle w:val="ListParagraph"/>
-        <w:numPr>
-          <w:ilvl w:val="0"/>
-          <w:numId w:val="2"/>
-        </w:numPr>
-        <w:spacing w:after="100"/>
-      </w:pPr>
-      <w:r>
-        <w:rPr>
-          <w:rFonts w:ascii="Arial" w:cs="Arial" w:eastAsia="Arial" w:hAnsi="Arial"/>
-          <w:sz w:val="220"/>
-          <w:szCs w:val="220"/>
-        </w:rPr>
-        <w:t xml:space="preserve">Solution: Exponential backoff reconnection (1s → 2s → 4s → 8s)</w:t>
-      </w:r>
-    </w:p>
-    <w:p>
-      <w:pPr>
-        <w:pStyle w:val="ListParagraph"/>
-        <w:numPr>
-          <w:ilvl w:val="0"/>
-          <w:numId w:val="2"/>
-        </w:numPr>
-        <w:spacing w:after="100"/>
-      </w:pPr>
-      <w:r>
-        <w:rPr>
-          <w:rFonts w:ascii="Arial" w:cs="Arial" w:eastAsia="Arial" w:hAnsi="Arial"/>
-          <w:sz w:val="220"/>
-          <w:szCs w:val="220"/>
-        </w:rPr>
-        <w:t xml:space="preserve">Solution: 30-second heartbeat ping between brain and each container</w:t>
-      </w:r>
-    </w:p>
-    <w:p>
-      <w:pPr>
-        <w:pStyle w:val="ListParagraph"/>
-        <w:numPr>
-          <w:ilvl w:val="0"/>
-          <w:numId w:val="2"/>
-        </w:numPr>
-        <w:spacing w:after="100"/>
-      </w:pPr>
-      <w:r>
-        <w:rPr>
-          <w:rFonts w:ascii="Arial" w:cs="Arial" w:eastAsia="Arial" w:hAnsi="Arial"/>
-          <w:sz w:val="220"/>
-          <w:szCs w:val="220"/>
-        </w:rPr>
-        <w:t xml:space="preserve">Solution: On reconnect, brain sends a signal snapshot so container can catch up</w:t>
-      </w:r>
-    </w:p>
-    <w:p>
-      <w:pPr>
-        <w:pStyle w:val="ListParagraph"/>
-        <w:numPr>
-          <w:ilvl w:val="0"/>
-          <w:numId w:val="2"/>
-        </w:numPr>
-        <w:spacing w:after="100"/>
-      </w:pPr>
-      <w:r>
-        <w:rPr>
-          <w:rFonts w:ascii="Arial" w:cs="Arial" w:eastAsia="Arial" w:hAnsi="Arial"/>
-          <w:sz w:val="220"/>
-          <w:szCs w:val="220"/>
-        </w:rPr>
-        <w:t xml:space="preserve">Solution: Each signal carries a sequence number; container detects and requests any gaps</w:t>
-      </w:r>
-    </w:p>
-    <w:p>
-      <w:pPr>
-        <w:spacing w:after="120"/>
-      </w:pPr>
-    </w:p>
-    <w:p>
-      <w:pPr>
-        <w:pStyle w:val="Heading3"/>
-        <w:spacing w:after="60" w:before="160"/>
-      </w:pPr>
-      <w:r>
-        <w:rPr>
-          <w:rFonts w:ascii="Arial" w:cs="Arial" w:eastAsia="Arial" w:hAnsi="Arial"/>
-          <w:b/>
-          <w:bCs/>
-          <w:color w:val="1B2A4A"/>
-          <w:sz w:val="240"/>
-          <w:szCs w:val="240"/>
-        </w:rPr>
-        <w:t xml:space="preserve">Problem 2: IBKR API Limitations</w:t>
-      </w:r>
-    </w:p>
-    <w:p>
-      <w:pPr>
-        <w:spacing w:after="160" w:line="276"/>
-      </w:pPr>
-      <w:r>
-        <w:rPr>
-          <w:rFonts w:ascii="Arial" w:cs="Arial" w:eastAsia="Arial" w:hAnsi="Arial"/>
-          <w:sz w:val="220"/>
-          <w:szCs w:val="220"/>
-        </w:rPr>
-        <w:t xml:space="preserve">IBKR's API has real constraints that affect multi-account operation. Allocation groups (for routing one order across multiple sub-accounts) cannot be created or modified programmatically — only through the Trader Workstation UI. There is also a 50-request cap on simultaneous historical data requests.</w:t>
-      </w:r>
-    </w:p>
-    <w:p>
-      <w:pPr>
-        <w:spacing w:after="60"/>
-      </w:pPr>
-    </w:p>
-    <w:p>
-      <w:pPr>
-        <w:pStyle w:val="ListParagraph"/>
-        <w:numPr>
-          <w:ilvl w:val="0"/>
-          <w:numId w:val="2"/>
-        </w:numPr>
-        <w:spacing w:after="100"/>
-      </w:pPr>
-      <w:r>
-        <w:rPr>
-          <w:rFonts w:ascii="Arial" w:cs="Arial" w:eastAsia="Arial" w:hAnsi="Arial"/>
-          <w:sz w:val="220"/>
-          <w:szCs w:val="220"/>
-        </w:rPr>
-        <w:t xml:space="preserve">Solution: Do not use IBKR allocation groups. Each account agent places its own independent order — no shared order routing.</w:t>
-      </w:r>
-    </w:p>
-    <w:p>
-      <w:pPr>
-        <w:pStyle w:val="ListParagraph"/>
-        <w:numPr>
-          <w:ilvl w:val="0"/>
-          <w:numId w:val="2"/>
-        </w:numPr>
-        <w:spacing w:after="100"/>
-      </w:pPr>
-      <w:r>
-        <w:rPr>
-          <w:rFonts w:ascii="Arial" w:cs="Arial" w:eastAsia="Arial" w:hAnsi="Arial"/>
-          <w:sz w:val="220"/>
-          <w:szCs w:val="220"/>
-        </w:rPr>
-        <w:t xml:space="preserve">Solution: Each container connects to IBKR with its own unique client ID, so the 50-request cap is per-container, not shared.</w:t>
-      </w:r>
-    </w:p>
-    <w:p>
-      <w:pPr>
-        <w:pStyle w:val="ListParagraph"/>
-        <w:numPr>
-          <w:ilvl w:val="0"/>
-          <w:numId w:val="2"/>
-        </w:numPr>
-        <w:spacing w:after="100"/>
-      </w:pPr>
-      <w:r>
-        <w:rPr>
-          <w:rFonts w:ascii="Arial" w:cs="Arial" w:eastAsia="Arial" w:hAnsi="Arial"/>
-          <w:sz w:val="220"/>
-          <w:szCs w:val="220"/>
-        </w:rPr>
-        <w:t xml:space="preserve">Solution: Stagger historical data requests across containers to avoid simultaneous bursts.</w:t>
-      </w:r>
-    </w:p>
-    <w:p>
-      <w:pPr>
-        <w:spacing w:after="120"/>
-      </w:pPr>
-    </w:p>
-    <w:p>
-      <w:pPr>
-        <w:pStyle w:val="Heading3"/>
-        <w:spacing w:after="60" w:before="160"/>
-      </w:pPr>
-      <w:r>
-        <w:rPr>
-          <w:rFonts w:ascii="Arial" w:cs="Arial" w:eastAsia="Arial" w:hAnsi="Arial"/>
-          <w:b/>
-          <w:bCs/>
-          <w:color w:val="1B2A4A"/>
-          <w:sz w:val="240"/>
-          <w:szCs w:val="240"/>
-        </w:rPr>
-        <w:t xml:space="preserve">Problem 3: Container Costs at Scale</w:t>
-      </w:r>
-    </w:p>
-    <w:p>
-      <w:pPr>
-        <w:spacing w:after="160" w:line="276"/>
-      </w:pPr>
-      <w:r>
-        <w:rPr>
-          <w:rFonts w:ascii="Arial" w:cs="Arial" w:eastAsia="Arial" w:hAnsi="Arial"/>
-          <w:sz w:val="220"/>
-          <w:szCs w:val="220"/>
-        </w:rPr>
-        <w:t xml:space="preserve">Running one Docker container per user adds up. Kubernetes adds further overhead through control plane costs, resource over-provisioning, and bin-packing inefficiency. At 10–50 users, Kubernetes is unnecessary complexity.</w:t>
-      </w:r>
-    </w:p>
-    <w:p>
-      <w:pPr>
-        <w:spacing w:after="60"/>
-      </w:pPr>
-    </w:p>
-    <w:p>
-      <w:pPr>
-        <w:pStyle w:val="ListParagraph"/>
-        <w:numPr>
-          <w:ilvl w:val="0"/>
-          <w:numId w:val="2"/>
-        </w:numPr>
-        <w:spacing w:after="100"/>
-      </w:pPr>
-      <w:r>
-        <w:rPr>
-          <w:rFonts w:ascii="Arial" w:cs="Arial" w:eastAsia="Arial" w:hAnsi="Arial"/>
-          <w:sz w:val="220"/>
-          <w:szCs w:val="220"/>
-        </w:rPr>
-        <w:t xml:space="preserve">Solution: Docker Compose on a single large VPS (no Kubernetes). At 50 users, a well-configured VPS handles all containers reliably.</w:t>
-      </w:r>
-    </w:p>
-    <w:p>
-      <w:pPr>
-        <w:pStyle w:val="ListParagraph"/>
-        <w:numPr>
-          <w:ilvl w:val="0"/>
-          <w:numId w:val="2"/>
-        </w:numPr>
-        <w:spacing w:after="100"/>
-      </w:pPr>
-      <w:r>
-        <w:rPr>
-          <w:rFonts w:ascii="Arial" w:cs="Arial" w:eastAsia="Arial" w:hAnsi="Arial"/>
-          <w:sz w:val="220"/>
-          <w:szCs w:val="220"/>
-        </w:rPr>
-        <w:t xml:space="preserve">Solution: Estimated cost at 50 users: $350–500/month on a single cloud server. Scales linearly and predictably.</w:t>
-      </w:r>
-    </w:p>
-    <w:p>
-      <w:pPr>
-        <w:pStyle w:val="ListParagraph"/>
-        <w:numPr>
-          <w:ilvl w:val="0"/>
-          <w:numId w:val="2"/>
-        </w:numPr>
-        <w:spacing w:after="100"/>
-      </w:pPr>
-      <w:r>
-        <w:rPr>
-          <w:rFonts w:ascii="Arial" w:cs="Arial" w:eastAsia="Arial" w:hAnsi="Arial"/>
-          <w:sz w:val="220"/>
-          <w:szCs w:val="220"/>
-        </w:rPr>
-        <w:t xml:space="preserve">Solution: Each container is resource-capped (CPU, RAM) so one misbehaving container cannot starve others.</w:t>
-      </w:r>
-    </w:p>
-    <w:p>
-      <w:pPr>
-        <w:spacing w:after="120"/>
-      </w:pPr>
-    </w:p>
-    <w:p>
-      <w:pPr>
-        <w:pStyle w:val="Heading3"/>
-        <w:spacing w:after="60" w:before="160"/>
-      </w:pPr>
-      <w:r>
-        <w:rPr>
-          <w:rFonts w:ascii="Arial" w:cs="Arial" w:eastAsia="Arial" w:hAnsi="Arial"/>
-          <w:b/>
-          <w:bCs/>
-          <w:color w:val="1B2A4A"/>
-          <w:sz w:val="240"/>
-          <w:szCs w:val="240"/>
-        </w:rPr>
-        <w:t xml:space="preserve">Problem 4: Telegram Rate Limits &amp; Latency</w:t>
-      </w:r>
-    </w:p>
-    <w:p>
-      <w:pPr>
-        <w:spacing w:after="160" w:line="276"/>
-      </w:pPr>
-      <w:r>
-        <w:rPr>
-          <w:rFonts w:ascii="Arial" w:cs="Arial" w:eastAsia="Arial" w:hAnsi="Arial"/>
-          <w:sz w:val="220"/>
-          <w:szCs w:val="220"/>
-        </w:rPr>
-        <w:t xml:space="preserve">Telegram bots have a hard limit of 1 message per second per chat and up to 8 seconds of message latency during market volatility. This makes Telegram unsuitable for time-critical execution commands.</w:t>
-      </w:r>
-    </w:p>
-    <w:p>
-      <w:pPr>
-        <w:spacing w:after="60"/>
-      </w:pPr>
-    </w:p>
-    <w:p>
-      <w:pPr>
-        <w:pStyle w:val="ListParagraph"/>
-        <w:numPr>
-          <w:ilvl w:val="0"/>
-          <w:numId w:val="2"/>
-        </w:numPr>
-        <w:spacing w:after="100"/>
-      </w:pPr>
-      <w:r>
-        <w:rPr>
-          <w:rFonts w:ascii="Arial" w:cs="Arial" w:eastAsia="Arial" w:hAnsi="Arial"/>
-          <w:sz w:val="220"/>
-          <w:szCs w:val="220"/>
-        </w:rPr>
-        <w:t xml:space="preserve">Solution: Telegram is used for notifications and informational commands only — never for order placement or stop-loss management.</w:t>
-      </w:r>
-    </w:p>
-    <w:p>
-      <w:pPr>
-        <w:pStyle w:val="ListParagraph"/>
-        <w:numPr>
-          <w:ilvl w:val="0"/>
-          <w:numId w:val="2"/>
-        </w:numPr>
-        <w:spacing w:after="100"/>
-      </w:pPr>
-      <w:r>
-        <w:rPr>
-          <w:rFonts w:ascii="Arial" w:cs="Arial" w:eastAsia="Arial" w:hAnsi="Arial"/>
-          <w:sz w:val="220"/>
-          <w:szCs w:val="220"/>
-        </w:rPr>
-        <w:t xml:space="preserve">Solution: All execution happens within the container, triggered by the signal feed — never by a Telegram message.</w:t>
-      </w:r>
-    </w:p>
-    <w:p>
-      <w:pPr>
-        <w:pStyle w:val="ListParagraph"/>
-        <w:numPr>
-          <w:ilvl w:val="0"/>
-          <w:numId w:val="2"/>
-        </w:numPr>
-        <w:spacing w:after="100"/>
-      </w:pPr>
-      <w:r>
-        <w:rPr>
-          <w:rFonts w:ascii="Arial" w:cs="Arial" w:eastAsia="Arial" w:hAnsi="Arial"/>
-          <w:sz w:val="220"/>
-          <w:szCs w:val="220"/>
-        </w:rPr>
-        <w:t xml:space="preserve">Solution: Rate limits are managed by queuing notifications; during high-activity periods, notifications are batched rather than dropped.</w:t>
-      </w:r>
-    </w:p>
-    <w:p>
-      <w:pPr>
-        <w:spacing w:after="120"/>
-      </w:pPr>
-    </w:p>
-    <w:p>
-      <w:pPr>
-        <w:pStyle w:val="Heading3"/>
-        <w:spacing w:after="60" w:before="160"/>
-      </w:pPr>
-      <w:r>
-        <w:rPr>
-          <w:rFonts w:ascii="Arial" w:cs="Arial" w:eastAsia="Arial" w:hAnsi="Arial"/>
-          <w:b/>
-          <w:bCs/>
-          <w:color w:val="1B2A4A"/>
-          <w:sz w:val="240"/>
-          <w:szCs w:val="240"/>
-        </w:rPr>
-        <w:t xml:space="preserve">Problem 5: Credential Security in Multi-Tenant Systems</w:t>
-      </w:r>
-    </w:p>
-    <w:p>
-      <w:pPr>
-        <w:spacing w:after="160" w:line="276"/>
-      </w:pPr>
-      <w:r>
-        <w:rPr>
-          <w:rFonts w:ascii="Arial" w:cs="Arial" w:eastAsia="Arial" w:hAnsi="Arial"/>
-          <w:sz w:val="220"/>
-          <w:szCs w:val="220"/>
-        </w:rPr>
-        <w:t xml:space="preserve">The single most catastrophic failure mode in a multi-tenant financial platform is a shared encryption key — if one tenant's credentials are exposed, all tenants are exposed. Industry post-mortems consistently identify this as the root cause of major breaches.</w:t>
-      </w:r>
-    </w:p>
-    <w:p>
-      <w:pPr>
-        <w:spacing w:after="60"/>
-      </w:pPr>
-    </w:p>
-    <w:p>
-      <w:pPr>
-        <w:pStyle w:val="ListParagraph"/>
-        <w:numPr>
-          <w:ilvl w:val="0"/>
-          <w:numId w:val="2"/>
-        </w:numPr>
-        <w:spacing w:after="100"/>
-      </w:pPr>
-      <w:r>
-        <w:rPr>
-          <w:rFonts w:ascii="Arial" w:cs="Arial" w:eastAsia="Arial" w:hAnsi="Arial"/>
-          <w:sz w:val="220"/>
-          <w:szCs w:val="220"/>
-        </w:rPr>
-        <w:t xml:space="preserve">Solution: One encryption key per container — not shared across users. If one container is compromised, no other user's credentials are at risk.</w:t>
-      </w:r>
-    </w:p>
-    <w:p>
-      <w:pPr>
-        <w:pStyle w:val="ListParagraph"/>
-        <w:numPr>
-          <w:ilvl w:val="0"/>
-          <w:numId w:val="2"/>
-        </w:numPr>
-        <w:spacing w:after="100"/>
-      </w:pPr>
-      <w:r>
-        <w:rPr>
-          <w:rFonts w:ascii="Arial" w:cs="Arial" w:eastAsia="Arial" w:hAnsi="Arial"/>
-          <w:sz w:val="220"/>
-          <w:szCs w:val="220"/>
-        </w:rPr>
-        <w:t xml:space="preserve">Solution: Credentials are decrypted only at execution time, never cached or logged.</w:t>
-      </w:r>
-    </w:p>
-    <w:p>
-      <w:pPr>
-        <w:pStyle w:val="ListParagraph"/>
-        <w:numPr>
-          <w:ilvl w:val="0"/>
-          <w:numId w:val="2"/>
-        </w:numPr>
-        <w:spacing w:after="100"/>
-      </w:pPr>
-      <w:r>
-        <w:rPr>
-          <w:rFonts w:ascii="Arial" w:cs="Arial" w:eastAsia="Arial" w:hAnsi="Arial"/>
-          <w:sz w:val="220"/>
-          <w:szCs w:val="220"/>
-        </w:rPr>
-        <w:t xml:space="preserve">Solution: All credential access is written to an immutable audit log stored separately from the containers.</w:t>
-      </w:r>
-    </w:p>
-    <w:p>
-      <w:pPr>
-        <w:spacing w:after="180"/>
-      </w:pPr>
-    </w:p>
-    <w:p>
-      <w:pPr>
-        <w:spacing w:after="200"/>
-      </w:pPr>
-    </w:p>
-    <w:p>
-      <w:pPr>
-        <w:pStyle w:val="Heading1"/>
-        <w:pBdr>
-          <w:bottom w:val="single" w:color="0D7377" w:sz="6" w:space="4"/>
-        </w:pBdr>
-        <w:spacing w:after="80" w:before="240"/>
-      </w:pPr>
-      <w:r>
-        <w:rPr>
-          <w:rFonts w:ascii="Arial" w:cs="Arial" w:eastAsia="Arial" w:hAnsi="Arial"/>
-          <w:b/>
-          <w:bCs/>
-          <w:color w:val="1B2A4A"/>
-          <w:sz w:val="320"/>
-          <w:szCs w:val="320"/>
-        </w:rPr>
-        <w:t xml:space="preserve">7. Regulatory Considerations (UAE)</w:t>
-      </w:r>
-    </w:p>
-    <w:p>
-      <w:pPr>
-        <w:spacing w:after="120"/>
-      </w:pPr>
-    </w:p>
-    <w:p>
-      <w:pPr>
-        <w:spacing w:after="160" w:line="276"/>
-      </w:pPr>
-      <w:r>
-        <w:rPr>
-          <w:rFonts w:ascii="Arial" w:cs="Arial" w:eastAsia="Arial" w:hAnsi="Arial"/>
-          <w:sz w:val="220"/>
-          <w:szCs w:val="220"/>
-        </w:rPr>
-        <w:t xml:space="preserve">The UAE has three overlapping financial regulators: SCA (federal), DFSA (DIFC), and FSRA (ADGM). No explicit 'private club' exemption exists in any of their frameworks for algorithmic signal sharing. However, the following factors reduce regulatory risk for this specific design.</w:t>
-      </w:r>
-    </w:p>
-    <w:p>
-      <w:pPr>
-        <w:spacing w:after="100"/>
+          <w:sz w:val="22"/>
+          <w:szCs w:val="22"/>
+        </w:rPr>
+        <w:t xml:space="preserve">No existing platform implements decentralised signal generation with distributed execution across user-owned IBKR accounts without acting as the broker. Decifer's architecture is novel.</w:t>
+      </w:r>
+    </w:p>
+    <w:p>
+      <w:pPr>
+        <w:spacing w:after="80"/>
       </w:pPr>
     </w:p>
     <w:tbl>
@@ -5322,9 +3390,9 @@
         </w:tblBorders>
       </w:tblPr>
       <w:tblGrid>
-        <w:gridCol w:w="3600"/>
-        <w:gridCol w:w="1600"/>
-        <w:gridCol w:w="4160"/>
+        <w:gridCol w:w="1800"/>
+        <w:gridCol w:w="3000"/>
+        <w:gridCol w:w="4560"/>
       </w:tblGrid>
       <w:tr>
         <w:trPr>
@@ -5332,7 +3400,7 @@
         </w:trPr>
         <w:tc>
           <w:tcPr>
-            <w:tcW w:type="dxa" w:w="3600"/>
+            <w:tcW w:type="dxa" w:w="1800"/>
             <w:tcBorders>
               <w:top w:val="single" w:color="BDC3C7" w:sz="1"/>
               <w:left w:val="single" w:color="BDC3C7" w:sz="1"/>
@@ -5348,22 +3416,25 @@
             </w:tcMar>
           </w:tcPr>
           <w:p>
+            <w:pPr>
+              <w:spacing w:after="0"/>
+            </w:pPr>
             <w:r>
               <w:rPr>
                 <w:rFonts w:ascii="Arial" w:cs="Arial" w:eastAsia="Arial" w:hAnsi="Arial"/>
                 <w:b/>
                 <w:bCs/>
                 <w:color w:val="FFFFFF"/>
-                <w:sz w:val="200"/>
-                <w:szCs w:val="200"/>
-              </w:rPr>
-              <w:t xml:space="preserve">Factor</w:t>
-            </w:r>
-          </w:p>
-        </w:tc>
-        <w:tc>
-          <w:tcPr>
-            <w:tcW w:type="dxa" w:w="1600"/>
+                <w:sz w:val="20"/>
+                <w:szCs w:val="20"/>
+              </w:rPr>
+              <w:t xml:space="preserve">Platform</w:t>
+            </w:r>
+          </w:p>
+        </w:tc>
+        <w:tc>
+          <w:tcPr>
+            <w:tcW w:type="dxa" w:w="3000"/>
             <w:tcBorders>
               <w:top w:val="single" w:color="BDC3C7" w:sz="1"/>
               <w:left w:val="single" w:color="BDC3C7" w:sz="1"/>
@@ -5379,22 +3450,25 @@
             </w:tcMar>
           </w:tcPr>
           <w:p>
+            <w:pPr>
+              <w:spacing w:after="0"/>
+            </w:pPr>
             <w:r>
               <w:rPr>
                 <w:rFonts w:ascii="Arial" w:cs="Arial" w:eastAsia="Arial" w:hAnsi="Arial"/>
                 <w:b/>
                 <w:bCs/>
                 <w:color w:val="FFFFFF"/>
-                <w:sz w:val="200"/>
-                <w:szCs w:val="200"/>
-              </w:rPr>
-              <w:t xml:space="preserve">Risk Level</w:t>
-            </w:r>
-          </w:p>
-        </w:tc>
-        <w:tc>
-          <w:tcPr>
-            <w:tcW w:type="dxa" w:w="4160"/>
+                <w:sz w:val="20"/>
+                <w:szCs w:val="20"/>
+              </w:rPr>
+              <w:t xml:space="preserve">What They Do</w:t>
+            </w:r>
+          </w:p>
+        </w:tc>
+        <w:tc>
+          <w:tcPr>
+            <w:tcW w:type="dxa" w:w="4560"/>
             <w:tcBorders>
               <w:top w:val="single" w:color="BDC3C7" w:sz="1"/>
               <w:left w:val="single" w:color="BDC3C7" w:sz="1"/>
@@ -5410,16 +3484,19 @@
             </w:tcMar>
           </w:tcPr>
           <w:p>
+            <w:pPr>
+              <w:spacing w:after="0"/>
+            </w:pPr>
             <w:r>
               <w:rPr>
                 <w:rFonts w:ascii="Arial" w:cs="Arial" w:eastAsia="Arial" w:hAnsi="Arial"/>
                 <w:b/>
                 <w:bCs/>
                 <w:color w:val="FFFFFF"/>
-                <w:sz w:val="200"/>
-                <w:szCs w:val="200"/>
-              </w:rPr>
-              <w:t xml:space="preserve">Reasoning</w:t>
+                <w:sz w:val="20"/>
+                <w:szCs w:val="20"/>
+              </w:rPr>
+              <w:t xml:space="preserve">Key Limitation</w:t>
             </w:r>
           </w:p>
         </w:tc>
@@ -5427,7 +3504,7 @@
       <w:tr>
         <w:tc>
           <w:tcPr>
-            <w:tcW w:type="dxa" w:w="3600"/>
+            <w:tcW w:type="dxa" w:w="1800"/>
             <w:tcBorders>
               <w:top w:val="single" w:color="BDC3C7" w:sz="1"/>
               <w:left w:val="single" w:color="BDC3C7" w:sz="1"/>
@@ -5449,16 +3526,16 @@
             <w:r>
               <w:rPr>
                 <w:rFonts w:ascii="Arial" w:cs="Arial" w:eastAsia="Arial" w:hAnsi="Arial"/>
-                <w:sz w:val="200"/>
-                <w:szCs w:val="200"/>
-              </w:rPr>
-              <w:t xml:space="preserve">No fees charged to users</w:t>
-            </w:r>
-          </w:p>
-        </w:tc>
-        <w:tc>
-          <w:tcPr>
-            <w:tcW w:type="dxa" w:w="1600"/>
+                <w:sz w:val="20"/>
+                <w:szCs w:val="20"/>
+              </w:rPr>
+              <w:t xml:space="preserve">QuantConnect FA</w:t>
+            </w:r>
+          </w:p>
+        </w:tc>
+        <w:tc>
+          <w:tcPr>
+            <w:tcW w:type="dxa" w:w="3000"/>
             <w:tcBorders>
               <w:top w:val="single" w:color="BDC3C7" w:sz="1"/>
               <w:left w:val="single" w:color="BDC3C7" w:sz="1"/>
@@ -5480,16 +3557,16 @@
             <w:r>
               <w:rPr>
                 <w:rFonts w:ascii="Arial" w:cs="Arial" w:eastAsia="Arial" w:hAnsi="Arial"/>
-                <w:sz w:val="200"/>
-                <w:szCs w:val="200"/>
-              </w:rPr>
-              <w:t xml:space="preserve">Lower</w:t>
-            </w:r>
-          </w:p>
-        </w:tc>
-        <w:tc>
-          <w:tcPr>
-            <w:tcW w:type="dxa" w:w="4160"/>
+                <w:sz w:val="20"/>
+                <w:szCs w:val="20"/>
+              </w:rPr>
+              <w:t xml:space="preserve">One algorithm to multiple IBKR sub-accounts</w:t>
+            </w:r>
+          </w:p>
+        </w:tc>
+        <w:tc>
+          <w:tcPr>
+            <w:tcW w:type="dxa" w:w="4560"/>
             <w:tcBorders>
               <w:top w:val="single" w:color="BDC3C7" w:sz="1"/>
               <w:left w:val="single" w:color="BDC3C7" w:sz="1"/>
@@ -5511,10 +3588,10 @@
             <w:r>
               <w:rPr>
                 <w:rFonts w:ascii="Arial" w:cs="Arial" w:eastAsia="Arial" w:hAnsi="Arial"/>
-                <w:sz w:val="200"/>
-                <w:szCs w:val="200"/>
-              </w:rPr>
-              <w:t xml:space="preserve">Charging fees for signals typically triggers investment advisory licensing</w:t>
+                <w:sz w:val="20"/>
+                <w:szCs w:val="20"/>
+              </w:rPr>
+              <w:t xml:space="preserve">Allocation groups cannot be modified via API. Order cancelled if one account cannot afford its share.</w:t>
             </w:r>
           </w:p>
         </w:tc>
@@ -5522,7 +3599,7 @@
       <w:tr>
         <w:tc>
           <w:tcPr>
-            <w:tcW w:type="dxa" w:w="3600"/>
+            <w:tcW w:type="dxa" w:w="1800"/>
             <w:tcBorders>
               <w:top w:val="single" w:color="BDC3C7" w:sz="1"/>
               <w:left w:val="single" w:color="BDC3C7" w:sz="1"/>
@@ -5544,16 +3621,16 @@
             <w:r>
               <w:rPr>
                 <w:rFonts w:ascii="Arial" w:cs="Arial" w:eastAsia="Arial" w:hAnsi="Arial"/>
-                <w:sz w:val="200"/>
-                <w:szCs w:val="200"/>
-              </w:rPr>
-              <w:t xml:space="preserve">Each user owns their own IBKR account</w:t>
-            </w:r>
-          </w:p>
-        </w:tc>
-        <w:tc>
-          <w:tcPr>
-            <w:tcW w:type="dxa" w:w="1600"/>
+                <w:sz w:val="20"/>
+                <w:szCs w:val="20"/>
+              </w:rPr>
+              <w:t xml:space="preserve">Collective2</w:t>
+            </w:r>
+          </w:p>
+        </w:tc>
+        <w:tc>
+          <w:tcPr>
+            <w:tcW w:type="dxa" w:w="3000"/>
             <w:tcBorders>
               <w:top w:val="single" w:color="BDC3C7" w:sz="1"/>
               <w:left w:val="single" w:color="BDC3C7" w:sz="1"/>
@@ -5575,16 +3652,16 @@
             <w:r>
               <w:rPr>
                 <w:rFonts w:ascii="Arial" w:cs="Arial" w:eastAsia="Arial" w:hAnsi="Arial"/>
-                <w:sz w:val="200"/>
-                <w:szCs w:val="200"/>
-              </w:rPr>
-              <w:t xml:space="preserve">Lower</w:t>
-            </w:r>
-          </w:p>
-        </w:tc>
-        <w:tc>
-          <w:tcPr>
-            <w:tcW w:type="dxa" w:w="4160"/>
+                <w:sz w:val="20"/>
+                <w:szCs w:val="20"/>
+              </w:rPr>
+              <w:t xml:space="preserve">Signal marketplace; executes in users' own broker accounts</w:t>
+            </w:r>
+          </w:p>
+        </w:tc>
+        <w:tc>
+          <w:tcPr>
+            <w:tcW w:type="dxa" w:w="4560"/>
             <w:tcBorders>
               <w:top w:val="single" w:color="BDC3C7" w:sz="1"/>
               <w:left w:val="single" w:color="BDC3C7" w:sz="1"/>
@@ -5606,10 +3683,10 @@
             <w:r>
               <w:rPr>
                 <w:rFonts w:ascii="Arial" w:cs="Arial" w:eastAsia="Arial" w:hAnsi="Arial"/>
-                <w:sz w:val="200"/>
-                <w:szCs w:val="200"/>
-              </w:rPr>
-              <w:t xml:space="preserve">Platform does not hold or manage client funds</w:t>
+                <w:sz w:val="20"/>
+                <w:szCs w:val="20"/>
+              </w:rPr>
+              <w:t xml:space="preserve">Signal providers and account owners are different people — looser trust model</w:t>
             </w:r>
           </w:p>
         </w:tc>
@@ -5617,7 +3694,7 @@
       <w:tr>
         <w:tc>
           <w:tcPr>
-            <w:tcW w:type="dxa" w:w="3600"/>
+            <w:tcW w:type="dxa" w:w="1800"/>
             <w:tcBorders>
               <w:top w:val="single" w:color="BDC3C7" w:sz="1"/>
               <w:left w:val="single" w:color="BDC3C7" w:sz="1"/>
@@ -5639,16 +3716,16 @@
             <w:r>
               <w:rPr>
                 <w:rFonts w:ascii="Arial" w:cs="Arial" w:eastAsia="Arial" w:hAnsi="Arial"/>
-                <w:sz w:val="200"/>
-                <w:szCs w:val="200"/>
-              </w:rPr>
-              <w:t xml:space="preserve">Users must sign individual disclosure</w:t>
-            </w:r>
-          </w:p>
-        </w:tc>
-        <w:tc>
-          <w:tcPr>
-            <w:tcW w:type="dxa" w:w="1600"/>
+                <w:sz w:val="20"/>
+                <w:szCs w:val="20"/>
+              </w:rPr>
+              <w:t xml:space="preserve">ZuluTrade</w:t>
+            </w:r>
+          </w:p>
+        </w:tc>
+        <w:tc>
+          <w:tcPr>
+            <w:tcW w:type="dxa" w:w="3000"/>
             <w:tcBorders>
               <w:top w:val="single" w:color="BDC3C7" w:sz="1"/>
               <w:left w:val="single" w:color="BDC3C7" w:sz="1"/>
@@ -5670,16 +3747,16 @@
             <w:r>
               <w:rPr>
                 <w:rFonts w:ascii="Arial" w:cs="Arial" w:eastAsia="Arial" w:hAnsi="Arial"/>
-                <w:sz w:val="200"/>
-                <w:szCs w:val="200"/>
-              </w:rPr>
-              <w:t xml:space="preserve">Lower</w:t>
-            </w:r>
-          </w:p>
-        </w:tc>
-        <w:tc>
-          <w:tcPr>
-            <w:tcW w:type="dxa" w:w="4160"/>
+                <w:sz w:val="20"/>
+                <w:szCs w:val="20"/>
+              </w:rPr>
+              <w:t xml:space="preserve">Routes signals to 64+ brokers, 90,000+ signal leaders</w:t>
+            </w:r>
+          </w:p>
+        </w:tc>
+        <w:tc>
+          <w:tcPr>
+            <w:tcW w:type="dxa" w:w="4560"/>
             <w:tcBorders>
               <w:top w:val="single" w:color="BDC3C7" w:sz="1"/>
               <w:left w:val="single" w:color="BDC3C7" w:sz="1"/>
@@ -5701,10 +3778,10 @@
             <w:r>
               <w:rPr>
                 <w:rFonts w:ascii="Arial" w:cs="Arial" w:eastAsia="Arial" w:hAnsi="Arial"/>
-                <w:sz w:val="200"/>
-                <w:szCs w:val="200"/>
-              </w:rPr>
-              <w:t xml:space="preserve">Documents informed consent and voluntary participation</w:t>
+                <w:sz w:val="20"/>
+                <w:szCs w:val="20"/>
+              </w:rPr>
+              <w:t xml:space="preserve">Multi-broker routing is complex; reputation systems are gameable</w:t>
             </w:r>
           </w:p>
         </w:tc>
@@ -5712,7 +3789,7 @@
       <w:tr>
         <w:tc>
           <w:tcPr>
-            <w:tcW w:type="dxa" w:w="3600"/>
+            <w:tcW w:type="dxa" w:w="1800"/>
             <w:tcBorders>
               <w:top w:val="single" w:color="BDC3C7" w:sz="1"/>
               <w:left w:val="single" w:color="BDC3C7" w:sz="1"/>
@@ -5734,16 +3811,16 @@
             <w:r>
               <w:rPr>
                 <w:rFonts w:ascii="Arial" w:cs="Arial" w:eastAsia="Arial" w:hAnsi="Arial"/>
-                <w:sz w:val="200"/>
-                <w:szCs w:val="200"/>
-              </w:rPr>
-              <w:t xml:space="preserve">Family and close friends only</w:t>
-            </w:r>
-          </w:p>
-        </w:tc>
-        <w:tc>
-          <w:tcPr>
-            <w:tcW w:type="dxa" w:w="1600"/>
+                <w:sz w:val="20"/>
+                <w:szCs w:val="20"/>
+              </w:rPr>
+              <w:t xml:space="preserve">Composer.trade</w:t>
+            </w:r>
+          </w:p>
+        </w:tc>
+        <w:tc>
+          <w:tcPr>
+            <w:tcW w:type="dxa" w:w="3000"/>
             <w:tcBorders>
               <w:top w:val="single" w:color="BDC3C7" w:sz="1"/>
               <w:left w:val="single" w:color="BDC3C7" w:sz="1"/>
@@ -5765,16 +3842,16 @@
             <w:r>
               <w:rPr>
                 <w:rFonts w:ascii="Arial" w:cs="Arial" w:eastAsia="Arial" w:hAnsi="Arial"/>
-                <w:sz w:val="200"/>
-                <w:szCs w:val="200"/>
-              </w:rPr>
-              <w:t xml:space="preserve">Lower</w:t>
-            </w:r>
-          </w:p>
-        </w:tc>
-        <w:tc>
-          <w:tcPr>
-            <w:tcW w:type="dxa" w:w="4160"/>
+                <w:sz w:val="20"/>
+                <w:szCs w:val="20"/>
+              </w:rPr>
+              <w:t xml:space="preserve">No-code algo builder; Composer IS the broker</w:t>
+            </w:r>
+          </w:p>
+        </w:tc>
+        <w:tc>
+          <w:tcPr>
+            <w:tcW w:type="dxa" w:w="4560"/>
             <w:tcBorders>
               <w:top w:val="single" w:color="BDC3C7" w:sz="1"/>
               <w:left w:val="single" w:color="BDC3C7" w:sz="1"/>
@@ -5796,10 +3873,10 @@
             <w:r>
               <w:rPr>
                 <w:rFonts w:ascii="Arial" w:cs="Arial" w:eastAsia="Arial" w:hAnsi="Arial"/>
-                <w:sz w:val="200"/>
-                <w:szCs w:val="200"/>
-              </w:rPr>
-              <w:t xml:space="preserve">Small, known group reduces systemic risk concerns</w:t>
+                <w:sz w:val="20"/>
+                <w:szCs w:val="20"/>
+              </w:rPr>
+              <w:t xml:space="preserve">Single broker lock-in; users do not hold their own credentials</w:t>
             </w:r>
           </w:p>
         </w:tc>
@@ -5807,7 +3884,7 @@
       <w:tr>
         <w:tc>
           <w:tcPr>
-            <w:tcW w:type="dxa" w:w="3600"/>
+            <w:tcW w:type="dxa" w:w="1800"/>
             <w:tcBorders>
               <w:top w:val="single" w:color="BDC3C7" w:sz="1"/>
               <w:left w:val="single" w:color="BDC3C7" w:sz="1"/>
@@ -5829,16 +3906,16 @@
             <w:r>
               <w:rPr>
                 <w:rFonts w:ascii="Arial" w:cs="Arial" w:eastAsia="Arial" w:hAnsi="Arial"/>
-                <w:sz w:val="200"/>
-                <w:szCs w:val="200"/>
-              </w:rPr>
-              <w:t xml:space="preserve">No leverage beyond user's own account permissions</w:t>
-            </w:r>
-          </w:p>
-        </w:tc>
-        <w:tc>
-          <w:tcPr>
-            <w:tcW w:type="dxa" w:w="1600"/>
+                <w:sz w:val="20"/>
+                <w:szCs w:val="20"/>
+              </w:rPr>
+              <w:t xml:space="preserve">eToro Copy Trading</w:t>
+            </w:r>
+          </w:p>
+        </w:tc>
+        <w:tc>
+          <w:tcPr>
+            <w:tcW w:type="dxa" w:w="3000"/>
             <w:tcBorders>
               <w:top w:val="single" w:color="BDC3C7" w:sz="1"/>
               <w:left w:val="single" w:color="BDC3C7" w:sz="1"/>
@@ -5860,16 +3937,16 @@
             <w:r>
               <w:rPr>
                 <w:rFonts w:ascii="Arial" w:cs="Arial" w:eastAsia="Arial" w:hAnsi="Arial"/>
-                <w:sz w:val="200"/>
-                <w:szCs w:val="200"/>
-              </w:rPr>
-              <w:t xml:space="preserve">Lower</w:t>
-            </w:r>
-          </w:p>
-        </w:tc>
-        <w:tc>
-          <w:tcPr>
-            <w:tcW w:type="dxa" w:w="4160"/>
+                <w:sz w:val="20"/>
+                <w:szCs w:val="20"/>
+              </w:rPr>
+              <w:t xml:space="preserve">Closed ecosystem, 2.5M+ traders</w:t>
+            </w:r>
+          </w:p>
+        </w:tc>
+        <w:tc>
+          <w:tcPr>
+            <w:tcW w:type="dxa" w:w="4560"/>
             <w:tcBorders>
               <w:top w:val="single" w:color="BDC3C7" w:sz="1"/>
               <w:left w:val="single" w:color="BDC3C7" w:sz="1"/>
@@ -5891,200 +3968,10 @@
             <w:r>
               <w:rPr>
                 <w:rFonts w:ascii="Arial" w:cs="Arial" w:eastAsia="Arial" w:hAnsi="Arial"/>
-                <w:sz w:val="200"/>
-                <w:szCs w:val="200"/>
-              </w:rPr>
-              <w:t xml:space="preserve">Platform cannot grant permissions beyond what IBKR already allows</w:t>
-            </w:r>
-          </w:p>
-        </w:tc>
-      </w:tr>
-      <w:tr>
-        <w:tc>
-          <w:tcPr>
-            <w:tcW w:type="dxa" w:w="3600"/>
-            <w:tcBorders>
-              <w:top w:val="single" w:color="BDC3C7" w:sz="1"/>
-              <w:left w:val="single" w:color="BDC3C7" w:sz="1"/>
-              <w:bottom w:val="single" w:color="BDC3C7" w:sz="1"/>
-              <w:right w:val="single" w:color="BDC3C7" w:sz="1"/>
-            </w:tcBorders>
-            <w:shd w:fill="F2F4F7" w:val="clear"/>
-            <w:tcMar>
-              <w:top w:type="dxa" w:w="80"/>
-              <w:left w:type="dxa" w:w="120"/>
-              <w:bottom w:type="dxa" w:w="80"/>
-              <w:right w:type="dxa" w:w="120"/>
-            </w:tcMar>
-          </w:tcPr>
-          <w:p>
-            <w:pPr>
-              <w:spacing w:after="0"/>
-            </w:pPr>
-            <w:r>
-              <w:rPr>
-                <w:rFonts w:ascii="Arial" w:cs="Arial" w:eastAsia="Arial" w:hAnsi="Arial"/>
-                <w:sz w:val="200"/>
-                <w:szCs w:val="200"/>
-              </w:rPr>
-              <w:t xml:space="preserve">Crypto or derivatives included</w:t>
-            </w:r>
-          </w:p>
-        </w:tc>
-        <w:tc>
-          <w:tcPr>
-            <w:tcW w:type="dxa" w:w="1600"/>
-            <w:tcBorders>
-              <w:top w:val="single" w:color="BDC3C7" w:sz="1"/>
-              <w:left w:val="single" w:color="BDC3C7" w:sz="1"/>
-              <w:bottom w:val="single" w:color="BDC3C7" w:sz="1"/>
-              <w:right w:val="single" w:color="BDC3C7" w:sz="1"/>
-            </w:tcBorders>
-            <w:shd w:fill="F2F4F7" w:val="clear"/>
-            <w:tcMar>
-              <w:top w:type="dxa" w:w="80"/>
-              <w:left w:type="dxa" w:w="120"/>
-              <w:bottom w:type="dxa" w:w="80"/>
-              <w:right w:type="dxa" w:w="120"/>
-            </w:tcMar>
-          </w:tcPr>
-          <w:p>
-            <w:pPr>
-              <w:spacing w:after="0"/>
-            </w:pPr>
-            <w:r>
-              <w:rPr>
-                <w:rFonts w:ascii="Arial" w:cs="Arial" w:eastAsia="Arial" w:hAnsi="Arial"/>
-                <w:sz w:val="200"/>
-                <w:szCs w:val="200"/>
-              </w:rPr>
-              <w:t xml:space="preserve">Higher</w:t>
-            </w:r>
-          </w:p>
-        </w:tc>
-        <w:tc>
-          <w:tcPr>
-            <w:tcW w:type="dxa" w:w="4160"/>
-            <w:tcBorders>
-              <w:top w:val="single" w:color="BDC3C7" w:sz="1"/>
-              <w:left w:val="single" w:color="BDC3C7" w:sz="1"/>
-              <w:bottom w:val="single" w:color="BDC3C7" w:sz="1"/>
-              <w:right w:val="single" w:color="BDC3C7" w:sz="1"/>
-            </w:tcBorders>
-            <w:shd w:fill="F2F4F7" w:val="clear"/>
-            <w:tcMar>
-              <w:top w:type="dxa" w:w="80"/>
-              <w:left w:type="dxa" w:w="120"/>
-              <w:bottom w:type="dxa" w:w="80"/>
-              <w:right w:type="dxa" w:w="120"/>
-            </w:tcMar>
-          </w:tcPr>
-          <w:p>
-            <w:pPr>
-              <w:spacing w:after="0"/>
-            </w:pPr>
-            <w:r>
-              <w:rPr>
-                <w:rFonts w:ascii="Arial" w:cs="Arial" w:eastAsia="Arial" w:hAnsi="Arial"/>
-                <w:sz w:val="200"/>
-                <w:szCs w:val="200"/>
-              </w:rPr>
-              <w:t xml:space="preserve">UAE regulators (VARA) are more active on derivatives and crypto</w:t>
-            </w:r>
-          </w:p>
-        </w:tc>
-      </w:tr>
-      <w:tr>
-        <w:tc>
-          <w:tcPr>
-            <w:tcW w:type="dxa" w:w="3600"/>
-            <w:tcBorders>
-              <w:top w:val="single" w:color="BDC3C7" w:sz="1"/>
-              <w:left w:val="single" w:color="BDC3C7" w:sz="1"/>
-              <w:bottom w:val="single" w:color="BDC3C7" w:sz="1"/>
-              <w:right w:val="single" w:color="BDC3C7" w:sz="1"/>
-            </w:tcBorders>
-            <w:shd w:fill="FFFFFF" w:val="clear"/>
-            <w:tcMar>
-              <w:top w:type="dxa" w:w="80"/>
-              <w:left w:type="dxa" w:w="120"/>
-              <w:bottom w:type="dxa" w:w="80"/>
-              <w:right w:type="dxa" w:w="120"/>
-            </w:tcMar>
-          </w:tcPr>
-          <w:p>
-            <w:pPr>
-              <w:spacing w:after="0"/>
-            </w:pPr>
-            <w:r>
-              <w:rPr>
-                <w:rFonts w:ascii="Arial" w:cs="Arial" w:eastAsia="Arial" w:hAnsi="Arial"/>
-                <w:sz w:val="200"/>
-                <w:szCs w:val="200"/>
-              </w:rPr>
-              <w:t xml:space="preserve">Platform grows beyond close contacts</w:t>
-            </w:r>
-          </w:p>
-        </w:tc>
-        <w:tc>
-          <w:tcPr>
-            <w:tcW w:type="dxa" w:w="1600"/>
-            <w:tcBorders>
-              <w:top w:val="single" w:color="BDC3C7" w:sz="1"/>
-              <w:left w:val="single" w:color="BDC3C7" w:sz="1"/>
-              <w:bottom w:val="single" w:color="BDC3C7" w:sz="1"/>
-              <w:right w:val="single" w:color="BDC3C7" w:sz="1"/>
-            </w:tcBorders>
-            <w:shd w:fill="FFFFFF" w:val="clear"/>
-            <w:tcMar>
-              <w:top w:type="dxa" w:w="80"/>
-              <w:left w:type="dxa" w:w="120"/>
-              <w:bottom w:type="dxa" w:w="80"/>
-              <w:right w:type="dxa" w:w="120"/>
-            </w:tcMar>
-          </w:tcPr>
-          <w:p>
-            <w:pPr>
-              <w:spacing w:after="0"/>
-            </w:pPr>
-            <w:r>
-              <w:rPr>
-                <w:rFonts w:ascii="Arial" w:cs="Arial" w:eastAsia="Arial" w:hAnsi="Arial"/>
-                <w:sz w:val="200"/>
-                <w:szCs w:val="200"/>
-              </w:rPr>
-              <w:t xml:space="preserve">Higher</w:t>
-            </w:r>
-          </w:p>
-        </w:tc>
-        <w:tc>
-          <w:tcPr>
-            <w:tcW w:type="dxa" w:w="4160"/>
-            <w:tcBorders>
-              <w:top w:val="single" w:color="BDC3C7" w:sz="1"/>
-              <w:left w:val="single" w:color="BDC3C7" w:sz="1"/>
-              <w:bottom w:val="single" w:color="BDC3C7" w:sz="1"/>
-              <w:right w:val="single" w:color="BDC3C7" w:sz="1"/>
-            </w:tcBorders>
-            <w:shd w:fill="FFFFFF" w:val="clear"/>
-            <w:tcMar>
-              <w:top w:type="dxa" w:w="80"/>
-              <w:left w:type="dxa" w:w="120"/>
-              <w:bottom w:type="dxa" w:w="80"/>
-              <w:right w:type="dxa" w:w="120"/>
-            </w:tcMar>
-          </w:tcPr>
-          <w:p>
-            <w:pPr>
-              <w:spacing w:after="0"/>
-            </w:pPr>
-            <w:r>
-              <w:rPr>
-                <w:rFonts w:ascii="Arial" w:cs="Arial" w:eastAsia="Arial" w:hAnsi="Arial"/>
-                <w:sz w:val="200"/>
-                <w:szCs w:val="200"/>
-              </w:rPr>
-              <w:t xml:space="preserve">At larger scale, SCA oversight becomes more likely</w:t>
+                <w:sz w:val="20"/>
+                <w:szCs w:val="20"/>
+              </w:rPr>
+              <w:t xml:space="preserve">Users cannot use external brokers; platform controls execution</w:t>
             </w:r>
           </w:p>
         </w:tc>
@@ -6092,19 +3979,1162 @@
     </w:tbl>
     <w:p>
       <w:pPr>
-        <w:spacing w:after="120"/>
+        <w:spacing w:after="160"/>
+      </w:pPr>
+    </w:p>
+    <w:p>
+      <w:pPr>
+        <w:pStyle w:val="Heading2"/>
+        <w:spacing w:after="80" w:before="240"/>
+      </w:pPr>
+      <w:r>
+        <w:rPr>
+          <w:rFonts w:ascii="Arial" w:cs="Arial" w:eastAsia="Arial" w:hAnsi="Arial"/>
+          <w:b/>
+          <w:bCs/>
+          <w:color w:val="0D7377"/>
+          <w:sz w:val="26"/>
+          <w:szCs w:val="26"/>
+        </w:rPr>
+        <w:t xml:space="preserve">Known Problems and Solutions</w:t>
+      </w:r>
+    </w:p>
+    <w:p>
+      <w:pPr>
+        <w:pStyle w:val="Heading3"/>
+        <w:spacing w:after="60" w:before="160"/>
+      </w:pPr>
+      <w:r>
+        <w:rPr>
+          <w:rFonts w:ascii="Arial" w:cs="Arial" w:eastAsia="Arial" w:hAnsi="Arial"/>
+          <w:b/>
+          <w:bCs/>
+          <w:color w:val="1B2A4A"/>
+          <w:sz w:val="24"/>
+          <w:szCs w:val="24"/>
+        </w:rPr>
+        <w:t xml:space="preserve">WebSocket connection drops</w:t>
+      </w:r>
+    </w:p>
+    <w:p>
+      <w:pPr>
+        <w:spacing w:after="160" w:line="276"/>
+      </w:pPr>
+      <w:r>
+        <w:rPr>
+          <w:rFonts w:ascii="Arial" w:cs="Arial" w:eastAsia="Arial" w:hAnsi="Arial"/>
+          <w:sz w:val="22"/>
+          <w:szCs w:val="22"/>
+        </w:rPr>
+        <w:t xml:space="preserve">Connections drop on network interruptions, server restarts, idle timeouts. Missed connections mean missed signals and missed trades.</w:t>
+      </w:r>
+    </w:p>
+    <w:p>
+      <w:pPr>
+        <w:pStyle w:val="ListParagraph"/>
+        <w:numPr>
+          <w:ilvl w:val="0"/>
+          <w:numId w:val="2"/>
+        </w:numPr>
+        <w:spacing w:after="100"/>
+      </w:pPr>
+      <w:r>
+        <w:rPr>
+          <w:rFonts w:ascii="Arial" w:cs="Arial" w:eastAsia="Arial" w:hAnsi="Arial"/>
+          <w:sz w:val="22"/>
+          <w:szCs w:val="22"/>
+        </w:rPr>
+        <w:t xml:space="preserve">Exponential backoff reconnection: 1s, 2s, 4s, 8s</w:t>
+      </w:r>
+    </w:p>
+    <w:p>
+      <w:pPr>
+        <w:pStyle w:val="ListParagraph"/>
+        <w:numPr>
+          <w:ilvl w:val="0"/>
+          <w:numId w:val="2"/>
+        </w:numPr>
+        <w:spacing w:after="100"/>
+      </w:pPr>
+      <w:r>
+        <w:rPr>
+          <w:rFonts w:ascii="Arial" w:cs="Arial" w:eastAsia="Arial" w:hAnsi="Arial"/>
+          <w:sz w:val="22"/>
+          <w:szCs w:val="22"/>
+        </w:rPr>
+        <w:t xml:space="preserve">30-second heartbeat ping between brain and each container</w:t>
+      </w:r>
+    </w:p>
+    <w:p>
+      <w:pPr>
+        <w:pStyle w:val="ListParagraph"/>
+        <w:numPr>
+          <w:ilvl w:val="0"/>
+          <w:numId w:val="2"/>
+        </w:numPr>
+        <w:spacing w:after="100"/>
+      </w:pPr>
+      <w:r>
+        <w:rPr>
+          <w:rFonts w:ascii="Arial" w:cs="Arial" w:eastAsia="Arial" w:hAnsi="Arial"/>
+          <w:sz w:val="22"/>
+          <w:szCs w:val="22"/>
+        </w:rPr>
+        <w:t xml:space="preserve">On reconnect, brain sends a signal snapshot so container catches up</w:t>
+      </w:r>
+    </w:p>
+    <w:p>
+      <w:pPr>
+        <w:pStyle w:val="ListParagraph"/>
+        <w:numPr>
+          <w:ilvl w:val="0"/>
+          <w:numId w:val="2"/>
+        </w:numPr>
+        <w:spacing w:after="100"/>
+      </w:pPr>
+      <w:r>
+        <w:rPr>
+          <w:rFonts w:ascii="Arial" w:cs="Arial" w:eastAsia="Arial" w:hAnsi="Arial"/>
+          <w:sz w:val="22"/>
+          <w:szCs w:val="22"/>
+        </w:rPr>
+        <w:t xml:space="preserve">Each signal carries a sequence number; container detects and requests any gaps</w:t>
+      </w:r>
+    </w:p>
+    <w:p>
+      <w:pPr>
+        <w:spacing w:after="100"/>
+      </w:pPr>
+    </w:p>
+    <w:p>
+      <w:pPr>
+        <w:pStyle w:val="Heading3"/>
+        <w:spacing w:after="60" w:before="160"/>
+      </w:pPr>
+      <w:r>
+        <w:rPr>
+          <w:rFonts w:ascii="Arial" w:cs="Arial" w:eastAsia="Arial" w:hAnsi="Arial"/>
+          <w:b/>
+          <w:bCs/>
+          <w:color w:val="1B2A4A"/>
+          <w:sz w:val="24"/>
+          <w:szCs w:val="24"/>
+        </w:rPr>
+        <w:t xml:space="preserve">IBKR API limitations</w:t>
+      </w:r>
+    </w:p>
+    <w:p>
+      <w:pPr>
+        <w:spacing w:after="160" w:line="276"/>
+      </w:pPr>
+      <w:r>
+        <w:rPr>
+          <w:rFonts w:ascii="Arial" w:cs="Arial" w:eastAsia="Arial" w:hAnsi="Arial"/>
+          <w:sz w:val="22"/>
+          <w:szCs w:val="22"/>
+        </w:rPr>
+        <w:t xml:space="preserve">IBKR allocation groups cannot be created or modified via API. Hard limit of 50 simultaneous historical data requests per connection.</w:t>
+      </w:r>
+    </w:p>
+    <w:p>
+      <w:pPr>
+        <w:pStyle w:val="ListParagraph"/>
+        <w:numPr>
+          <w:ilvl w:val="0"/>
+          <w:numId w:val="2"/>
+        </w:numPr>
+        <w:spacing w:after="100"/>
+      </w:pPr>
+      <w:r>
+        <w:rPr>
+          <w:rFonts w:ascii="Arial" w:cs="Arial" w:eastAsia="Arial" w:hAnsi="Arial"/>
+          <w:sz w:val="22"/>
+          <w:szCs w:val="22"/>
+        </w:rPr>
+        <w:t xml:space="preserve">Each account agent places its own independent order — no shared order routing needed</w:t>
+      </w:r>
+    </w:p>
+    <w:p>
+      <w:pPr>
+        <w:pStyle w:val="ListParagraph"/>
+        <w:numPr>
+          <w:ilvl w:val="0"/>
+          <w:numId w:val="2"/>
+        </w:numPr>
+        <w:spacing w:after="100"/>
+      </w:pPr>
+      <w:r>
+        <w:rPr>
+          <w:rFonts w:ascii="Arial" w:cs="Arial" w:eastAsia="Arial" w:hAnsi="Arial"/>
+          <w:sz w:val="22"/>
+          <w:szCs w:val="22"/>
+        </w:rPr>
+        <w:t xml:space="preserve">Each container uses its own unique client ID so the 50-request cap is per-container, not shared</w:t>
+      </w:r>
+    </w:p>
+    <w:p>
+      <w:pPr>
+        <w:spacing w:after="100"/>
+      </w:pPr>
+    </w:p>
+    <w:p>
+      <w:pPr>
+        <w:pStyle w:val="Heading3"/>
+        <w:spacing w:after="60" w:before="160"/>
+      </w:pPr>
+      <w:r>
+        <w:rPr>
+          <w:rFonts w:ascii="Arial" w:cs="Arial" w:eastAsia="Arial" w:hAnsi="Arial"/>
+          <w:b/>
+          <w:bCs/>
+          <w:color w:val="1B2A4A"/>
+          <w:sz w:val="24"/>
+          <w:szCs w:val="24"/>
+        </w:rPr>
+        <w:t xml:space="preserve">Container costs at scale</w:t>
+      </w:r>
+    </w:p>
+    <w:p>
+      <w:pPr>
+        <w:spacing w:after="160" w:line="276"/>
+      </w:pPr>
+      <w:r>
+        <w:rPr>
+          <w:rFonts w:ascii="Arial" w:cs="Arial" w:eastAsia="Arial" w:hAnsi="Arial"/>
+          <w:sz w:val="22"/>
+          <w:szCs w:val="22"/>
+        </w:rPr>
+        <w:t xml:space="preserve">Kubernetes adds unnecessary overhead for 10 to 50 users: control plane costs, resource over-provisioning, bin-packing inefficiency.</w:t>
+      </w:r>
+    </w:p>
+    <w:p>
+      <w:pPr>
+        <w:pStyle w:val="ListParagraph"/>
+        <w:numPr>
+          <w:ilvl w:val="0"/>
+          <w:numId w:val="2"/>
+        </w:numPr>
+        <w:spacing w:after="100"/>
+      </w:pPr>
+      <w:r>
+        <w:rPr>
+          <w:rFonts w:ascii="Arial" w:cs="Arial" w:eastAsia="Arial" w:hAnsi="Arial"/>
+          <w:sz w:val="22"/>
+          <w:szCs w:val="22"/>
+        </w:rPr>
+        <w:t xml:space="preserve">Docker Compose on a single VPS — no Kubernetes needed at this scale</w:t>
+      </w:r>
+    </w:p>
+    <w:p>
+      <w:pPr>
+        <w:pStyle w:val="ListParagraph"/>
+        <w:numPr>
+          <w:ilvl w:val="0"/>
+          <w:numId w:val="2"/>
+        </w:numPr>
+        <w:spacing w:after="100"/>
+      </w:pPr>
+      <w:r>
+        <w:rPr>
+          <w:rFonts w:ascii="Arial" w:cs="Arial" w:eastAsia="Arial" w:hAnsi="Arial"/>
+          <w:sz w:val="22"/>
+          <w:szCs w:val="22"/>
+        </w:rPr>
+        <w:t xml:space="preserve">Estimated cost at 50 users: $350 to $500 per month on one well-configured cloud server</w:t>
+      </w:r>
+    </w:p>
+    <w:p>
+      <w:pPr>
+        <w:spacing w:after="100"/>
+      </w:pPr>
+    </w:p>
+    <w:p>
+      <w:pPr>
+        <w:pStyle w:val="Heading3"/>
+        <w:spacing w:after="60" w:before="160"/>
+      </w:pPr>
+      <w:r>
+        <w:rPr>
+          <w:rFonts w:ascii="Arial" w:cs="Arial" w:eastAsia="Arial" w:hAnsi="Arial"/>
+          <w:b/>
+          <w:bCs/>
+          <w:color w:val="1B2A4A"/>
+          <w:sz w:val="24"/>
+          <w:szCs w:val="24"/>
+        </w:rPr>
+        <w:t xml:space="preserve">Telegram rate limits and latency</w:t>
+      </w:r>
+    </w:p>
+    <w:p>
+      <w:pPr>
+        <w:spacing w:after="160" w:line="276"/>
+      </w:pPr>
+      <w:r>
+        <w:rPr>
+          <w:rFonts w:ascii="Arial" w:cs="Arial" w:eastAsia="Arial" w:hAnsi="Arial"/>
+          <w:sz w:val="22"/>
+          <w:szCs w:val="22"/>
+        </w:rPr>
+        <w:t xml:space="preserve">Hard limit of 1 message per second per chat. Message latency of 3 to 8 seconds during volatile markets.</w:t>
+      </w:r>
+    </w:p>
+    <w:p>
+      <w:pPr>
+        <w:pStyle w:val="ListParagraph"/>
+        <w:numPr>
+          <w:ilvl w:val="0"/>
+          <w:numId w:val="2"/>
+        </w:numPr>
+        <w:spacing w:after="100"/>
+      </w:pPr>
+      <w:r>
+        <w:rPr>
+          <w:rFonts w:ascii="Arial" w:cs="Arial" w:eastAsia="Arial" w:hAnsi="Arial"/>
+          <w:sz w:val="22"/>
+          <w:szCs w:val="22"/>
+        </w:rPr>
+        <w:t xml:space="preserve">Telegram used for notifications only — never for order execution</w:t>
+      </w:r>
+    </w:p>
+    <w:p>
+      <w:pPr>
+        <w:pStyle w:val="ListParagraph"/>
+        <w:numPr>
+          <w:ilvl w:val="0"/>
+          <w:numId w:val="2"/>
+        </w:numPr>
+        <w:spacing w:after="100"/>
+      </w:pPr>
+      <w:r>
+        <w:rPr>
+          <w:rFonts w:ascii="Arial" w:cs="Arial" w:eastAsia="Arial" w:hAnsi="Arial"/>
+          <w:sz w:val="22"/>
+          <w:szCs w:val="22"/>
+        </w:rPr>
+        <w:t xml:space="preserve">All execution happens inside the container via the signal feed, not via Telegram</w:t>
+      </w:r>
+    </w:p>
+    <w:p>
+      <w:pPr>
+        <w:spacing w:after="100"/>
+      </w:pPr>
+    </w:p>
+    <w:p>
+      <w:pPr>
+        <w:pStyle w:val="Heading3"/>
+        <w:spacing w:after="60" w:before="160"/>
+      </w:pPr>
+      <w:r>
+        <w:rPr>
+          <w:rFonts w:ascii="Arial" w:cs="Arial" w:eastAsia="Arial" w:hAnsi="Arial"/>
+          <w:b/>
+          <w:bCs/>
+          <w:color w:val="1B2A4A"/>
+          <w:sz w:val="24"/>
+          <w:szCs w:val="24"/>
+        </w:rPr>
+        <w:t xml:space="preserve">Credential security in multi-tenant systems</w:t>
+      </w:r>
+    </w:p>
+    <w:p>
+      <w:pPr>
+        <w:spacing w:after="160" w:line="276"/>
+      </w:pPr>
+      <w:r>
+        <w:rPr>
+          <w:rFonts w:ascii="Arial" w:cs="Arial" w:eastAsia="Arial" w:hAnsi="Arial"/>
+          <w:sz w:val="22"/>
+          <w:szCs w:val="22"/>
+        </w:rPr>
+        <w:t xml:space="preserve">Shared encryption keys are the most catastrophic failure mode — one breach exposes all users.</w:t>
+      </w:r>
+    </w:p>
+    <w:p>
+      <w:pPr>
+        <w:pStyle w:val="ListParagraph"/>
+        <w:numPr>
+          <w:ilvl w:val="0"/>
+          <w:numId w:val="2"/>
+        </w:numPr>
+        <w:spacing w:after="100"/>
+      </w:pPr>
+      <w:r>
+        <w:rPr>
+          <w:rFonts w:ascii="Arial" w:cs="Arial" w:eastAsia="Arial" w:hAnsi="Arial"/>
+          <w:sz w:val="22"/>
+          <w:szCs w:val="22"/>
+        </w:rPr>
+        <w:t xml:space="preserve">One encryption key per container — never shared across users</w:t>
+      </w:r>
+    </w:p>
+    <w:p>
+      <w:pPr>
+        <w:pStyle w:val="ListParagraph"/>
+        <w:numPr>
+          <w:ilvl w:val="0"/>
+          <w:numId w:val="2"/>
+        </w:numPr>
+        <w:spacing w:after="100"/>
+      </w:pPr>
+      <w:r>
+        <w:rPr>
+          <w:rFonts w:ascii="Arial" w:cs="Arial" w:eastAsia="Arial" w:hAnsi="Arial"/>
+          <w:sz w:val="22"/>
+          <w:szCs w:val="22"/>
+        </w:rPr>
+        <w:t xml:space="preserve">Credentials decrypted only at execution time, never cached or logged anywhere</w:t>
+      </w:r>
+    </w:p>
+    <w:p>
+      <w:r>
+        <w:br w:type="page"/>
+      </w:r>
+    </w:p>
+    <w:p>
+      <w:pPr>
+        <w:pStyle w:val="Heading1"/>
+        <w:spacing w:after="120" w:before="320"/>
+      </w:pPr>
+      <w:r>
+        <w:rPr>
+          <w:rFonts w:ascii="Arial" w:cs="Arial" w:eastAsia="Arial" w:hAnsi="Arial"/>
+          <w:b/>
+          <w:bCs/>
+          <w:color w:val="1B2A4A"/>
+          <w:sz w:val="32"/>
+          <w:szCs w:val="32"/>
+        </w:rPr>
+        <w:t xml:space="preserve">7. UAE Regulatory Considerations</w:t>
+      </w:r>
+    </w:p>
+    <w:p>
+      <w:pPr>
+        <w:spacing w:after="160" w:line="276"/>
+      </w:pPr>
+      <w:r>
+        <w:rPr>
+          <w:rFonts w:ascii="Arial" w:cs="Arial" w:eastAsia="Arial" w:hAnsi="Arial"/>
+          <w:sz w:val="22"/>
+          <w:szCs w:val="22"/>
+        </w:rPr>
+        <w:t xml:space="preserve">The UAE has three overlapping regulators: SCA (federal), DFSA (DIFC), and FSRA (ADGM). No explicit private club exemption exists. The factors below determine risk level at current scale.</w:t>
+      </w:r>
+    </w:p>
+    <w:p>
+      <w:pPr>
+        <w:spacing w:after="80"/>
       </w:pPr>
     </w:p>
     <w:tbl>
       <w:tblPr>
         <w:tblW w:type="dxa" w:w="9360"/>
         <w:tblBorders>
-          <w:top w:val="single" w:color="0D7377" w:sz="2"/>
-          <w:left w:val="single" w:color="0D7377" w:sz="2"/>
-          <w:bottom w:val="single" w:color="0D7377" w:sz="2"/>
-          <w:right w:val="single" w:color="0D7377" w:sz="2"/>
+          <w:top w:val="single" w:color="auto" w:sz="4"/>
+          <w:left w:val="single" w:color="auto" w:sz="4"/>
+          <w:bottom w:val="single" w:color="auto" w:sz="4"/>
+          <w:right w:val="single" w:color="auto" w:sz="4"/>
           <w:insideH w:val="single" w:color="auto" w:sz="4"/>
-          <w:insideV w:val="single" w:color="BDC3C7" w:sz="2"/>
+          <w:insideV w:val="single" w:color="auto" w:sz="4"/>
+        </w:tblBorders>
+      </w:tblPr>
+      <w:tblGrid>
+        <w:gridCol w:w="3000"/>
+        <w:gridCol w:w="1500"/>
+        <w:gridCol w:w="4860"/>
+      </w:tblGrid>
+      <w:tr>
+        <w:trPr>
+          <w:tblHeader/>
+        </w:trPr>
+        <w:tc>
+          <w:tcPr>
+            <w:tcW w:type="dxa" w:w="3000"/>
+            <w:tcBorders>
+              <w:top w:val="single" w:color="BDC3C7" w:sz="1"/>
+              <w:left w:val="single" w:color="BDC3C7" w:sz="1"/>
+              <w:bottom w:val="single" w:color="BDC3C7" w:sz="1"/>
+              <w:right w:val="single" w:color="BDC3C7" w:sz="1"/>
+            </w:tcBorders>
+            <w:shd w:fill="1B2A4A" w:val="clear"/>
+            <w:tcMar>
+              <w:top w:type="dxa" w:w="80"/>
+              <w:left w:type="dxa" w:w="120"/>
+              <w:bottom w:type="dxa" w:w="80"/>
+              <w:right w:type="dxa" w:w="120"/>
+            </w:tcMar>
+          </w:tcPr>
+          <w:p>
+            <w:pPr>
+              <w:spacing w:after="0"/>
+            </w:pPr>
+            <w:r>
+              <w:rPr>
+                <w:rFonts w:ascii="Arial" w:cs="Arial" w:eastAsia="Arial" w:hAnsi="Arial"/>
+                <w:b/>
+                <w:bCs/>
+                <w:color w:val="FFFFFF"/>
+                <w:sz w:val="20"/>
+                <w:szCs w:val="20"/>
+              </w:rPr>
+              <w:t xml:space="preserve">Factor</w:t>
+            </w:r>
+          </w:p>
+        </w:tc>
+        <w:tc>
+          <w:tcPr>
+            <w:tcW w:type="dxa" w:w="1500"/>
+            <w:tcBorders>
+              <w:top w:val="single" w:color="BDC3C7" w:sz="1"/>
+              <w:left w:val="single" w:color="BDC3C7" w:sz="1"/>
+              <w:bottom w:val="single" w:color="BDC3C7" w:sz="1"/>
+              <w:right w:val="single" w:color="BDC3C7" w:sz="1"/>
+            </w:tcBorders>
+            <w:shd w:fill="1B2A4A" w:val="clear"/>
+            <w:tcMar>
+              <w:top w:type="dxa" w:w="80"/>
+              <w:left w:type="dxa" w:w="120"/>
+              <w:bottom w:type="dxa" w:w="80"/>
+              <w:right w:type="dxa" w:w="120"/>
+            </w:tcMar>
+          </w:tcPr>
+          <w:p>
+            <w:pPr>
+              <w:spacing w:after="0"/>
+            </w:pPr>
+            <w:r>
+              <w:rPr>
+                <w:rFonts w:ascii="Arial" w:cs="Arial" w:eastAsia="Arial" w:hAnsi="Arial"/>
+                <w:b/>
+                <w:bCs/>
+                <w:color w:val="FFFFFF"/>
+                <w:sz w:val="20"/>
+                <w:szCs w:val="20"/>
+              </w:rPr>
+              <w:t xml:space="preserve">Risk Level</w:t>
+            </w:r>
+          </w:p>
+        </w:tc>
+        <w:tc>
+          <w:tcPr>
+            <w:tcW w:type="dxa" w:w="4860"/>
+            <w:tcBorders>
+              <w:top w:val="single" w:color="BDC3C7" w:sz="1"/>
+              <w:left w:val="single" w:color="BDC3C7" w:sz="1"/>
+              <w:bottom w:val="single" w:color="BDC3C7" w:sz="1"/>
+              <w:right w:val="single" w:color="BDC3C7" w:sz="1"/>
+            </w:tcBorders>
+            <w:shd w:fill="1B2A4A" w:val="clear"/>
+            <w:tcMar>
+              <w:top w:type="dxa" w:w="80"/>
+              <w:left w:type="dxa" w:w="120"/>
+              <w:bottom w:type="dxa" w:w="80"/>
+              <w:right w:type="dxa" w:w="120"/>
+            </w:tcMar>
+          </w:tcPr>
+          <w:p>
+            <w:pPr>
+              <w:spacing w:after="0"/>
+            </w:pPr>
+            <w:r>
+              <w:rPr>
+                <w:rFonts w:ascii="Arial" w:cs="Arial" w:eastAsia="Arial" w:hAnsi="Arial"/>
+                <w:b/>
+                <w:bCs/>
+                <w:color w:val="FFFFFF"/>
+                <w:sz w:val="20"/>
+                <w:szCs w:val="20"/>
+              </w:rPr>
+              <w:t xml:space="preserve">Reasoning</w:t>
+            </w:r>
+          </w:p>
+        </w:tc>
+      </w:tr>
+      <w:tr>
+        <w:tc>
+          <w:tcPr>
+            <w:tcW w:type="dxa" w:w="3000"/>
+            <w:tcBorders>
+              <w:top w:val="single" w:color="BDC3C7" w:sz="1"/>
+              <w:left w:val="single" w:color="BDC3C7" w:sz="1"/>
+              <w:bottom w:val="single" w:color="BDC3C7" w:sz="1"/>
+              <w:right w:val="single" w:color="BDC3C7" w:sz="1"/>
+            </w:tcBorders>
+            <w:shd w:fill="FFFFFF" w:val="clear"/>
+            <w:tcMar>
+              <w:top w:type="dxa" w:w="80"/>
+              <w:left w:type="dxa" w:w="120"/>
+              <w:bottom w:type="dxa" w:w="80"/>
+              <w:right w:type="dxa" w:w="120"/>
+            </w:tcMar>
+          </w:tcPr>
+          <w:p>
+            <w:pPr>
+              <w:spacing w:after="0"/>
+            </w:pPr>
+            <w:r>
+              <w:rPr>
+                <w:rFonts w:ascii="Arial" w:cs="Arial" w:eastAsia="Arial" w:hAnsi="Arial"/>
+                <w:sz w:val="20"/>
+                <w:szCs w:val="20"/>
+              </w:rPr>
+              <w:t xml:space="preserve">No fees charged to users</w:t>
+            </w:r>
+          </w:p>
+        </w:tc>
+        <w:tc>
+          <w:tcPr>
+            <w:tcW w:type="dxa" w:w="1500"/>
+            <w:tcBorders>
+              <w:top w:val="single" w:color="BDC3C7" w:sz="1"/>
+              <w:left w:val="single" w:color="BDC3C7" w:sz="1"/>
+              <w:bottom w:val="single" w:color="BDC3C7" w:sz="1"/>
+              <w:right w:val="single" w:color="BDC3C7" w:sz="1"/>
+            </w:tcBorders>
+            <w:shd w:fill="FFFFFF" w:val="clear"/>
+            <w:tcMar>
+              <w:top w:type="dxa" w:w="80"/>
+              <w:left w:type="dxa" w:w="120"/>
+              <w:bottom w:type="dxa" w:w="80"/>
+              <w:right w:type="dxa" w:w="120"/>
+            </w:tcMar>
+          </w:tcPr>
+          <w:p>
+            <w:pPr>
+              <w:spacing w:after="0"/>
+            </w:pPr>
+            <w:r>
+              <w:rPr>
+                <w:rFonts w:ascii="Arial" w:cs="Arial" w:eastAsia="Arial" w:hAnsi="Arial"/>
+                <w:sz w:val="20"/>
+                <w:szCs w:val="20"/>
+              </w:rPr>
+              <w:t xml:space="preserve">Lower</w:t>
+            </w:r>
+          </w:p>
+        </w:tc>
+        <w:tc>
+          <w:tcPr>
+            <w:tcW w:type="dxa" w:w="4860"/>
+            <w:tcBorders>
+              <w:top w:val="single" w:color="BDC3C7" w:sz="1"/>
+              <w:left w:val="single" w:color="BDC3C7" w:sz="1"/>
+              <w:bottom w:val="single" w:color="BDC3C7" w:sz="1"/>
+              <w:right w:val="single" w:color="BDC3C7" w:sz="1"/>
+            </w:tcBorders>
+            <w:shd w:fill="FFFFFF" w:val="clear"/>
+            <w:tcMar>
+              <w:top w:type="dxa" w:w="80"/>
+              <w:left w:type="dxa" w:w="120"/>
+              <w:bottom w:type="dxa" w:w="80"/>
+              <w:right w:type="dxa" w:w="120"/>
+            </w:tcMar>
+          </w:tcPr>
+          <w:p>
+            <w:pPr>
+              <w:spacing w:after="0"/>
+            </w:pPr>
+            <w:r>
+              <w:rPr>
+                <w:rFonts w:ascii="Arial" w:cs="Arial" w:eastAsia="Arial" w:hAnsi="Arial"/>
+                <w:sz w:val="20"/>
+                <w:szCs w:val="20"/>
+              </w:rPr>
+              <w:t xml:space="preserve">Charging fees typically triggers investment advisory licensing requirements</w:t>
+            </w:r>
+          </w:p>
+        </w:tc>
+      </w:tr>
+      <w:tr>
+        <w:tc>
+          <w:tcPr>
+            <w:tcW w:type="dxa" w:w="3000"/>
+            <w:tcBorders>
+              <w:top w:val="single" w:color="BDC3C7" w:sz="1"/>
+              <w:left w:val="single" w:color="BDC3C7" w:sz="1"/>
+              <w:bottom w:val="single" w:color="BDC3C7" w:sz="1"/>
+              <w:right w:val="single" w:color="BDC3C7" w:sz="1"/>
+            </w:tcBorders>
+            <w:shd w:fill="F2F4F7" w:val="clear"/>
+            <w:tcMar>
+              <w:top w:type="dxa" w:w="80"/>
+              <w:left w:type="dxa" w:w="120"/>
+              <w:bottom w:type="dxa" w:w="80"/>
+              <w:right w:type="dxa" w:w="120"/>
+            </w:tcMar>
+          </w:tcPr>
+          <w:p>
+            <w:pPr>
+              <w:spacing w:after="0"/>
+            </w:pPr>
+            <w:r>
+              <w:rPr>
+                <w:rFonts w:ascii="Arial" w:cs="Arial" w:eastAsia="Arial" w:hAnsi="Arial"/>
+                <w:sz w:val="20"/>
+                <w:szCs w:val="20"/>
+              </w:rPr>
+              <w:t xml:space="preserve">Each user owns their own IBKR account</w:t>
+            </w:r>
+          </w:p>
+        </w:tc>
+        <w:tc>
+          <w:tcPr>
+            <w:tcW w:type="dxa" w:w="1500"/>
+            <w:tcBorders>
+              <w:top w:val="single" w:color="BDC3C7" w:sz="1"/>
+              <w:left w:val="single" w:color="BDC3C7" w:sz="1"/>
+              <w:bottom w:val="single" w:color="BDC3C7" w:sz="1"/>
+              <w:right w:val="single" w:color="BDC3C7" w:sz="1"/>
+            </w:tcBorders>
+            <w:shd w:fill="F2F4F7" w:val="clear"/>
+            <w:tcMar>
+              <w:top w:type="dxa" w:w="80"/>
+              <w:left w:type="dxa" w:w="120"/>
+              <w:bottom w:type="dxa" w:w="80"/>
+              <w:right w:type="dxa" w:w="120"/>
+            </w:tcMar>
+          </w:tcPr>
+          <w:p>
+            <w:pPr>
+              <w:spacing w:after="0"/>
+            </w:pPr>
+            <w:r>
+              <w:rPr>
+                <w:rFonts w:ascii="Arial" w:cs="Arial" w:eastAsia="Arial" w:hAnsi="Arial"/>
+                <w:sz w:val="20"/>
+                <w:szCs w:val="20"/>
+              </w:rPr>
+              <w:t xml:space="preserve">Lower</w:t>
+            </w:r>
+          </w:p>
+        </w:tc>
+        <w:tc>
+          <w:tcPr>
+            <w:tcW w:type="dxa" w:w="4860"/>
+            <w:tcBorders>
+              <w:top w:val="single" w:color="BDC3C7" w:sz="1"/>
+              <w:left w:val="single" w:color="BDC3C7" w:sz="1"/>
+              <w:bottom w:val="single" w:color="BDC3C7" w:sz="1"/>
+              <w:right w:val="single" w:color="BDC3C7" w:sz="1"/>
+            </w:tcBorders>
+            <w:shd w:fill="F2F4F7" w:val="clear"/>
+            <w:tcMar>
+              <w:top w:type="dxa" w:w="80"/>
+              <w:left w:type="dxa" w:w="120"/>
+              <w:bottom w:type="dxa" w:w="80"/>
+              <w:right w:type="dxa" w:w="120"/>
+            </w:tcMar>
+          </w:tcPr>
+          <w:p>
+            <w:pPr>
+              <w:spacing w:after="0"/>
+            </w:pPr>
+            <w:r>
+              <w:rPr>
+                <w:rFonts w:ascii="Arial" w:cs="Arial" w:eastAsia="Arial" w:hAnsi="Arial"/>
+                <w:sz w:val="20"/>
+                <w:szCs w:val="20"/>
+              </w:rPr>
+              <w:t xml:space="preserve">Platform does not hold or manage client funds at any point</w:t>
+            </w:r>
+          </w:p>
+        </w:tc>
+      </w:tr>
+      <w:tr>
+        <w:tc>
+          <w:tcPr>
+            <w:tcW w:type="dxa" w:w="3000"/>
+            <w:tcBorders>
+              <w:top w:val="single" w:color="BDC3C7" w:sz="1"/>
+              <w:left w:val="single" w:color="BDC3C7" w:sz="1"/>
+              <w:bottom w:val="single" w:color="BDC3C7" w:sz="1"/>
+              <w:right w:val="single" w:color="BDC3C7" w:sz="1"/>
+            </w:tcBorders>
+            <w:shd w:fill="FFFFFF" w:val="clear"/>
+            <w:tcMar>
+              <w:top w:type="dxa" w:w="80"/>
+              <w:left w:type="dxa" w:w="120"/>
+              <w:bottom w:type="dxa" w:w="80"/>
+              <w:right w:type="dxa" w:w="120"/>
+            </w:tcMar>
+          </w:tcPr>
+          <w:p>
+            <w:pPr>
+              <w:spacing w:after="0"/>
+            </w:pPr>
+            <w:r>
+              <w:rPr>
+                <w:rFonts w:ascii="Arial" w:cs="Arial" w:eastAsia="Arial" w:hAnsi="Arial"/>
+                <w:sz w:val="20"/>
+                <w:szCs w:val="20"/>
+              </w:rPr>
+              <w:t xml:space="preserve">Individual signed disclosures</w:t>
+            </w:r>
+          </w:p>
+        </w:tc>
+        <w:tc>
+          <w:tcPr>
+            <w:tcW w:type="dxa" w:w="1500"/>
+            <w:tcBorders>
+              <w:top w:val="single" w:color="BDC3C7" w:sz="1"/>
+              <w:left w:val="single" w:color="BDC3C7" w:sz="1"/>
+              <w:bottom w:val="single" w:color="BDC3C7" w:sz="1"/>
+              <w:right w:val="single" w:color="BDC3C7" w:sz="1"/>
+            </w:tcBorders>
+            <w:shd w:fill="FFFFFF" w:val="clear"/>
+            <w:tcMar>
+              <w:top w:type="dxa" w:w="80"/>
+              <w:left w:type="dxa" w:w="120"/>
+              <w:bottom w:type="dxa" w:w="80"/>
+              <w:right w:type="dxa" w:w="120"/>
+            </w:tcMar>
+          </w:tcPr>
+          <w:p>
+            <w:pPr>
+              <w:spacing w:after="0"/>
+            </w:pPr>
+            <w:r>
+              <w:rPr>
+                <w:rFonts w:ascii="Arial" w:cs="Arial" w:eastAsia="Arial" w:hAnsi="Arial"/>
+                <w:sz w:val="20"/>
+                <w:szCs w:val="20"/>
+              </w:rPr>
+              <w:t xml:space="preserve">Lower</w:t>
+            </w:r>
+          </w:p>
+        </w:tc>
+        <w:tc>
+          <w:tcPr>
+            <w:tcW w:type="dxa" w:w="4860"/>
+            <w:tcBorders>
+              <w:top w:val="single" w:color="BDC3C7" w:sz="1"/>
+              <w:left w:val="single" w:color="BDC3C7" w:sz="1"/>
+              <w:bottom w:val="single" w:color="BDC3C7" w:sz="1"/>
+              <w:right w:val="single" w:color="BDC3C7" w:sz="1"/>
+            </w:tcBorders>
+            <w:shd w:fill="FFFFFF" w:val="clear"/>
+            <w:tcMar>
+              <w:top w:type="dxa" w:w="80"/>
+              <w:left w:type="dxa" w:w="120"/>
+              <w:bottom w:type="dxa" w:w="80"/>
+              <w:right w:type="dxa" w:w="120"/>
+            </w:tcMar>
+          </w:tcPr>
+          <w:p>
+            <w:pPr>
+              <w:spacing w:after="0"/>
+            </w:pPr>
+            <w:r>
+              <w:rPr>
+                <w:rFonts w:ascii="Arial" w:cs="Arial" w:eastAsia="Arial" w:hAnsi="Arial"/>
+                <w:sz w:val="20"/>
+                <w:szCs w:val="20"/>
+              </w:rPr>
+              <w:t xml:space="preserve">Documents informed consent and voluntary participation</w:t>
+            </w:r>
+          </w:p>
+        </w:tc>
+      </w:tr>
+      <w:tr>
+        <w:tc>
+          <w:tcPr>
+            <w:tcW w:type="dxa" w:w="3000"/>
+            <w:tcBorders>
+              <w:top w:val="single" w:color="BDC3C7" w:sz="1"/>
+              <w:left w:val="single" w:color="BDC3C7" w:sz="1"/>
+              <w:bottom w:val="single" w:color="BDC3C7" w:sz="1"/>
+              <w:right w:val="single" w:color="BDC3C7" w:sz="1"/>
+            </w:tcBorders>
+            <w:shd w:fill="F2F4F7" w:val="clear"/>
+            <w:tcMar>
+              <w:top w:type="dxa" w:w="80"/>
+              <w:left w:type="dxa" w:w="120"/>
+              <w:bottom w:type="dxa" w:w="80"/>
+              <w:right w:type="dxa" w:w="120"/>
+            </w:tcMar>
+          </w:tcPr>
+          <w:p>
+            <w:pPr>
+              <w:spacing w:after="0"/>
+            </w:pPr>
+            <w:r>
+              <w:rPr>
+                <w:rFonts w:ascii="Arial" w:cs="Arial" w:eastAsia="Arial" w:hAnsi="Arial"/>
+                <w:sz w:val="20"/>
+                <w:szCs w:val="20"/>
+              </w:rPr>
+              <w:t xml:space="preserve">Family and close friends only</w:t>
+            </w:r>
+          </w:p>
+        </w:tc>
+        <w:tc>
+          <w:tcPr>
+            <w:tcW w:type="dxa" w:w="1500"/>
+            <w:tcBorders>
+              <w:top w:val="single" w:color="BDC3C7" w:sz="1"/>
+              <w:left w:val="single" w:color="BDC3C7" w:sz="1"/>
+              <w:bottom w:val="single" w:color="BDC3C7" w:sz="1"/>
+              <w:right w:val="single" w:color="BDC3C7" w:sz="1"/>
+            </w:tcBorders>
+            <w:shd w:fill="F2F4F7" w:val="clear"/>
+            <w:tcMar>
+              <w:top w:type="dxa" w:w="80"/>
+              <w:left w:type="dxa" w:w="120"/>
+              <w:bottom w:type="dxa" w:w="80"/>
+              <w:right w:type="dxa" w:w="120"/>
+            </w:tcMar>
+          </w:tcPr>
+          <w:p>
+            <w:pPr>
+              <w:spacing w:after="0"/>
+            </w:pPr>
+            <w:r>
+              <w:rPr>
+                <w:rFonts w:ascii="Arial" w:cs="Arial" w:eastAsia="Arial" w:hAnsi="Arial"/>
+                <w:sz w:val="20"/>
+                <w:szCs w:val="20"/>
+              </w:rPr>
+              <w:t xml:space="preserve">Lower</w:t>
+            </w:r>
+          </w:p>
+        </w:tc>
+        <w:tc>
+          <w:tcPr>
+            <w:tcW w:type="dxa" w:w="4860"/>
+            <w:tcBorders>
+              <w:top w:val="single" w:color="BDC3C7" w:sz="1"/>
+              <w:left w:val="single" w:color="BDC3C7" w:sz="1"/>
+              <w:bottom w:val="single" w:color="BDC3C7" w:sz="1"/>
+              <w:right w:val="single" w:color="BDC3C7" w:sz="1"/>
+            </w:tcBorders>
+            <w:shd w:fill="F2F4F7" w:val="clear"/>
+            <w:tcMar>
+              <w:top w:type="dxa" w:w="80"/>
+              <w:left w:type="dxa" w:w="120"/>
+              <w:bottom w:type="dxa" w:w="80"/>
+              <w:right w:type="dxa" w:w="120"/>
+            </w:tcMar>
+          </w:tcPr>
+          <w:p>
+            <w:pPr>
+              <w:spacing w:after="0"/>
+            </w:pPr>
+            <w:r>
+              <w:rPr>
+                <w:rFonts w:ascii="Arial" w:cs="Arial" w:eastAsia="Arial" w:hAnsi="Arial"/>
+                <w:sz w:val="20"/>
+                <w:szCs w:val="20"/>
+              </w:rPr>
+              <w:t xml:space="preserve">Small known group reduces systemic risk concerns for regulators</w:t>
+            </w:r>
+          </w:p>
+        </w:tc>
+      </w:tr>
+      <w:tr>
+        <w:tc>
+          <w:tcPr>
+            <w:tcW w:type="dxa" w:w="3000"/>
+            <w:tcBorders>
+              <w:top w:val="single" w:color="BDC3C7" w:sz="1"/>
+              <w:left w:val="single" w:color="BDC3C7" w:sz="1"/>
+              <w:bottom w:val="single" w:color="BDC3C7" w:sz="1"/>
+              <w:right w:val="single" w:color="BDC3C7" w:sz="1"/>
+            </w:tcBorders>
+            <w:shd w:fill="FFFFFF" w:val="clear"/>
+            <w:tcMar>
+              <w:top w:type="dxa" w:w="80"/>
+              <w:left w:type="dxa" w:w="120"/>
+              <w:bottom w:type="dxa" w:w="80"/>
+              <w:right w:type="dxa" w:w="120"/>
+            </w:tcMar>
+          </w:tcPr>
+          <w:p>
+            <w:pPr>
+              <w:spacing w:after="0"/>
+            </w:pPr>
+            <w:r>
+              <w:rPr>
+                <w:rFonts w:ascii="Arial" w:cs="Arial" w:eastAsia="Arial" w:hAnsi="Arial"/>
+                <w:sz w:val="20"/>
+                <w:szCs w:val="20"/>
+              </w:rPr>
+              <w:t xml:space="preserve">Crypto or derivatives involved</w:t>
+            </w:r>
+          </w:p>
+        </w:tc>
+        <w:tc>
+          <w:tcPr>
+            <w:tcW w:type="dxa" w:w="1500"/>
+            <w:tcBorders>
+              <w:top w:val="single" w:color="BDC3C7" w:sz="1"/>
+              <w:left w:val="single" w:color="BDC3C7" w:sz="1"/>
+              <w:bottom w:val="single" w:color="BDC3C7" w:sz="1"/>
+              <w:right w:val="single" w:color="BDC3C7" w:sz="1"/>
+            </w:tcBorders>
+            <w:shd w:fill="FFFFFF" w:val="clear"/>
+            <w:tcMar>
+              <w:top w:type="dxa" w:w="80"/>
+              <w:left w:type="dxa" w:w="120"/>
+              <w:bottom w:type="dxa" w:w="80"/>
+              <w:right w:type="dxa" w:w="120"/>
+            </w:tcMar>
+          </w:tcPr>
+          <w:p>
+            <w:pPr>
+              <w:spacing w:after="0"/>
+            </w:pPr>
+            <w:r>
+              <w:rPr>
+                <w:rFonts w:ascii="Arial" w:cs="Arial" w:eastAsia="Arial" w:hAnsi="Arial"/>
+                <w:sz w:val="20"/>
+                <w:szCs w:val="20"/>
+              </w:rPr>
+              <w:t xml:space="preserve">Higher</w:t>
+            </w:r>
+          </w:p>
+        </w:tc>
+        <w:tc>
+          <w:tcPr>
+            <w:tcW w:type="dxa" w:w="4860"/>
+            <w:tcBorders>
+              <w:top w:val="single" w:color="BDC3C7" w:sz="1"/>
+              <w:left w:val="single" w:color="BDC3C7" w:sz="1"/>
+              <w:bottom w:val="single" w:color="BDC3C7" w:sz="1"/>
+              <w:right w:val="single" w:color="BDC3C7" w:sz="1"/>
+            </w:tcBorders>
+            <w:shd w:fill="FFFFFF" w:val="clear"/>
+            <w:tcMar>
+              <w:top w:type="dxa" w:w="80"/>
+              <w:left w:type="dxa" w:w="120"/>
+              <w:bottom w:type="dxa" w:w="80"/>
+              <w:right w:type="dxa" w:w="120"/>
+            </w:tcMar>
+          </w:tcPr>
+          <w:p>
+            <w:pPr>
+              <w:spacing w:after="0"/>
+            </w:pPr>
+            <w:r>
+              <w:rPr>
+                <w:rFonts w:ascii="Arial" w:cs="Arial" w:eastAsia="Arial" w:hAnsi="Arial"/>
+                <w:sz w:val="20"/>
+                <w:szCs w:val="20"/>
+              </w:rPr>
+              <w:t xml:space="preserve">UAE regulators are more active on derivatives and crypto products</w:t>
+            </w:r>
+          </w:p>
+        </w:tc>
+      </w:tr>
+      <w:tr>
+        <w:tc>
+          <w:tcPr>
+            <w:tcW w:type="dxa" w:w="3000"/>
+            <w:tcBorders>
+              <w:top w:val="single" w:color="BDC3C7" w:sz="1"/>
+              <w:left w:val="single" w:color="BDC3C7" w:sz="1"/>
+              <w:bottom w:val="single" w:color="BDC3C7" w:sz="1"/>
+              <w:right w:val="single" w:color="BDC3C7" w:sz="1"/>
+            </w:tcBorders>
+            <w:shd w:fill="F2F4F7" w:val="clear"/>
+            <w:tcMar>
+              <w:top w:type="dxa" w:w="80"/>
+              <w:left w:type="dxa" w:w="120"/>
+              <w:bottom w:type="dxa" w:w="80"/>
+              <w:right w:type="dxa" w:w="120"/>
+            </w:tcMar>
+          </w:tcPr>
+          <w:p>
+            <w:pPr>
+              <w:spacing w:after="0"/>
+            </w:pPr>
+            <w:r>
+              <w:rPr>
+                <w:rFonts w:ascii="Arial" w:cs="Arial" w:eastAsia="Arial" w:hAnsi="Arial"/>
+                <w:sz w:val="20"/>
+                <w:szCs w:val="20"/>
+              </w:rPr>
+              <w:t xml:space="preserve">Platform grows beyond close contacts</w:t>
+            </w:r>
+          </w:p>
+        </w:tc>
+        <w:tc>
+          <w:tcPr>
+            <w:tcW w:type="dxa" w:w="1500"/>
+            <w:tcBorders>
+              <w:top w:val="single" w:color="BDC3C7" w:sz="1"/>
+              <w:left w:val="single" w:color="BDC3C7" w:sz="1"/>
+              <w:bottom w:val="single" w:color="BDC3C7" w:sz="1"/>
+              <w:right w:val="single" w:color="BDC3C7" w:sz="1"/>
+            </w:tcBorders>
+            <w:shd w:fill="F2F4F7" w:val="clear"/>
+            <w:tcMar>
+              <w:top w:type="dxa" w:w="80"/>
+              <w:left w:type="dxa" w:w="120"/>
+              <w:bottom w:type="dxa" w:w="80"/>
+              <w:right w:type="dxa" w:w="120"/>
+            </w:tcMar>
+          </w:tcPr>
+          <w:p>
+            <w:pPr>
+              <w:spacing w:after="0"/>
+            </w:pPr>
+            <w:r>
+              <w:rPr>
+                <w:rFonts w:ascii="Arial" w:cs="Arial" w:eastAsia="Arial" w:hAnsi="Arial"/>
+                <w:sz w:val="20"/>
+                <w:szCs w:val="20"/>
+              </w:rPr>
+              <w:t xml:space="preserve">Higher</w:t>
+            </w:r>
+          </w:p>
+        </w:tc>
+        <w:tc>
+          <w:tcPr>
+            <w:tcW w:type="dxa" w:w="4860"/>
+            <w:tcBorders>
+              <w:top w:val="single" w:color="BDC3C7" w:sz="1"/>
+              <w:left w:val="single" w:color="BDC3C7" w:sz="1"/>
+              <w:bottom w:val="single" w:color="BDC3C7" w:sz="1"/>
+              <w:right w:val="single" w:color="BDC3C7" w:sz="1"/>
+            </w:tcBorders>
+            <w:shd w:fill="F2F4F7" w:val="clear"/>
+            <w:tcMar>
+              <w:top w:type="dxa" w:w="80"/>
+              <w:left w:type="dxa" w:w="120"/>
+              <w:bottom w:type="dxa" w:w="80"/>
+              <w:right w:type="dxa" w:w="120"/>
+            </w:tcMar>
+          </w:tcPr>
+          <w:p>
+            <w:pPr>
+              <w:spacing w:after="0"/>
+            </w:pPr>
+            <w:r>
+              <w:rPr>
+                <w:rFonts w:ascii="Arial" w:cs="Arial" w:eastAsia="Arial" w:hAnsi="Arial"/>
+                <w:sz w:val="20"/>
+                <w:szCs w:val="20"/>
+              </w:rPr>
+              <w:t xml:space="preserve">At larger scale SCA oversight becomes significantly more likely</w:t>
+            </w:r>
+          </w:p>
+        </w:tc>
+      </w:tr>
+    </w:tbl>
+    <w:p>
+      <w:pPr>
+        <w:spacing w:after="120"/>
+      </w:pPr>
+    </w:p>
+    <w:tbl>
+      <w:tblPr>
+        <w:tblW w:type="dxa" w:w="9360"/>
+        <w:tblBorders>
+          <w:top w:val="single" w:color="auto" w:sz="4"/>
+          <w:left w:val="single" w:color="auto" w:sz="4"/>
+          <w:bottom w:val="single" w:color="auto" w:sz="4"/>
+          <w:right w:val="single" w:color="auto" w:sz="4"/>
+          <w:insideH w:val="single" w:color="auto" w:sz="4"/>
+          <w:insideV w:val="single" w:color="auto" w:sz="4"/>
         </w:tblBorders>
       </w:tblPr>
       <w:tblGrid>
@@ -6115,6 +5145,12 @@
         <w:tc>
           <w:tcPr>
             <w:tcW w:type="dxa" w:w="1200"/>
+            <w:tcBorders>
+              <w:top w:val="single" w:color="BDC3C7" w:sz="1"/>
+              <w:left w:val="single" w:color="BDC3C7" w:sz="1"/>
+              <w:bottom w:val="single" w:color="BDC3C7" w:sz="1"/>
+              <w:right w:val="single" w:color="BDC3C7" w:sz="1"/>
+            </w:tcBorders>
             <w:shd w:fill="D6EAF8" w:val="clear"/>
             <w:tcMar>
               <w:top w:type="dxa" w:w="80"/>
@@ -6124,14 +5160,17 @@
             </w:tcMar>
           </w:tcPr>
           <w:p>
+            <w:pPr>
+              <w:spacing w:after="0"/>
+            </w:pPr>
             <w:r>
               <w:rPr>
                 <w:rFonts w:ascii="Arial" w:cs="Arial" w:eastAsia="Arial" w:hAnsi="Arial"/>
                 <w:b/>
                 <w:bCs/>
                 <w:color w:val="1B2A4A"/>
-                <w:sz w:val="200"/>
-                <w:szCs w:val="200"/>
+                <w:sz w:val="20"/>
+                <w:szCs w:val="20"/>
               </w:rPr>
               <w:t xml:space="preserve">Recommendation</w:t>
             </w:r>
@@ -6140,6 +5179,12 @@
         <w:tc>
           <w:tcPr>
             <w:tcW w:type="dxa" w:w="8160"/>
+            <w:tcBorders>
+              <w:top w:val="single" w:color="BDC3C7" w:sz="1"/>
+              <w:left w:val="single" w:color="BDC3C7" w:sz="1"/>
+              <w:bottom w:val="single" w:color="BDC3C7" w:sz="1"/>
+              <w:right w:val="single" w:color="BDC3C7" w:sz="1"/>
+            </w:tcBorders>
             <w:shd w:fill="FFFFFF" w:val="clear"/>
             <w:tcMar>
               <w:top w:type="dxa" w:w="80"/>
@@ -6155,32 +5200,24 @@
             <w:r>
               <w:rPr>
                 <w:rFonts w:ascii="Arial" w:cs="Arial" w:eastAsia="Arial" w:hAnsi="Arial"/>
-                <w:sz w:val="220"/>
-                <w:szCs w:val="220"/>
-              </w:rPr>
-              <w:t xml:space="preserve">Before onboarding anyone outside immediate family, consult a UAE securities law specialist — not a crypto lawyer. The SCA governs equity signal distribution. The current design (no fees, user-owned accounts, family only) is low risk but not zero risk. Document individual disclosures carefully.</w:t>
+                <w:sz w:val="22"/>
+                <w:szCs w:val="22"/>
+              </w:rPr>
+              <w:t xml:space="preserve">Before onboarding anyone outside immediate family, consult a UAE securities law specialist — not a crypto lawyer. The current design is low risk but not zero risk. Document individual disclosures carefully.</w:t>
             </w:r>
           </w:p>
         </w:tc>
       </w:tr>
     </w:tbl>
     <w:p>
-      <w:pPr>
-        <w:spacing w:after="180"/>
-      </w:pPr>
-    </w:p>
-    <w:p>
-      <w:pPr>
-        <w:spacing w:after="200"/>
-      </w:pPr>
+      <w:r>
+        <w:br w:type="page"/>
+      </w:r>
     </w:p>
     <w:p>
       <w:pPr>
         <w:pStyle w:val="Heading1"/>
-        <w:pBdr>
-          <w:bottom w:val="single" w:color="0D7377" w:sz="6" w:space="4"/>
-        </w:pBdr>
-        <w:spacing w:after="80" w:before="240"/>
+        <w:spacing w:after="120" w:before="320"/>
       </w:pPr>
       <w:r>
         <w:rPr>
@@ -6188,39 +5225,16 @@
           <w:b/>
           <w:bCs/>
           <w:color w:val="1B2A4A"/>
-          <w:sz w:val="320"/>
-          <w:szCs w:val="320"/>
+          <w:sz w:val="32"/>
+          <w:szCs w:val="32"/>
         </w:rPr>
         <w:t xml:space="preserve">8. Feature Pipeline — Build Phases</w:t>
       </w:r>
     </w:p>
     <w:p>
       <w:pPr>
-        <w:spacing w:after="120"/>
-      </w:pPr>
-    </w:p>
-    <w:p>
-      <w:pPr>
-        <w:spacing w:after="160" w:line="276"/>
-      </w:pPr>
-      <w:r>
-        <w:rPr>
-          <w:rFonts w:ascii="Arial" w:cs="Arial" w:eastAsia="Arial" w:hAnsi="Arial"/>
-          <w:sz w:val="220"/>
-          <w:szCs w:val="220"/>
-        </w:rPr>
-        <w:t xml:space="preserve">The architecture is delivered in three phases. Each phase is independently useful and builds on the previous one. Nothing in Phase 2 or 3 requires throwing away Phase 1 work.</w:t>
-      </w:r>
-    </w:p>
-    <w:p>
-      <w:pPr>
-        <w:spacing w:after="100"/>
-      </w:pPr>
-    </w:p>
-    <w:p>
-      <w:pPr>
         <w:pStyle w:val="Heading2"/>
-        <w:spacing w:after="80" w:before="200"/>
+        <w:spacing w:after="80" w:before="240"/>
       </w:pPr>
       <w:r>
         <w:rPr>
@@ -6228,8 +5242,8 @@
           <w:b/>
           <w:bCs/>
           <w:color w:val="0D7377"/>
-          <w:sz w:val="260"/>
-          <w:szCs w:val="260"/>
+          <w:sz w:val="26"/>
+          <w:szCs w:val="26"/>
         </w:rPr>
         <w:t xml:space="preserve">Phase 1 — Multi-Account Locally (Foundation)</w:t>
       </w:r>
@@ -6241,10 +5255,10 @@
       <w:r>
         <w:rPr>
           <w:rFonts w:ascii="Arial" w:cs="Arial" w:eastAsia="Arial" w:hAnsi="Arial"/>
-          <w:sz w:val="220"/>
-          <w:szCs w:val="220"/>
-        </w:rPr>
-        <w:t xml:space="preserve">Transform Decifer from a single-account system to a multi-account system running locally. This is the most important phase — everything else sits on top of it.</w:t>
+          <w:sz w:val="22"/>
+          <w:szCs w:val="22"/>
+        </w:rPr>
+        <w:t xml:space="preserve">Transform Decifer from single-account to multi-account running locally. Everything else in the vision sits on top of this phase. Estimated effort: 3 to 4 focused development sessions.</w:t>
       </w:r>
     </w:p>
     <w:p>
@@ -6266,8 +5280,8 @@
       </w:tblPr>
       <w:tblGrid>
         <w:gridCol w:w="2400"/>
-        <w:gridCol w:w="4160"/>
-        <w:gridCol w:w="2800"/>
+        <w:gridCol w:w="4560"/>
+        <w:gridCol w:w="2400"/>
       </w:tblGrid>
       <w:tr>
         <w:trPr>
@@ -6291,14 +5305,17 @@
             </w:tcMar>
           </w:tcPr>
           <w:p>
+            <w:pPr>
+              <w:spacing w:after="0"/>
+            </w:pPr>
             <w:r>
               <w:rPr>
                 <w:rFonts w:ascii="Arial" w:cs="Arial" w:eastAsia="Arial" w:hAnsi="Arial"/>
                 <w:b/>
                 <w:bCs/>
                 <w:color w:val="FFFFFF"/>
-                <w:sz w:val="200"/>
-                <w:szCs w:val="200"/>
+                <w:sz w:val="20"/>
+                <w:szCs w:val="20"/>
               </w:rPr>
               <w:t xml:space="preserve">Feature</w:t>
             </w:r>
@@ -6306,7 +5323,7 @@
         </w:tc>
         <w:tc>
           <w:tcPr>
-            <w:tcW w:type="dxa" w:w="4160"/>
+            <w:tcW w:type="dxa" w:w="4560"/>
             <w:tcBorders>
               <w:top w:val="single" w:color="BDC3C7" w:sz="1"/>
               <w:left w:val="single" w:color="BDC3C7" w:sz="1"/>
@@ -6322,14 +5339,17 @@
             </w:tcMar>
           </w:tcPr>
           <w:p>
+            <w:pPr>
+              <w:spacing w:after="0"/>
+            </w:pPr>
             <w:r>
               <w:rPr>
                 <w:rFonts w:ascii="Arial" w:cs="Arial" w:eastAsia="Arial" w:hAnsi="Arial"/>
                 <w:b/>
                 <w:bCs/>
                 <w:color w:val="FFFFFF"/>
-                <w:sz w:val="200"/>
-                <w:szCs w:val="200"/>
+                <w:sz w:val="20"/>
+                <w:szCs w:val="20"/>
               </w:rPr>
               <w:t xml:space="preserve">Description</w:t>
             </w:r>
@@ -6337,7 +5357,7 @@
         </w:tc>
         <w:tc>
           <w:tcPr>
-            <w:tcW w:type="dxa" w:w="2800"/>
+            <w:tcW w:type="dxa" w:w="2400"/>
             <w:tcBorders>
               <w:top w:val="single" w:color="BDC3C7" w:sz="1"/>
               <w:left w:val="single" w:color="BDC3C7" w:sz="1"/>
@@ -6353,14 +5373,17 @@
             </w:tcMar>
           </w:tcPr>
           <w:p>
+            <w:pPr>
+              <w:spacing w:after="0"/>
+            </w:pPr>
             <w:r>
               <w:rPr>
                 <w:rFonts w:ascii="Arial" w:cs="Arial" w:eastAsia="Arial" w:hAnsi="Arial"/>
                 <w:b/>
                 <w:bCs/>
                 <w:color w:val="FFFFFF"/>
-                <w:sz w:val="200"/>
-                <w:szCs w:val="200"/>
+                <w:sz w:val="20"/>
+                <w:szCs w:val="20"/>
               </w:rPr>
               <w:t xml:space="preserve">Files Affected</w:t>
             </w:r>
@@ -6392,16 +5415,16 @@
             <w:r>
               <w:rPr>
                 <w:rFonts w:ascii="Arial" w:cs="Arial" w:eastAsia="Arial" w:hAnsi="Arial"/>
-                <w:sz w:val="200"/>
-                <w:szCs w:val="200"/>
-              </w:rPr>
-              <w:t xml:space="preserve">Per-account config blocks</w:t>
-            </w:r>
-          </w:p>
-        </w:tc>
-        <w:tc>
-          <w:tcPr>
-            <w:tcW w:type="dxa" w:w="4160"/>
+                <w:sz w:val="20"/>
+                <w:szCs w:val="20"/>
+              </w:rPr>
+              <w:t xml:space="preserve">Per-account config profiles</w:t>
+            </w:r>
+          </w:p>
+        </w:tc>
+        <w:tc>
+          <w:tcPr>
+            <w:tcW w:type="dxa" w:w="4560"/>
             <w:tcBorders>
               <w:top w:val="single" w:color="BDC3C7" w:sz="1"/>
               <w:left w:val="single" w:color="BDC3C7" w:sz="1"/>
@@ -6423,16 +5446,16 @@
             <w:r>
               <w:rPr>
                 <w:rFonts w:ascii="Arial" w:cs="Arial" w:eastAsia="Arial" w:hAnsi="Arial"/>
-                <w:sz w:val="200"/>
-                <w:szCs w:val="200"/>
-              </w:rPr>
-              <w:t xml:space="preserve">Replace flat CONFIG with account-aware profiles — each account has its own risk params, thresholds, strategy type</w:t>
-            </w:r>
-          </w:p>
-        </w:tc>
-        <w:tc>
-          <w:tcPr>
-            <w:tcW w:type="dxa" w:w="2800"/>
+                <w:sz w:val="20"/>
+                <w:szCs w:val="20"/>
+              </w:rPr>
+              <w:t xml:space="preserve">Replace flat CONFIG with account-aware profiles. Each account has its own risk params, thresholds, and strategy type. Global CONFIG retains defaults.</w:t>
+            </w:r>
+          </w:p>
+        </w:tc>
+        <w:tc>
+          <w:tcPr>
+            <w:tcW w:type="dxa" w:w="2400"/>
             <w:tcBorders>
               <w:top w:val="single" w:color="BDC3C7" w:sz="1"/>
               <w:left w:val="single" w:color="BDC3C7" w:sz="1"/>
@@ -6454,8 +5477,8 @@
             <w:r>
               <w:rPr>
                 <w:rFonts w:ascii="Arial" w:cs="Arial" w:eastAsia="Arial" w:hAnsi="Arial"/>
-                <w:sz w:val="200"/>
-                <w:szCs w:val="200"/>
+                <w:sz w:val="20"/>
+                <w:szCs w:val="20"/>
               </w:rPr>
               <w:t xml:space="preserve">config.py</w:t>
             </w:r>
@@ -6487,16 +5510,16 @@
             <w:r>
               <w:rPr>
                 <w:rFonts w:ascii="Arial" w:cs="Arial" w:eastAsia="Arial" w:hAnsi="Arial"/>
-                <w:sz w:val="200"/>
-                <w:szCs w:val="200"/>
-              </w:rPr>
-              <w:t xml:space="preserve">Parameterised account ID in execution</w:t>
-            </w:r>
-          </w:p>
-        </w:tc>
-        <w:tc>
-          <w:tcPr>
-            <w:tcW w:type="dxa" w:w="4160"/>
+                <w:sz w:val="20"/>
+                <w:szCs w:val="20"/>
+              </w:rPr>
+              <w:t xml:space="preserve">Parameterise account_id</w:t>
+            </w:r>
+          </w:p>
+        </w:tc>
+        <w:tc>
+          <w:tcPr>
+            <w:tcW w:type="dxa" w:w="4560"/>
             <w:tcBorders>
               <w:top w:val="single" w:color="BDC3C7" w:sz="1"/>
               <w:left w:val="single" w:color="BDC3C7" w:sz="1"/>
@@ -6518,16 +5541,16 @@
             <w:r>
               <w:rPr>
                 <w:rFonts w:ascii="Arial" w:cs="Arial" w:eastAsia="Arial" w:hAnsi="Arial"/>
-                <w:sz w:val="200"/>
-                <w:szCs w:val="200"/>
-              </w:rPr>
-              <w:t xml:space="preserve">Every order, portfolio lookup, and risk check accepts an account_id parameter rather than reading from global config</w:t>
-            </w:r>
-          </w:p>
-        </w:tc>
-        <w:tc>
-          <w:tcPr>
-            <w:tcW w:type="dxa" w:w="2800"/>
+                <w:sz w:val="20"/>
+                <w:szCs w:val="20"/>
+              </w:rPr>
+              <w:t xml:space="preserve">Every order, portfolio lookup, and risk check accepts account_id instead of reading from global config. Update all callers in bot.py.</w:t>
+            </w:r>
+          </w:p>
+        </w:tc>
+        <w:tc>
+          <w:tcPr>
+            <w:tcW w:type="dxa" w:w="2400"/>
             <w:tcBorders>
               <w:top w:val="single" w:color="BDC3C7" w:sz="1"/>
               <w:left w:val="single" w:color="BDC3C7" w:sz="1"/>
@@ -6549,8 +5572,8 @@
             <w:r>
               <w:rPr>
                 <w:rFonts w:ascii="Arial" w:cs="Arial" w:eastAsia="Arial" w:hAnsi="Arial"/>
-                <w:sz w:val="200"/>
-                <w:szCs w:val="200"/>
+                <w:sz w:val="20"/>
+                <w:szCs w:val="20"/>
               </w:rPr>
               <w:t xml:space="preserve">orders.py, risk.py</w:t>
             </w:r>
@@ -6582,8 +5605,8 @@
             <w:r>
               <w:rPr>
                 <w:rFonts w:ascii="Arial" w:cs="Arial" w:eastAsia="Arial" w:hAnsi="Arial"/>
-                <w:sz w:val="200"/>
-                <w:szCs w:val="200"/>
+                <w:sz w:val="20"/>
+                <w:szCs w:val="20"/>
               </w:rPr>
               <w:t xml:space="preserve">Connection manager</w:t>
             </w:r>
@@ -6591,7 +5614,7 @@
         </w:tc>
         <w:tc>
           <w:tcPr>
-            <w:tcW w:type="dxa" w:w="4160"/>
+            <w:tcW w:type="dxa" w:w="4560"/>
             <w:tcBorders>
               <w:top w:val="single" w:color="BDC3C7" w:sz="1"/>
               <w:left w:val="single" w:color="BDC3C7" w:sz="1"/>
@@ -6613,16 +5636,16 @@
             <w:r>
               <w:rPr>
                 <w:rFonts w:ascii="Arial" w:cs="Arial" w:eastAsia="Arial" w:hAnsi="Arial"/>
-                <w:sz w:val="200"/>
-                <w:szCs w:val="200"/>
-              </w:rPr>
-              <w:t xml:space="preserve">Manages multiple ib_insync connections, one per account, each with unique client ID</w:t>
-            </w:r>
-          </w:p>
-        </w:tc>
-        <w:tc>
-          <w:tcPr>
-            <w:tcW w:type="dxa" w:w="2800"/>
+                <w:sz w:val="20"/>
+                <w:szCs w:val="20"/>
+              </w:rPr>
+              <w:t xml:space="preserve">Manage multiple ib_insync connections, one per account, each with a unique client ID. Per-account reconnection and heartbeat logic.</w:t>
+            </w:r>
+          </w:p>
+        </w:tc>
+        <w:tc>
+          <w:tcPr>
+            <w:tcW w:type="dxa" w:w="2400"/>
             <w:tcBorders>
               <w:top w:val="single" w:color="BDC3C7" w:sz="1"/>
               <w:left w:val="single" w:color="BDC3C7" w:sz="1"/>
@@ -6644,10 +5667,10 @@
             <w:r>
               <w:rPr>
                 <w:rFonts w:ascii="Arial" w:cs="Arial" w:eastAsia="Arial" w:hAnsi="Arial"/>
-                <w:sz w:val="200"/>
-                <w:szCs w:val="200"/>
-              </w:rPr>
-              <w:t xml:space="preserve">bot.py (new module)</w:t>
+                <w:sz w:val="20"/>
+                <w:szCs w:val="20"/>
+              </w:rPr>
+              <w:t xml:space="preserve">bot.py, connection_manager.py (new)</w:t>
             </w:r>
           </w:p>
         </w:tc>
@@ -6677,16 +5700,16 @@
             <w:r>
               <w:rPr>
                 <w:rFonts w:ascii="Arial" w:cs="Arial" w:eastAsia="Arial" w:hAnsi="Arial"/>
-                <w:sz w:val="200"/>
-                <w:szCs w:val="200"/>
-              </w:rPr>
-              <w:t xml:space="preserve">Account decision agent layer</w:t>
-            </w:r>
-          </w:p>
-        </w:tc>
-        <w:tc>
-          <w:tcPr>
-            <w:tcW w:type="dxa" w:w="4160"/>
+                <w:sz w:val="20"/>
+                <w:szCs w:val="20"/>
+              </w:rPr>
+              <w:t xml:space="preserve">Signal extraction</w:t>
+            </w:r>
+          </w:p>
+        </w:tc>
+        <w:tc>
+          <w:tcPr>
+            <w:tcW w:type="dxa" w:w="4560"/>
             <w:tcBorders>
               <w:top w:val="single" w:color="BDC3C7" w:sz="1"/>
               <w:left w:val="single" w:color="BDC3C7" w:sz="1"/>
@@ -6708,16 +5731,16 @@
             <w:r>
               <w:rPr>
                 <w:rFonts w:ascii="Arial" w:cs="Arial" w:eastAsia="Arial" w:hAnsi="Arial"/>
-                <w:sz w:val="200"/>
-                <w:szCs w:val="200"/>
-              </w:rPr>
-              <w:t xml:space="preserve">New agent class sits downstream of existing 6-agent pipeline; one per account; filters signals against account profile</w:t>
-            </w:r>
-          </w:p>
-        </w:tc>
-        <w:tc>
-          <w:tcPr>
-            <w:tcW w:type="dxa" w:w="2800"/>
+                <w:sz w:val="20"/>
+                <w:szCs w:val="20"/>
+              </w:rPr>
+              <w:t xml:space="preserve">Separate signal generation from execution. Produce Signal objects passed to downstream account agents. Brain does not decide — it just produces.</w:t>
+            </w:r>
+          </w:p>
+        </w:tc>
+        <w:tc>
+          <w:tcPr>
+            <w:tcW w:type="dxa" w:w="2400"/>
             <w:tcBorders>
               <w:top w:val="single" w:color="BDC3C7" w:sz="1"/>
               <w:left w:val="single" w:color="BDC3C7" w:sz="1"/>
@@ -6739,10 +5762,10 @@
             <w:r>
               <w:rPr>
                 <w:rFonts w:ascii="Arial" w:cs="Arial" w:eastAsia="Arial" w:hAnsi="Arial"/>
-                <w:sz w:val="200"/>
-                <w:szCs w:val="200"/>
-              </w:rPr>
-              <w:t xml:space="preserve">agents.py (new class)</w:t>
+                <w:sz w:val="20"/>
+                <w:szCs w:val="20"/>
+              </w:rPr>
+              <w:t xml:space="preserve">bot.py, signal_types.py (new)</w:t>
             </w:r>
           </w:p>
         </w:tc>
@@ -6772,16 +5795,16 @@
             <w:r>
               <w:rPr>
                 <w:rFonts w:ascii="Arial" w:cs="Arial" w:eastAsia="Arial" w:hAnsi="Arial"/>
-                <w:sz w:val="200"/>
-                <w:szCs w:val="200"/>
-              </w:rPr>
-              <w:t xml:space="preserve">Signal extraction</w:t>
-            </w:r>
-          </w:p>
-        </w:tc>
-        <w:tc>
-          <w:tcPr>
-            <w:tcW w:type="dxa" w:w="4160"/>
+                <w:sz w:val="20"/>
+                <w:szCs w:val="20"/>
+              </w:rPr>
+              <w:t xml:space="preserve">AccountDecisionAgent</w:t>
+            </w:r>
+          </w:p>
+        </w:tc>
+        <w:tc>
+          <w:tcPr>
+            <w:tcW w:type="dxa" w:w="4560"/>
             <w:tcBorders>
               <w:top w:val="single" w:color="BDC3C7" w:sz="1"/>
               <w:left w:val="single" w:color="BDC3C7" w:sz="1"/>
@@ -6803,16 +5826,16 @@
             <w:r>
               <w:rPr>
                 <w:rFonts w:ascii="Arial" w:cs="Arial" w:eastAsia="Arial" w:hAnsi="Arial"/>
-                <w:sz w:val="200"/>
-                <w:szCs w:val="200"/>
-              </w:rPr>
-              <w:t xml:space="preserve">Separate signal generation from execution decision in bot.py's scan loop</w:t>
-            </w:r>
-          </w:p>
-        </w:tc>
-        <w:tc>
-          <w:tcPr>
-            <w:tcW w:type="dxa" w:w="2800"/>
+                <w:sz w:val="20"/>
+                <w:szCs w:val="20"/>
+              </w:rPr>
+              <w:t xml:space="preserve">New agent class downstream of 6-agent pipeline. One per account. Filters signals against account profile. Uses user's own Claude API key.</w:t>
+            </w:r>
+          </w:p>
+        </w:tc>
+        <w:tc>
+          <w:tcPr>
+            <w:tcW w:type="dxa" w:w="2400"/>
             <w:tcBorders>
               <w:top w:val="single" w:color="BDC3C7" w:sz="1"/>
               <w:left w:val="single" w:color="BDC3C7" w:sz="1"/>
@@ -6834,10 +5857,10 @@
             <w:r>
               <w:rPr>
                 <w:rFonts w:ascii="Arial" w:cs="Arial" w:eastAsia="Arial" w:hAnsi="Arial"/>
-                <w:sz w:val="200"/>
-                <w:szCs w:val="200"/>
-              </w:rPr>
-              <w:t xml:space="preserve">bot.py</w:t>
+                <w:sz w:val="20"/>
+                <w:szCs w:val="20"/>
+              </w:rPr>
+              <w:t xml:space="preserve">agents.py / account_agents.py (new)</w:t>
             </w:r>
           </w:p>
         </w:tc>
@@ -6867,16 +5890,16 @@
             <w:r>
               <w:rPr>
                 <w:rFonts w:ascii="Arial" w:cs="Arial" w:eastAsia="Arial" w:hAnsi="Arial"/>
-                <w:sz w:val="200"/>
-                <w:szCs w:val="200"/>
-              </w:rPr>
-              <w:t xml:space="preserve">Multi-account dashboard</w:t>
-            </w:r>
-          </w:p>
-        </w:tc>
-        <w:tc>
-          <w:tcPr>
-            <w:tcW w:type="dxa" w:w="4160"/>
+                <w:sz w:val="20"/>
+                <w:szCs w:val="20"/>
+              </w:rPr>
+              <w:t xml:space="preserve">Per-account dashboard</w:t>
+            </w:r>
+          </w:p>
+        </w:tc>
+        <w:tc>
+          <w:tcPr>
+            <w:tcW w:type="dxa" w:w="4560"/>
             <w:tcBorders>
               <w:top w:val="single" w:color="BDC3C7" w:sz="1"/>
               <w:left w:val="single" w:color="BDC3C7" w:sz="1"/>
@@ -6898,16 +5921,16 @@
             <w:r>
               <w:rPr>
                 <w:rFonts w:ascii="Arial" w:cs="Arial" w:eastAsia="Arial" w:hAnsi="Arial"/>
-                <w:sz w:val="200"/>
-                <w:szCs w:val="200"/>
-              </w:rPr>
-              <w:t xml:space="preserve">Local dashboard shows per-account positions and P&amp;L, not just one account view</w:t>
-            </w:r>
-          </w:p>
-        </w:tc>
-        <w:tc>
-          <w:tcPr>
-            <w:tcW w:type="dxa" w:w="2800"/>
+                <w:sz w:val="20"/>
+                <w:szCs w:val="20"/>
+              </w:rPr>
+              <w:t xml:space="preserve">Local dashboard shows positions and P&amp;L per account rather than one aggregate view.</w:t>
+            </w:r>
+          </w:p>
+        </w:tc>
+        <w:tc>
+          <w:tcPr>
+            <w:tcW w:type="dxa" w:w="2400"/>
             <w:tcBorders>
               <w:top w:val="single" w:color="BDC3C7" w:sz="1"/>
               <w:left w:val="single" w:color="BDC3C7" w:sz="1"/>
@@ -6929,8 +5952,8 @@
             <w:r>
               <w:rPr>
                 <w:rFonts w:ascii="Arial" w:cs="Arial" w:eastAsia="Arial" w:hAnsi="Arial"/>
-                <w:sz w:val="200"/>
-                <w:szCs w:val="200"/>
+                <w:sz w:val="20"/>
+                <w:szCs w:val="20"/>
               </w:rPr>
               <w:t xml:space="preserve">dashboard.py</w:t>
             </w:r>
@@ -6940,87 +5963,13 @@
     </w:tbl>
     <w:p>
       <w:pPr>
-        <w:spacing w:after="80"/>
-      </w:pPr>
-    </w:p>
-    <w:tbl>
-      <w:tblPr>
-        <w:tblW w:type="dxa" w:w="9360"/>
-        <w:tblBorders>
-          <w:top w:val="single" w:color="0D7377" w:sz="2"/>
-          <w:left w:val="single" w:color="0D7377" w:sz="2"/>
-          <w:bottom w:val="single" w:color="0D7377" w:sz="2"/>
-          <w:right w:val="single" w:color="0D7377" w:sz="2"/>
-          <w:insideH w:val="single" w:color="auto" w:sz="4"/>
-          <w:insideV w:val="single" w:color="BDC3C7" w:sz="2"/>
-        </w:tblBorders>
-      </w:tblPr>
-      <w:tblGrid>
-        <w:gridCol w:w="1200"/>
-        <w:gridCol w:w="8160"/>
-      </w:tblGrid>
-      <w:tr>
-        <w:tc>
-          <w:tcPr>
-            <w:tcW w:type="dxa" w:w="1200"/>
-            <w:shd w:fill="D6EAF8" w:val="clear"/>
-            <w:tcMar>
-              <w:top w:type="dxa" w:w="80"/>
-              <w:left w:type="dxa" w:w="120"/>
-              <w:bottom w:type="dxa" w:w="80"/>
-              <w:right w:type="dxa" w:w="120"/>
-            </w:tcMar>
-          </w:tcPr>
-          <w:p>
-            <w:r>
-              <w:rPr>
-                <w:rFonts w:ascii="Arial" w:cs="Arial" w:eastAsia="Arial" w:hAnsi="Arial"/>
-                <w:b/>
-                <w:bCs/>
-                <w:color w:val="1B2A4A"/>
-                <w:sz w:val="200"/>
-                <w:szCs w:val="200"/>
-              </w:rPr>
-              <w:t xml:space="preserve">Estimated effort</w:t>
-            </w:r>
-          </w:p>
-        </w:tc>
-        <w:tc>
-          <w:tcPr>
-            <w:tcW w:type="dxa" w:w="8160"/>
-            <w:shd w:fill="FFFFFF" w:val="clear"/>
-            <w:tcMar>
-              <w:top w:type="dxa" w:w="80"/>
-              <w:left w:type="dxa" w:w="160"/>
-              <w:bottom w:type="dxa" w:w="80"/>
-              <w:right w:type="dxa" w:w="120"/>
-            </w:tcMar>
-          </w:tcPr>
-          <w:p>
-            <w:pPr>
-              <w:spacing w:after="0"/>
-            </w:pPr>
-            <w:r>
-              <w:rPr>
-                <w:rFonts w:ascii="Arial" w:cs="Arial" w:eastAsia="Arial" w:hAnsi="Arial"/>
-                <w:sz w:val="220"/>
-                <w:szCs w:val="220"/>
-              </w:rPr>
-              <w:t xml:space="preserve">3–4 focused development sessions. The config restructure and account ID parameterisation are the critical path — everything else follows from these two changes.</w:t>
-            </w:r>
-          </w:p>
-        </w:tc>
-      </w:tr>
-    </w:tbl>
-    <w:p>
-      <w:pPr>
-        <w:spacing w:after="180"/>
+        <w:spacing w:after="160"/>
       </w:pPr>
     </w:p>
     <w:p>
       <w:pPr>
         <w:pStyle w:val="Heading2"/>
-        <w:spacing w:after="80" w:before="200"/>
+        <w:spacing w:after="80" w:before="240"/>
       </w:pPr>
       <w:r>
         <w:rPr>
@@ -7028,29 +5977,11 @@
           <w:b/>
           <w:bCs/>
           <w:color w:val="0D7377"/>
-          <w:sz w:val="260"/>
-          <w:szCs w:val="260"/>
-        </w:rPr>
-        <w:t xml:space="preserve">Phase 2 — Cloud &amp; Signal Broadcasting</w:t>
-      </w:r>
-    </w:p>
-    <w:p>
-      <w:pPr>
-        <w:spacing w:after="160" w:line="276"/>
-      </w:pPr>
-      <w:r>
-        <w:rPr>
-          <w:rFonts w:ascii="Arial" w:cs="Arial" w:eastAsia="Arial" w:hAnsi="Arial"/>
-          <w:sz w:val="220"/>
-          <w:szCs w:val="220"/>
-        </w:rPr>
-        <w:t xml:space="preserve">Move Decifer's brain to a cloud server and add WebSocket signal broadcasting so external containers can subscribe to the signal feed.</w:t>
-      </w:r>
-    </w:p>
-    <w:p>
-      <w:pPr>
-        <w:spacing w:after="80"/>
-      </w:pPr>
+          <w:sz w:val="26"/>
+          <w:szCs w:val="26"/>
+        </w:rPr>
+        <w:t xml:space="preserve">Phase 2 — Cloud and Signal Broadcasting</w:t>
+      </w:r>
     </w:p>
     <w:p>
       <w:pPr>
@@ -7064,10 +5995,10 @@
       <w:r>
         <w:rPr>
           <w:rFonts w:ascii="Arial" w:cs="Arial" w:eastAsia="Arial" w:hAnsi="Arial"/>
-          <w:sz w:val="220"/>
-          <w:szCs w:val="220"/>
-        </w:rPr>
-        <w:t xml:space="preserve">Cloud server setup — VPS (DigitalOcean, AWS Lightsail, or similar), Ubuntu, Docker</w:t>
+          <w:sz w:val="22"/>
+          <w:szCs w:val="22"/>
+        </w:rPr>
+        <w:t xml:space="preserve">Cloud VPS setup — Docker, Ubuntu, IBKR Gateway headless container</w:t>
       </w:r>
     </w:p>
     <w:p>
@@ -7082,10 +6013,10 @@
       <w:r>
         <w:rPr>
           <w:rFonts w:ascii="Arial" w:cs="Arial" w:eastAsia="Arial" w:hAnsi="Arial"/>
-          <w:sz w:val="220"/>
-          <w:szCs w:val="220"/>
-        </w:rPr>
-        <w:t xml:space="preserve">IBKR Gateway on cloud — headless Gateway setup in Docker container</w:t>
+          <w:sz w:val="22"/>
+          <w:szCs w:val="22"/>
+        </w:rPr>
+        <w:t xml:space="preserve">WebSocket broadcaster — brain publishes signals to all connected containers in real time</w:t>
       </w:r>
     </w:p>
     <w:p>
@@ -7100,10 +6031,10 @@
       <w:r>
         <w:rPr>
           <w:rFonts w:ascii="Arial" w:cs="Arial" w:eastAsia="Arial" w:hAnsi="Arial"/>
-          <w:sz w:val="220"/>
-          <w:szCs w:val="220"/>
-        </w:rPr>
-        <w:t xml:space="preserve">WebSocket broadcaster — brain publishes signals to all connected containers</w:t>
+          <w:sz w:val="22"/>
+          <w:szCs w:val="22"/>
+        </w:rPr>
+        <w:t xml:space="preserve">Signal registry — tracks which symbols each container has registered as favourites</w:t>
       </w:r>
     </w:p>
     <w:p>
@@ -7118,10 +6049,10 @@
       <w:r>
         <w:rPr>
           <w:rFonts w:ascii="Arial" w:cs="Arial" w:eastAsia="Arial" w:hAnsi="Arial"/>
-          <w:sz w:val="220"/>
-          <w:szCs w:val="220"/>
-        </w:rPr>
-        <w:t xml:space="preserve">Signal registry — tracks which symbols each container has registered as favourites</w:t>
+          <w:sz w:val="22"/>
+          <w:szCs w:val="22"/>
+        </w:rPr>
+        <w:t xml:space="preserve">Reconnection logic — exponential backoff, sequence numbers, state sync on reconnect</w:t>
       </w:r>
     </w:p>
     <w:p>
@@ -7136,10 +6067,32 @@
       <w:r>
         <w:rPr>
           <w:rFonts w:ascii="Arial" w:cs="Arial" w:eastAsia="Arial" w:hAnsi="Arial"/>
-          <w:sz w:val="220"/>
-          <w:szCs w:val="220"/>
-        </w:rPr>
-        <w:t xml:space="preserve">Reconnection logic — exponential backoff, sequence numbers, state sync on reconnect</w:t>
+          <w:sz w:val="22"/>
+          <w:szCs w:val="22"/>
+        </w:rPr>
+        <w:t xml:space="preserve">Docker Compose per-user containers with encrypted credential store</w:t>
+      </w:r>
+    </w:p>
+    <w:p>
+      <w:pPr>
+        <w:spacing w:after="160"/>
+      </w:pPr>
+    </w:p>
+    <w:p>
+      <w:pPr>
+        <w:pStyle w:val="Heading2"/>
+        <w:spacing w:after="80" w:before="240"/>
+      </w:pPr>
+      <w:r>
+        <w:rPr>
+          <w:rFonts w:ascii="Arial" w:cs="Arial" w:eastAsia="Arial" w:hAnsi="Arial"/>
+          <w:b/>
+          <w:bCs/>
+          <w:color w:val="0D7377"/>
+          <w:sz w:val="26"/>
+          <w:szCs w:val="26"/>
+        </w:rPr>
+        <w:t xml:space="preserve">Phase 3 — User Interfaces</w:t>
       </w:r>
     </w:p>
     <w:p>
@@ -7154,10 +6107,10 @@
       <w:r>
         <w:rPr>
           <w:rFonts w:ascii="Arial" w:cs="Arial" w:eastAsia="Arial" w:hAnsi="Arial"/>
-          <w:sz w:val="220"/>
-          <w:szCs w:val="220"/>
-        </w:rPr>
-        <w:t xml:space="preserve">Chief kill broadcast — optional emergency halt signal published to all subscribers</w:t>
+          <w:sz w:val="22"/>
+          <w:szCs w:val="22"/>
+        </w:rPr>
+        <w:t xml:space="preserve">Web dashboard — React or FastAPI plus Jinja2, hosted on cloud server</w:t>
       </w:r>
     </w:p>
     <w:p>
@@ -7172,10 +6125,10 @@
       <w:r>
         <w:rPr>
           <w:rFonts w:ascii="Arial" w:cs="Arial" w:eastAsia="Arial" w:hAnsi="Arial"/>
-          <w:sz w:val="220"/>
-          <w:szCs w:val="220"/>
-        </w:rPr>
-        <w:t xml:space="preserve">Container orchestration — Docker Compose for managing per-user containers</w:t>
+          <w:sz w:val="22"/>
+          <w:szCs w:val="22"/>
+        </w:rPr>
+        <w:t xml:space="preserve">Authentication — per-user login and session management</w:t>
       </w:r>
     </w:p>
     <w:p>
@@ -7190,51 +6143,11 @@
       <w:r>
         <w:rPr>
           <w:rFonts w:ascii="Arial" w:cs="Arial" w:eastAsia="Arial" w:hAnsi="Arial"/>
-          <w:sz w:val="220"/>
-          <w:szCs w:val="220"/>
-        </w:rPr>
-        <w:t xml:space="preserve">Encrypted credential store — per-container encryption, setup screen for new users</w:t>
-      </w:r>
-    </w:p>
-    <w:p>
-      <w:pPr>
-        <w:spacing w:after="180"/>
-      </w:pPr>
-    </w:p>
-    <w:p>
-      <w:pPr>
-        <w:pStyle w:val="Heading2"/>
-        <w:spacing w:after="80" w:before="200"/>
-      </w:pPr>
-      <w:r>
-        <w:rPr>
-          <w:rFonts w:ascii="Arial" w:cs="Arial" w:eastAsia="Arial" w:hAnsi="Arial"/>
-          <w:b/>
-          <w:bCs/>
-          <w:color w:val="0D7377"/>
-          <w:sz w:val="260"/>
-          <w:szCs w:val="260"/>
-        </w:rPr>
-        <w:t xml:space="preserve">Phase 3 — User Interfaces</w:t>
-      </w:r>
-    </w:p>
-    <w:p>
-      <w:pPr>
-        <w:spacing w:after="160" w:line="276"/>
-      </w:pPr>
-      <w:r>
-        <w:rPr>
-          <w:rFonts w:ascii="Arial" w:cs="Arial" w:eastAsia="Arial" w:hAnsi="Arial"/>
-          <w:sz w:val="220"/>
-          <w:szCs w:val="220"/>
-        </w:rPr>
-        <w:t xml:space="preserve">Build the web dashboard and Telegram bot so users can access the platform without any technical setup.</w:t>
-      </w:r>
-    </w:p>
-    <w:p>
-      <w:pPr>
-        <w:spacing w:after="80"/>
-      </w:pPr>
+          <w:sz w:val="22"/>
+          <w:szCs w:val="22"/>
+        </w:rPr>
+        <w:t xml:space="preserve">Setup screen — IBKR credentials, Claude API key, strategy preferences</w:t>
+      </w:r>
     </w:p>
     <w:p>
       <w:pPr>
@@ -7248,155 +6161,21 @@
       <w:r>
         <w:rPr>
           <w:rFonts w:ascii="Arial" w:cs="Arial" w:eastAsia="Arial" w:hAnsi="Arial"/>
-          <w:sz w:val="220"/>
-          <w:szCs w:val="220"/>
-        </w:rPr>
-        <w:t xml:space="preserve">Web dashboard — React or similar, hosted on cloud server</w:t>
-      </w:r>
-    </w:p>
-    <w:p>
-      <w:pPr>
-        <w:pStyle w:val="ListParagraph"/>
-        <w:numPr>
-          <w:ilvl w:val="0"/>
-          <w:numId w:val="2"/>
-        </w:numPr>
-        <w:spacing w:after="100"/>
-      </w:pPr>
-      <w:r>
-        <w:rPr>
-          <w:rFonts w:ascii="Arial" w:cs="Arial" w:eastAsia="Arial" w:hAnsi="Arial"/>
-          <w:sz w:val="220"/>
-          <w:szCs w:val="220"/>
-        </w:rPr>
-        <w:t xml:space="preserve">Authentication — per-user login, session management</w:t>
-      </w:r>
-    </w:p>
-    <w:p>
-      <w:pPr>
-        <w:pStyle w:val="ListParagraph"/>
-        <w:numPr>
-          <w:ilvl w:val="0"/>
-          <w:numId w:val="2"/>
-        </w:numPr>
-        <w:spacing w:after="100"/>
-      </w:pPr>
-      <w:r>
-        <w:rPr>
-          <w:rFonts w:ascii="Arial" w:cs="Arial" w:eastAsia="Arial" w:hAnsi="Arial"/>
-          <w:sz w:val="220"/>
-          <w:szCs w:val="220"/>
-        </w:rPr>
-        <w:t xml:space="preserve">Setup screen — IBKR credentials, Claude API key, strategy preferences</w:t>
-      </w:r>
-    </w:p>
-    <w:p>
-      <w:pPr>
-        <w:pStyle w:val="ListParagraph"/>
-        <w:numPr>
-          <w:ilvl w:val="0"/>
-          <w:numId w:val="2"/>
-        </w:numPr>
-        <w:spacing w:after="100"/>
-      </w:pPr>
-      <w:r>
-        <w:rPr>
-          <w:rFonts w:ascii="Arial" w:cs="Arial" w:eastAsia="Arial" w:hAnsi="Arial"/>
-          <w:sz w:val="220"/>
-          <w:szCs w:val="220"/>
-        </w:rPr>
-        <w:t xml:space="preserve">Live positions and P&amp;L — per account and aggregate, auto-refreshing</w:t>
-      </w:r>
-    </w:p>
-    <w:p>
-      <w:pPr>
-        <w:pStyle w:val="ListParagraph"/>
-        <w:numPr>
-          <w:ilvl w:val="0"/>
-          <w:numId w:val="2"/>
-        </w:numPr>
-        <w:spacing w:after="100"/>
-      </w:pPr>
-      <w:r>
-        <w:rPr>
-          <w:rFonts w:ascii="Arial" w:cs="Arial" w:eastAsia="Arial" w:hAnsi="Arial"/>
-          <w:sz w:val="220"/>
-          <w:szCs w:val="220"/>
-        </w:rPr>
-        <w:t xml:space="preserve">Trade history with AI reasoning — each trade shows what the agents said</w:t>
-      </w:r>
-    </w:p>
-    <w:p>
-      <w:pPr>
-        <w:pStyle w:val="ListParagraph"/>
-        <w:numPr>
-          <w:ilvl w:val="0"/>
-          <w:numId w:val="2"/>
-        </w:numPr>
-        <w:spacing w:after="100"/>
-      </w:pPr>
-      <w:r>
-        <w:rPr>
-          <w:rFonts w:ascii="Arial" w:cs="Arial" w:eastAsia="Arial" w:hAnsi="Arial"/>
-          <w:sz w:val="220"/>
-          <w:szCs w:val="220"/>
-        </w:rPr>
-        <w:t xml:space="preserve">Strategy settings — score thresholds, risk %, options on/off, kill switch, favourites</w:t>
-      </w:r>
-    </w:p>
-    <w:p>
-      <w:pPr>
-        <w:pStyle w:val="ListParagraph"/>
-        <w:numPr>
-          <w:ilvl w:val="0"/>
-          <w:numId w:val="2"/>
-        </w:numPr>
-        <w:spacing w:after="100"/>
-      </w:pPr>
-      <w:r>
-        <w:rPr>
-          <w:rFonts w:ascii="Arial" w:cs="Arial" w:eastAsia="Arial" w:hAnsi="Arial"/>
-          <w:sz w:val="220"/>
-          <w:szCs w:val="220"/>
-        </w:rPr>
-        <w:t xml:space="preserve">Connection status indicators — brain live? IBKR connected? Last heartbeat?</w:t>
-      </w:r>
-    </w:p>
-    <w:p>
-      <w:pPr>
-        <w:pStyle w:val="ListParagraph"/>
-        <w:numPr>
-          <w:ilvl w:val="0"/>
-          <w:numId w:val="2"/>
-        </w:numPr>
-        <w:spacing w:after="100"/>
-      </w:pPr>
-      <w:r>
-        <w:rPr>
-          <w:rFonts w:ascii="Arial" w:cs="Arial" w:eastAsia="Arial" w:hAnsi="Arial"/>
-          <w:sz w:val="220"/>
-          <w:szCs w:val="220"/>
-        </w:rPr>
-        <w:t xml:space="preserve">Telegram bot — trade notifications, morning briefings, quick commands</w:t>
-      </w:r>
-    </w:p>
-    <w:p>
-      <w:pPr>
-        <w:spacing w:after="180"/>
-      </w:pPr>
-    </w:p>
-    <w:p>
-      <w:pPr>
-        <w:spacing w:after="200"/>
-      </w:pPr>
+          <w:sz w:val="22"/>
+          <w:szCs w:val="22"/>
+        </w:rPr>
+        <w:t xml:space="preserve">Telegram bot — trade notifications, morning briefings, quick commands (pause, resume, show positions)</w:t>
+      </w:r>
+    </w:p>
+    <w:p>
+      <w:r>
+        <w:br w:type="page"/>
+      </w:r>
     </w:p>
     <w:p>
       <w:pPr>
         <w:pStyle w:val="Heading1"/>
-        <w:pBdr>
-          <w:bottom w:val="single" w:color="0D7377" w:sz="6" w:space="4"/>
-        </w:pBdr>
-        <w:spacing w:after="80" w:before="240"/>
+        <w:spacing w:after="120" w:before="320"/>
       </w:pPr>
       <w:r>
         <w:rPr>
@@ -7404,16 +6183,11 @@
           <w:b/>
           <w:bCs/>
           <w:color w:val="1B2A4A"/>
-          <w:sz w:val="320"/>
-          <w:szCs w:val="320"/>
-        </w:rPr>
-        <w:t xml:space="preserve">9. What to Change Today to Enable Tomorrow</w:t>
-      </w:r>
-    </w:p>
-    <w:p>
-      <w:pPr>
-        <w:spacing w:after="120"/>
-      </w:pPr>
+          <w:sz w:val="32"/>
+          <w:szCs w:val="32"/>
+        </w:rPr>
+        <w:t xml:space="preserve">9. What to Change Today</w:t>
+      </w:r>
     </w:p>
     <w:p>
       <w:pPr>
@@ -7422,21 +6196,21 @@
       <w:r>
         <w:rPr>
           <w:rFonts w:ascii="Arial" w:cs="Arial" w:eastAsia="Arial" w:hAnsi="Arial"/>
-          <w:sz w:val="220"/>
-          <w:szCs w:val="220"/>
-        </w:rPr>
-        <w:t xml:space="preserve">These are the specific changes to the current Decifer codebase that prepare the ground for the multi-account architecture without breaking anything that exists today. Each change is surgical and backwards-compatible.</w:t>
-      </w:r>
-    </w:p>
-    <w:p>
-      <w:pPr>
-        <w:spacing w:after="100"/>
+          <w:sz w:val="22"/>
+          <w:szCs w:val="22"/>
+        </w:rPr>
+        <w:t xml:space="preserve">These are the specific changes to the current Decifer codebase that prepare for multi-account without breaking anything that exists today. Each change is surgical and backwards-compatible.</w:t>
+      </w:r>
+    </w:p>
+    <w:p>
+      <w:pPr>
+        <w:spacing w:after="80"/>
       </w:pPr>
     </w:p>
     <w:p>
       <w:pPr>
         <w:pStyle w:val="Heading2"/>
-        <w:spacing w:after="80" w:before="200"/>
+        <w:spacing w:after="80" w:before="240"/>
       </w:pPr>
       <w:r>
         <w:rPr>
@@ -7444,10 +6218,10 @@
           <w:b/>
           <w:bCs/>
           <w:color w:val="0D7377"/>
-          <w:sz w:val="260"/>
-          <w:szCs w:val="260"/>
-        </w:rPr>
-        <w:t xml:space="preserve">9.1 config.py — Account-Aware Config Structure</w:t>
+          <w:sz w:val="26"/>
+          <w:szCs w:val="26"/>
+        </w:rPr>
+        <w:t xml:space="preserve">config.py</w:t>
       </w:r>
     </w:p>
     <w:p>
@@ -7457,10 +6231,10 @@
       <w:r>
         <w:rPr>
           <w:rFonts w:ascii="Arial" w:cs="Arial" w:eastAsia="Arial" w:hAnsi="Arial"/>
-          <w:sz w:val="220"/>
-          <w:szCs w:val="220"/>
-        </w:rPr>
-        <w:t xml:space="preserve">The current flat CONFIG dict must evolve to support per-account profiles. The global CONFIG retains the brain-level settings (scanning, ML, indicators). A new 'account_profiles' section is added for per-account settings.</w:t>
+          <w:sz w:val="22"/>
+          <w:szCs w:val="22"/>
+        </w:rPr>
+        <w:t xml:space="preserve">Add an account_profiles dict where each account ID maps to its own strategy type, risk params, score thresholds, and options settings. Global CONFIG retains defaults. Individual profiles override selectively.</w:t>
       </w:r>
     </w:p>
     <w:p>
@@ -7468,84 +6242,10 @@
         <w:spacing w:after="80"/>
       </w:pPr>
     </w:p>
-    <w:tbl>
-      <w:tblPr>
-        <w:tblW w:type="dxa" w:w="9360"/>
-        <w:tblBorders>
-          <w:top w:val="single" w:color="0D7377" w:sz="2"/>
-          <w:left w:val="single" w:color="0D7377" w:sz="2"/>
-          <w:bottom w:val="single" w:color="0D7377" w:sz="2"/>
-          <w:right w:val="single" w:color="0D7377" w:sz="2"/>
-          <w:insideH w:val="single" w:color="auto" w:sz="4"/>
-          <w:insideV w:val="single" w:color="BDC3C7" w:sz="2"/>
-        </w:tblBorders>
-      </w:tblPr>
-      <w:tblGrid>
-        <w:gridCol w:w="1200"/>
-        <w:gridCol w:w="8160"/>
-      </w:tblGrid>
-      <w:tr>
-        <w:tc>
-          <w:tcPr>
-            <w:tcW w:type="dxa" w:w="1200"/>
-            <w:shd w:fill="D6EAF8" w:val="clear"/>
-            <w:tcMar>
-              <w:top w:type="dxa" w:w="80"/>
-              <w:left w:type="dxa" w:w="120"/>
-              <w:bottom w:type="dxa" w:w="80"/>
-              <w:right w:type="dxa" w:w="120"/>
-            </w:tcMar>
-          </w:tcPr>
-          <w:p>
-            <w:r>
-              <w:rPr>
-                <w:rFonts w:ascii="Arial" w:cs="Arial" w:eastAsia="Arial" w:hAnsi="Arial"/>
-                <w:b/>
-                <w:bCs/>
-                <w:color w:val="1B2A4A"/>
-                <w:sz w:val="200"/>
-                <w:szCs w:val="200"/>
-              </w:rPr>
-              <w:t xml:space="preserve">Change</w:t>
-            </w:r>
-          </w:p>
-        </w:tc>
-        <w:tc>
-          <w:tcPr>
-            <w:tcW w:type="dxa" w:w="8160"/>
-            <w:shd w:fill="FFFFFF" w:val="clear"/>
-            <w:tcMar>
-              <w:top w:type="dxa" w:w="80"/>
-              <w:left w:type="dxa" w:w="160"/>
-              <w:bottom w:type="dxa" w:w="80"/>
-              <w:right w:type="dxa" w:w="120"/>
-            </w:tcMar>
-          </w:tcPr>
-          <w:p>
-            <w:pPr>
-              <w:spacing w:after="0"/>
-            </w:pPr>
-            <w:r>
-              <w:rPr>
-                <w:rFonts w:ascii="Arial" w:cs="Arial" w:eastAsia="Arial" w:hAnsi="Arial"/>
-                <w:sz w:val="220"/>
-                <w:szCs w:val="220"/>
-              </w:rPr>
-              <w:t xml:space="preserve">Add an 'account_profiles' dict to CONFIG where each key is an account ID and the value contains that account's strategy type, risk params, score thresholds, and options settings. The existing flat risk settings become defaults that individual profiles can override.</w:t>
-            </w:r>
-          </w:p>
-        </w:tc>
-      </w:tr>
-    </w:tbl>
-    <w:p>
-      <w:pPr>
-        <w:spacing w:after="180"/>
-      </w:pPr>
-    </w:p>
     <w:p>
       <w:pPr>
         <w:pStyle w:val="Heading2"/>
-        <w:spacing w:after="80" w:before="200"/>
+        <w:spacing w:after="80" w:before="240"/>
       </w:pPr>
       <w:r>
         <w:rPr>
@@ -7553,10 +6253,10 @@
           <w:b/>
           <w:bCs/>
           <w:color w:val="0D7377"/>
-          <w:sz w:val="260"/>
-          <w:szCs w:val="260"/>
-        </w:rPr>
-        <w:t xml:space="preserve">9.2 orders.py — Parameterise Account ID</w:t>
+          <w:sz w:val="26"/>
+          <w:szCs w:val="26"/>
+        </w:rPr>
+        <w:t xml:space="preserve">orders.py and risk.py</w:t>
       </w:r>
     </w:p>
     <w:p>
@@ -7566,10 +6266,10 @@
       <w:r>
         <w:rPr>
           <w:rFonts w:ascii="Arial" w:cs="Arial" w:eastAsia="Arial" w:hAnsi="Arial"/>
-          <w:sz w:val="220"/>
-          <w:szCs w:val="220"/>
-        </w:rPr>
-        <w:t xml:space="preserve">Every function in orders.py currently reads CONFIG['active_account'] directly. This must be replaced with an account_id parameter passed into each function. Today the caller passes the single active account. Tomorrow it passes whichever account the agent is acting on behalf of.</w:t>
+          <w:sz w:val="22"/>
+          <w:szCs w:val="22"/>
+        </w:rPr>
+        <w:t xml:space="preserve">Audit every function that reads CONFIG['active_account'] directly. Replace with account_id as a required parameter passed by the caller. Today the caller passes the single active account — behaviour is identical. Tomorrow it passes whichever account the agent is acting for.</w:t>
       </w:r>
     </w:p>
     <w:p>
@@ -7577,84 +6277,10 @@
         <w:spacing w:after="80"/>
       </w:pPr>
     </w:p>
-    <w:tbl>
-      <w:tblPr>
-        <w:tblW w:type="dxa" w:w="9360"/>
-        <w:tblBorders>
-          <w:top w:val="single" w:color="0D7377" w:sz="2"/>
-          <w:left w:val="single" w:color="0D7377" w:sz="2"/>
-          <w:bottom w:val="single" w:color="0D7377" w:sz="2"/>
-          <w:right w:val="single" w:color="0D7377" w:sz="2"/>
-          <w:insideH w:val="single" w:color="auto" w:sz="4"/>
-          <w:insideV w:val="single" w:color="BDC3C7" w:sz="2"/>
-        </w:tblBorders>
-      </w:tblPr>
-      <w:tblGrid>
-        <w:gridCol w:w="1200"/>
-        <w:gridCol w:w="8160"/>
-      </w:tblGrid>
-      <w:tr>
-        <w:tc>
-          <w:tcPr>
-            <w:tcW w:type="dxa" w:w="1200"/>
-            <w:shd w:fill="D6EAF8" w:val="clear"/>
-            <w:tcMar>
-              <w:top w:type="dxa" w:w="80"/>
-              <w:left w:type="dxa" w:w="120"/>
-              <w:bottom w:type="dxa" w:w="80"/>
-              <w:right w:type="dxa" w:w="120"/>
-            </w:tcMar>
-          </w:tcPr>
-          <w:p>
-            <w:r>
-              <w:rPr>
-                <w:rFonts w:ascii="Arial" w:cs="Arial" w:eastAsia="Arial" w:hAnsi="Arial"/>
-                <w:b/>
-                <w:bCs/>
-                <w:color w:val="1B2A4A"/>
-                <w:sz w:val="200"/>
-                <w:szCs w:val="200"/>
-              </w:rPr>
-              <w:t xml:space="preserve">Change</w:t>
-            </w:r>
-          </w:p>
-        </w:tc>
-        <w:tc>
-          <w:tcPr>
-            <w:tcW w:type="dxa" w:w="8160"/>
-            <w:shd w:fill="FFFFFF" w:val="clear"/>
-            <w:tcMar>
-              <w:top w:type="dxa" w:w="80"/>
-              <w:left w:type="dxa" w:w="160"/>
-              <w:bottom w:type="dxa" w:w="80"/>
-              <w:right w:type="dxa" w:w="120"/>
-            </w:tcMar>
-          </w:tcPr>
-          <w:p>
-            <w:pPr>
-              <w:spacing w:after="0"/>
-            </w:pPr>
-            <w:r>
-              <w:rPr>
-                <w:rFonts w:ascii="Arial" w:cs="Arial" w:eastAsia="Arial" w:hAnsi="Arial"/>
-                <w:sz w:val="220"/>
-                <w:szCs w:val="220"/>
-              </w:rPr>
-              <w:t xml:space="preserve">Audit every function in orders.py that references CONFIG['active_account'] or CONFIG['accounts']. Add account_id as a required parameter. Update all callers in bot.py to pass the account ID explicitly. Behaviour is identical today — the change simply makes the account injectable.</w:t>
-            </w:r>
-          </w:p>
-        </w:tc>
-      </w:tr>
-    </w:tbl>
-    <w:p>
-      <w:pPr>
-        <w:spacing w:after="180"/>
-      </w:pPr>
-    </w:p>
     <w:p>
       <w:pPr>
         <w:pStyle w:val="Heading2"/>
-        <w:spacing w:after="80" w:before="200"/>
+        <w:spacing w:after="80" w:before="240"/>
       </w:pPr>
       <w:r>
         <w:rPr>
@@ -7662,10 +6288,10 @@
           <w:b/>
           <w:bCs/>
           <w:color w:val="0D7377"/>
-          <w:sz w:val="260"/>
-          <w:szCs w:val="260"/>
-        </w:rPr>
-        <w:t xml:space="preserve">9.3 risk.py — Per-Account Risk Parameters</w:t>
+          <w:sz w:val="26"/>
+          <w:szCs w:val="26"/>
+        </w:rPr>
+        <w:t xml:space="preserve">agents.py</w:t>
       </w:r>
     </w:p>
     <w:p>
@@ -7675,10 +6301,10 @@
       <w:r>
         <w:rPr>
           <w:rFonts w:ascii="Arial" w:cs="Arial" w:eastAsia="Arial" w:hAnsi="Arial"/>
-          <w:sz w:val="220"/>
-          <w:szCs w:val="220"/>
-        </w:rPr>
-        <w:t xml:space="preserve">Risk calculations currently use global CONFIG values for position sizing, drawdown limits, and cash reserves. These must be read from the account profile instead of global config so each account can have different risk settings.</w:t>
+          <w:sz w:val="22"/>
+          <w:szCs w:val="22"/>
+        </w:rPr>
+        <w:t xml:space="preserve">Create an AccountDecisionAgent class. Initialised with an account profile, it receives Signal objects, applies the account score threshold and strategy type filter, and either executes or discards. Uses the account's own Claude API key. The existing 6-agent pipeline is unchanged.</w:t>
       </w:r>
     </w:p>
     <w:p>
@@ -7686,84 +6312,10 @@
         <w:spacing w:after="80"/>
       </w:pPr>
     </w:p>
-    <w:tbl>
-      <w:tblPr>
-        <w:tblW w:type="dxa" w:w="9360"/>
-        <w:tblBorders>
-          <w:top w:val="single" w:color="0D7377" w:sz="2"/>
-          <w:left w:val="single" w:color="0D7377" w:sz="2"/>
-          <w:bottom w:val="single" w:color="0D7377" w:sz="2"/>
-          <w:right w:val="single" w:color="0D7377" w:sz="2"/>
-          <w:insideH w:val="single" w:color="auto" w:sz="4"/>
-          <w:insideV w:val="single" w:color="BDC3C7" w:sz="2"/>
-        </w:tblBorders>
-      </w:tblPr>
-      <w:tblGrid>
-        <w:gridCol w:w="1200"/>
-        <w:gridCol w:w="8160"/>
-      </w:tblGrid>
-      <w:tr>
-        <w:tc>
-          <w:tcPr>
-            <w:tcW w:type="dxa" w:w="1200"/>
-            <w:shd w:fill="D6EAF8" w:val="clear"/>
-            <w:tcMar>
-              <w:top w:type="dxa" w:w="80"/>
-              <w:left w:type="dxa" w:w="120"/>
-              <w:bottom w:type="dxa" w:w="80"/>
-              <w:right w:type="dxa" w:w="120"/>
-            </w:tcMar>
-          </w:tcPr>
-          <w:p>
-            <w:r>
-              <w:rPr>
-                <w:rFonts w:ascii="Arial" w:cs="Arial" w:eastAsia="Arial" w:hAnsi="Arial"/>
-                <w:b/>
-                <w:bCs/>
-                <w:color w:val="1B2A4A"/>
-                <w:sz w:val="200"/>
-                <w:szCs w:val="200"/>
-              </w:rPr>
-              <w:t xml:space="preserve">Change</w:t>
-            </w:r>
-          </w:p>
-        </w:tc>
-        <w:tc>
-          <w:tcPr>
-            <w:tcW w:type="dxa" w:w="8160"/>
-            <w:shd w:fill="FFFFFF" w:val="clear"/>
-            <w:tcMar>
-              <w:top w:type="dxa" w:w="80"/>
-              <w:left w:type="dxa" w:w="160"/>
-              <w:bottom w:type="dxa" w:w="80"/>
-              <w:right w:type="dxa" w:w="120"/>
-            </w:tcMar>
-          </w:tcPr>
-          <w:p>
-            <w:pPr>
-              <w:spacing w:after="0"/>
-            </w:pPr>
-            <w:r>
-              <w:rPr>
-                <w:rFonts w:ascii="Arial" w:cs="Arial" w:eastAsia="Arial" w:hAnsi="Arial"/>
-                <w:sz w:val="220"/>
-                <w:szCs w:val="220"/>
-              </w:rPr>
-              <w:t xml:space="preserve">Update _get_ibkr_cash and all risk calculation functions to accept an account_id and look up that account's profile for risk parameters. Fall back to global CONFIG defaults if no profile override exists. This is backwards-compatible — existing behaviour is preserved.</w:t>
-            </w:r>
-          </w:p>
-        </w:tc>
-      </w:tr>
-    </w:tbl>
-    <w:p>
-      <w:pPr>
-        <w:spacing w:after="180"/>
-      </w:pPr>
-    </w:p>
     <w:p>
       <w:pPr>
         <w:pStyle w:val="Heading2"/>
-        <w:spacing w:after="80" w:before="200"/>
+        <w:spacing w:after="80" w:before="240"/>
       </w:pPr>
       <w:r>
         <w:rPr>
@@ -7771,10 +6323,10 @@
           <w:b/>
           <w:bCs/>
           <w:color w:val="0D7377"/>
-          <w:sz w:val="260"/>
-          <w:szCs w:val="260"/>
-        </w:rPr>
-        <w:t xml:space="preserve">9.4 agents.py — Account Decision Agent Concept</w:t>
+          <w:sz w:val="26"/>
+          <w:szCs w:val="26"/>
+        </w:rPr>
+        <w:t xml:space="preserve">bot.py</w:t>
       </w:r>
     </w:p>
     <w:p>
@@ -7784,10 +6336,10 @@
       <w:r>
         <w:rPr>
           <w:rFonts w:ascii="Arial" w:cs="Arial" w:eastAsia="Arial" w:hAnsi="Arial"/>
-          <w:sz w:val="220"/>
-          <w:szCs w:val="220"/>
-        </w:rPr>
-        <w:t xml:space="preserve">The existing run_all_agents() function produces a trading decision from the 6-agent pipeline. A new wrapper class — AccountDecisionAgent — sits on top of this. It takes a signal and an account profile, runs the signal through the account's filter rules, and decides whether to execute. If yes, it calls the existing execution logic with the account's parameters.</w:t>
+          <w:sz w:val="22"/>
+          <w:szCs w:val="22"/>
+        </w:rPr>
+        <w:t xml:space="preserve">Refactor the scan loop so that signal generation produces a Signal object with symbol, direction, score, rationale, and timestamp. This object is passed to each AccountDecisionAgent. Each agent independently decides whether to act. The brain just provides the signal — it does not decide.</w:t>
       </w:r>
     </w:p>
     <w:p>
@@ -7795,84 +6347,10 @@
         <w:spacing w:after="80"/>
       </w:pPr>
     </w:p>
-    <w:tbl>
-      <w:tblPr>
-        <w:tblW w:type="dxa" w:w="9360"/>
-        <w:tblBorders>
-          <w:top w:val="single" w:color="0D7377" w:sz="2"/>
-          <w:left w:val="single" w:color="0D7377" w:sz="2"/>
-          <w:bottom w:val="single" w:color="0D7377" w:sz="2"/>
-          <w:right w:val="single" w:color="0D7377" w:sz="2"/>
-          <w:insideH w:val="single" w:color="auto" w:sz="4"/>
-          <w:insideV w:val="single" w:color="BDC3C7" w:sz="2"/>
-        </w:tblBorders>
-      </w:tblPr>
-      <w:tblGrid>
-        <w:gridCol w:w="1200"/>
-        <w:gridCol w:w="8160"/>
-      </w:tblGrid>
-      <w:tr>
-        <w:tc>
-          <w:tcPr>
-            <w:tcW w:type="dxa" w:w="1200"/>
-            <w:shd w:fill="D6EAF8" w:val="clear"/>
-            <w:tcMar>
-              <w:top w:type="dxa" w:w="80"/>
-              <w:left w:type="dxa" w:w="120"/>
-              <w:bottom w:type="dxa" w:w="80"/>
-              <w:right w:type="dxa" w:w="120"/>
-            </w:tcMar>
-          </w:tcPr>
-          <w:p>
-            <w:r>
-              <w:rPr>
-                <w:rFonts w:ascii="Arial" w:cs="Arial" w:eastAsia="Arial" w:hAnsi="Arial"/>
-                <w:b/>
-                <w:bCs/>
-                <w:color w:val="1B2A4A"/>
-                <w:sz w:val="200"/>
-                <w:szCs w:val="200"/>
-              </w:rPr>
-              <w:t xml:space="preserve">Change</w:t>
-            </w:r>
-          </w:p>
-        </w:tc>
-        <w:tc>
-          <w:tcPr>
-            <w:tcW w:type="dxa" w:w="8160"/>
-            <w:shd w:fill="FFFFFF" w:val="clear"/>
-            <w:tcMar>
-              <w:top w:type="dxa" w:w="80"/>
-              <w:left w:type="dxa" w:w="160"/>
-              <w:bottom w:type="dxa" w:w="80"/>
-              <w:right w:type="dxa" w:w="120"/>
-            </w:tcMar>
-          </w:tcPr>
-          <w:p>
-            <w:pPr>
-              <w:spacing w:after="0"/>
-            </w:pPr>
-            <w:r>
-              <w:rPr>
-                <w:rFonts w:ascii="Arial" w:cs="Arial" w:eastAsia="Arial" w:hAnsi="Arial"/>
-                <w:sz w:val="220"/>
-                <w:szCs w:val="220"/>
-              </w:rPr>
-              <w:t xml:space="preserve">Create an AccountDecisionAgent class in agents.py (or a new account_agents.py module). This class is initialised with an account profile. It receives signals, applies the account's score threshold and strategy type filter, and either executes or discards the signal. The existing 6-agent pipeline is unchanged — the account agent is a new downstream layer.</w:t>
-            </w:r>
-          </w:p>
-        </w:tc>
-      </w:tr>
-    </w:tbl>
-    <w:p>
-      <w:pPr>
-        <w:spacing w:after="180"/>
-      </w:pPr>
-    </w:p>
     <w:p>
       <w:pPr>
         <w:pStyle w:val="Heading2"/>
-        <w:spacing w:after="80" w:before="200"/>
+        <w:spacing w:after="80" w:before="240"/>
       </w:pPr>
       <w:r>
         <w:rPr>
@@ -7880,10 +6358,10 @@
           <w:b/>
           <w:bCs/>
           <w:color w:val="0D7377"/>
-          <w:sz w:val="260"/>
-          <w:szCs w:val="260"/>
-        </w:rPr>
-        <w:t xml:space="preserve">9.5 bot.py — Separate Signal Generation from Execution</w:t>
+          <w:sz w:val="26"/>
+          <w:szCs w:val="26"/>
+        </w:rPr>
+        <w:t xml:space="preserve">connection_manager.py (new module)</w:t>
       </w:r>
     </w:p>
     <w:p>
@@ -7893,103 +6371,21 @@
       <w:r>
         <w:rPr>
           <w:rFonts w:ascii="Arial" w:cs="Arial" w:eastAsia="Arial" w:hAnsi="Arial"/>
-          <w:sz w:val="220"/>
-          <w:szCs w:val="220"/>
-        </w:rPr>
-        <w:t xml:space="preserve">The current scan loop in bot.py generates signals and immediately makes execution decisions in the same flow. These two concerns must be separated so that the same signal can be evaluated by multiple account agents independently.</w:t>
-      </w:r>
-    </w:p>
-    <w:p>
-      <w:pPr>
-        <w:spacing w:after="80"/>
-      </w:pPr>
-    </w:p>
-    <w:tbl>
-      <w:tblPr>
-        <w:tblW w:type="dxa" w:w="9360"/>
-        <w:tblBorders>
-          <w:top w:val="single" w:color="0D7377" w:sz="2"/>
-          <w:left w:val="single" w:color="0D7377" w:sz="2"/>
-          <w:bottom w:val="single" w:color="0D7377" w:sz="2"/>
-          <w:right w:val="single" w:color="0D7377" w:sz="2"/>
-          <w:insideH w:val="single" w:color="auto" w:sz="4"/>
-          <w:insideV w:val="single" w:color="BDC3C7" w:sz="2"/>
-        </w:tblBorders>
-      </w:tblPr>
-      <w:tblGrid>
-        <w:gridCol w:w="1200"/>
-        <w:gridCol w:w="8160"/>
-      </w:tblGrid>
-      <w:tr>
-        <w:tc>
-          <w:tcPr>
-            <w:tcW w:type="dxa" w:w="1200"/>
-            <w:shd w:fill="D6EAF8" w:val="clear"/>
-            <w:tcMar>
-              <w:top w:type="dxa" w:w="80"/>
-              <w:left w:type="dxa" w:w="120"/>
-              <w:bottom w:type="dxa" w:w="80"/>
-              <w:right w:type="dxa" w:w="120"/>
-            </w:tcMar>
-          </w:tcPr>
-          <w:p>
-            <w:r>
-              <w:rPr>
-                <w:rFonts w:ascii="Arial" w:cs="Arial" w:eastAsia="Arial" w:hAnsi="Arial"/>
-                <w:b/>
-                <w:bCs/>
-                <w:color w:val="1B2A4A"/>
-                <w:sz w:val="200"/>
-                <w:szCs w:val="200"/>
-              </w:rPr>
-              <w:t xml:space="preserve">Change</w:t>
-            </w:r>
-          </w:p>
-        </w:tc>
-        <w:tc>
-          <w:tcPr>
-            <w:tcW w:type="dxa" w:w="8160"/>
-            <w:shd w:fill="FFFFFF" w:val="clear"/>
-            <w:tcMar>
-              <w:top w:type="dxa" w:w="80"/>
-              <w:left w:type="dxa" w:w="160"/>
-              <w:bottom w:type="dxa" w:w="80"/>
-              <w:right w:type="dxa" w:w="120"/>
-            </w:tcMar>
-          </w:tcPr>
-          <w:p>
-            <w:pPr>
-              <w:spacing w:after="0"/>
-            </w:pPr>
-            <w:r>
-              <w:rPr>
-                <w:rFonts w:ascii="Arial" w:cs="Arial" w:eastAsia="Arial" w:hAnsi="Arial"/>
-                <w:sz w:val="220"/>
-                <w:szCs w:val="220"/>
-              </w:rPr>
-              <w:t xml:space="preserve">Refactor the scan loop so that signal generation produces a Signal object with score, symbol, direction, and rationale. This object is passed to each AccountDecisionAgent in sequence. Each agent independently decides whether to act. The brain doesn't coordinate the outcome — it just provides the signal.</w:t>
-            </w:r>
-          </w:p>
-        </w:tc>
-      </w:tr>
-    </w:tbl>
-    <w:p>
-      <w:pPr>
-        <w:spacing w:after="180"/>
-      </w:pPr>
-    </w:p>
-    <w:p>
-      <w:pPr>
-        <w:spacing w:after="200"/>
-      </w:pPr>
+          <w:sz w:val="22"/>
+          <w:szCs w:val="22"/>
+        </w:rPr>
+        <w:t xml:space="preserve">Manages multiple ib_insync IB() instances, one per account, each with a unique client ID. Handles per-account reconnection, heartbeats, and subscription restoration independently so one disconnected account never affects others.</w:t>
+      </w:r>
+    </w:p>
+    <w:p>
+      <w:r>
+        <w:br w:type="page"/>
+      </w:r>
     </w:p>
     <w:p>
       <w:pPr>
         <w:pStyle w:val="Heading1"/>
-        <w:pBdr>
-          <w:bottom w:val="single" w:color="0D7377" w:sz="6" w:space="4"/>
-        </w:pBdr>
-        <w:spacing w:after="80" w:before="240"/>
+        <w:spacing w:after="120" w:before="320"/>
       </w:pPr>
       <w:r>
         <w:rPr>
@@ -7997,16 +6393,11 @@
           <w:b/>
           <w:bCs/>
           <w:color w:val="1B2A4A"/>
-          <w:sz w:val="320"/>
-          <w:szCs w:val="320"/>
-        </w:rPr>
-        <w:t xml:space="preserve">10. Open Questions for Future Design Sessions</w:t>
-      </w:r>
-    </w:p>
-    <w:p>
-      <w:pPr>
-        <w:spacing w:after="120"/>
-      </w:pPr>
+          <w:sz w:val="32"/>
+          <w:szCs w:val="32"/>
+        </w:rPr>
+        <w:t xml:space="preserve">10. Open Questions</w:t>
+      </w:r>
     </w:p>
     <w:p>
       <w:pPr>
@@ -8015,15 +6406,15 @@
       <w:r>
         <w:rPr>
           <w:rFonts w:ascii="Arial" w:cs="Arial" w:eastAsia="Arial" w:hAnsi="Arial"/>
-          <w:sz w:val="220"/>
-          <w:szCs w:val="220"/>
-        </w:rPr>
-        <w:t xml:space="preserve">The following questions are not yet resolved and should be addressed before building Phase 2 or 3.</w:t>
-      </w:r>
-    </w:p>
-    <w:p>
-      <w:pPr>
-        <w:spacing w:after="100"/>
+          <w:sz w:val="22"/>
+          <w:szCs w:val="22"/>
+        </w:rPr>
+        <w:t xml:space="preserve">The following must be decided before building Phase 2 or Phase 3.</w:t>
+      </w:r>
+    </w:p>
+    <w:p>
+      <w:pPr>
+        <w:spacing w:after="80"/>
       </w:pPr>
     </w:p>
     <w:tbl>
@@ -8039,9 +6430,9 @@
         </w:tblBorders>
       </w:tblPr>
       <w:tblGrid>
-        <w:gridCol w:w="2800"/>
-        <w:gridCol w:w="3880"/>
-        <w:gridCol w:w="2680"/>
+        <w:gridCol w:w="3000"/>
+        <w:gridCol w:w="3960"/>
+        <w:gridCol w:w="2400"/>
       </w:tblGrid>
       <w:tr>
         <w:trPr>
@@ -8049,7 +6440,7 @@
         </w:trPr>
         <w:tc>
           <w:tcPr>
-            <w:tcW w:type="dxa" w:w="2800"/>
+            <w:tcW w:type="dxa" w:w="3000"/>
             <w:tcBorders>
               <w:top w:val="single" w:color="BDC3C7" w:sz="1"/>
               <w:left w:val="single" w:color="BDC3C7" w:sz="1"/>
@@ -8065,14 +6456,17 @@
             </w:tcMar>
           </w:tcPr>
           <w:p>
+            <w:pPr>
+              <w:spacing w:after="0"/>
+            </w:pPr>
             <w:r>
               <w:rPr>
                 <w:rFonts w:ascii="Arial" w:cs="Arial" w:eastAsia="Arial" w:hAnsi="Arial"/>
                 <w:b/>
                 <w:bCs/>
                 <w:color w:val="FFFFFF"/>
-                <w:sz w:val="200"/>
-                <w:szCs w:val="200"/>
+                <w:sz w:val="20"/>
+                <w:szCs w:val="20"/>
               </w:rPr>
               <w:t xml:space="preserve">Question</w:t>
             </w:r>
@@ -8080,7 +6474,7 @@
         </w:tc>
         <w:tc>
           <w:tcPr>
-            <w:tcW w:type="dxa" w:w="3880"/>
+            <w:tcW w:type="dxa" w:w="3960"/>
             <w:tcBorders>
               <w:top w:val="single" w:color="BDC3C7" w:sz="1"/>
               <w:left w:val="single" w:color="BDC3C7" w:sz="1"/>
@@ -8096,14 +6490,17 @@
             </w:tcMar>
           </w:tcPr>
           <w:p>
+            <w:pPr>
+              <w:spacing w:after="0"/>
+            </w:pPr>
             <w:r>
               <w:rPr>
                 <w:rFonts w:ascii="Arial" w:cs="Arial" w:eastAsia="Arial" w:hAnsi="Arial"/>
                 <w:b/>
                 <w:bCs/>
                 <w:color w:val="FFFFFF"/>
-                <w:sz w:val="200"/>
-                <w:szCs w:val="200"/>
+                <w:sz w:val="20"/>
+                <w:szCs w:val="20"/>
               </w:rPr>
               <w:t xml:space="preserve">Options</w:t>
             </w:r>
@@ -8111,7 +6508,7 @@
         </w:tc>
         <w:tc>
           <w:tcPr>
-            <w:tcW w:type="dxa" w:w="2680"/>
+            <w:tcW w:type="dxa" w:w="2400"/>
             <w:tcBorders>
               <w:top w:val="single" w:color="BDC3C7" w:sz="1"/>
               <w:left w:val="single" w:color="BDC3C7" w:sz="1"/>
@@ -8127,16 +6524,19 @@
             </w:tcMar>
           </w:tcPr>
           <w:p>
+            <w:pPr>
+              <w:spacing w:after="0"/>
+            </w:pPr>
             <w:r>
               <w:rPr>
                 <w:rFonts w:ascii="Arial" w:cs="Arial" w:eastAsia="Arial" w:hAnsi="Arial"/>
                 <w:b/>
                 <w:bCs/>
                 <w:color w:val="FFFFFF"/>
-                <w:sz w:val="200"/>
-                <w:szCs w:val="200"/>
-              </w:rPr>
-              <w:t xml:space="preserve">Decision Needed By</w:t>
+                <w:sz w:val="20"/>
+                <w:szCs w:val="20"/>
+              </w:rPr>
+              <w:t xml:space="preserve">Needed By</w:t>
             </w:r>
           </w:p>
         </w:tc>
@@ -8144,7 +6544,7 @@
       <w:tr>
         <w:tc>
           <w:tcPr>
-            <w:tcW w:type="dxa" w:w="2800"/>
+            <w:tcW w:type="dxa" w:w="3000"/>
             <w:tcBorders>
               <w:top w:val="single" w:color="BDC3C7" w:sz="1"/>
               <w:left w:val="single" w:color="BDC3C7" w:sz="1"/>
@@ -8166,16 +6566,16 @@
             <w:r>
               <w:rPr>
                 <w:rFonts w:ascii="Arial" w:cs="Arial" w:eastAsia="Arial" w:hAnsi="Arial"/>
-                <w:sz w:val="200"/>
-                <w:szCs w:val="200"/>
-              </w:rPr>
-              <w:t xml:space="preserve">Which cloud provider?</w:t>
-            </w:r>
-          </w:p>
-        </w:tc>
-        <w:tc>
-          <w:tcPr>
-            <w:tcW w:type="dxa" w:w="3880"/>
+                <w:sz w:val="20"/>
+                <w:szCs w:val="20"/>
+              </w:rPr>
+              <w:t xml:space="preserve">Cloud provider?</w:t>
+            </w:r>
+          </w:p>
+        </w:tc>
+        <w:tc>
+          <w:tcPr>
+            <w:tcW w:type="dxa" w:w="3960"/>
             <w:tcBorders>
               <w:top w:val="single" w:color="BDC3C7" w:sz="1"/>
               <w:left w:val="single" w:color="BDC3C7" w:sz="1"/>
@@ -8197,8 +6597,8 @@
             <w:r>
               <w:rPr>
                 <w:rFonts w:ascii="Arial" w:cs="Arial" w:eastAsia="Arial" w:hAnsi="Arial"/>
-                <w:sz w:val="200"/>
-                <w:szCs w:val="200"/>
+                <w:sz w:val="20"/>
+                <w:szCs w:val="20"/>
               </w:rPr>
               <w:t xml:space="preserve">AWS, DigitalOcean, Hetzner, Azure</w:t>
             </w:r>
@@ -8206,7 +6606,7 @@
         </w:tc>
         <w:tc>
           <w:tcPr>
-            <w:tcW w:type="dxa" w:w="2680"/>
+            <w:tcW w:type="dxa" w:w="2400"/>
             <w:tcBorders>
               <w:top w:val="single" w:color="BDC3C7" w:sz="1"/>
               <w:left w:val="single" w:color="BDC3C7" w:sz="1"/>
@@ -8228,8 +6628,8 @@
             <w:r>
               <w:rPr>
                 <w:rFonts w:ascii="Arial" w:cs="Arial" w:eastAsia="Arial" w:hAnsi="Arial"/>
-                <w:sz w:val="200"/>
-                <w:szCs w:val="200"/>
+                <w:sz w:val="20"/>
+                <w:szCs w:val="20"/>
               </w:rPr>
               <w:t xml:space="preserve">Before Phase 2</w:t>
             </w:r>
@@ -8239,7 +6639,7 @@
       <w:tr>
         <w:tc>
           <w:tcPr>
-            <w:tcW w:type="dxa" w:w="2800"/>
+            <w:tcW w:type="dxa" w:w="3000"/>
             <w:tcBorders>
               <w:top w:val="single" w:color="BDC3C7" w:sz="1"/>
               <w:left w:val="single" w:color="BDC3C7" w:sz="1"/>
@@ -8261,16 +6661,16 @@
             <w:r>
               <w:rPr>
                 <w:rFonts w:ascii="Arial" w:cs="Arial" w:eastAsia="Arial" w:hAnsi="Arial"/>
-                <w:sz w:val="200"/>
-                <w:szCs w:val="200"/>
-              </w:rPr>
-              <w:t xml:space="preserve">WebSocket library for broadcaster?</w:t>
-            </w:r>
-          </w:p>
-        </w:tc>
-        <w:tc>
-          <w:tcPr>
-            <w:tcW w:type="dxa" w:w="3880"/>
+                <w:sz w:val="20"/>
+                <w:szCs w:val="20"/>
+              </w:rPr>
+              <w:t xml:space="preserve">WebSocket library?</w:t>
+            </w:r>
+          </w:p>
+        </w:tc>
+        <w:tc>
+          <w:tcPr>
+            <w:tcW w:type="dxa" w:w="3960"/>
             <w:tcBorders>
               <w:top w:val="single" w:color="BDC3C7" w:sz="1"/>
               <w:left w:val="single" w:color="BDC3C7" w:sz="1"/>
@@ -8292,8 +6692,8 @@
             <w:r>
               <w:rPr>
                 <w:rFonts w:ascii="Arial" w:cs="Arial" w:eastAsia="Arial" w:hAnsi="Arial"/>
-                <w:sz w:val="200"/>
-                <w:szCs w:val="200"/>
+                <w:sz w:val="20"/>
+                <w:szCs w:val="20"/>
               </w:rPr>
               <w:t xml:space="preserve">FastAPI + WebSockets, Socket.io, Redis pub/sub</w:t>
             </w:r>
@@ -8301,7 +6701,7 @@
         </w:tc>
         <w:tc>
           <w:tcPr>
-            <w:tcW w:type="dxa" w:w="2680"/>
+            <w:tcW w:type="dxa" w:w="2400"/>
             <w:tcBorders>
               <w:top w:val="single" w:color="BDC3C7" w:sz="1"/>
               <w:left w:val="single" w:color="BDC3C7" w:sz="1"/>
@@ -8323,8 +6723,8 @@
             <w:r>
               <w:rPr>
                 <w:rFonts w:ascii="Arial" w:cs="Arial" w:eastAsia="Arial" w:hAnsi="Arial"/>
-                <w:sz w:val="200"/>
-                <w:szCs w:val="200"/>
+                <w:sz w:val="20"/>
+                <w:szCs w:val="20"/>
               </w:rPr>
               <w:t xml:space="preserve">Before Phase 2</w:t>
             </w:r>
@@ -8334,7 +6734,7 @@
       <w:tr>
         <w:tc>
           <w:tcPr>
-            <w:tcW w:type="dxa" w:w="2800"/>
+            <w:tcW w:type="dxa" w:w="3000"/>
             <w:tcBorders>
               <w:top w:val="single" w:color="BDC3C7" w:sz="1"/>
               <w:left w:val="single" w:color="BDC3C7" w:sz="1"/>
@@ -8356,16 +6756,16 @@
             <w:r>
               <w:rPr>
                 <w:rFonts w:ascii="Arial" w:cs="Arial" w:eastAsia="Arial" w:hAnsi="Arial"/>
-                <w:sz w:val="200"/>
-                <w:szCs w:val="200"/>
-              </w:rPr>
-              <w:t xml:space="preserve">IBKR Gateway — headless or standard?</w:t>
-            </w:r>
-          </w:p>
-        </w:tc>
-        <w:tc>
-          <w:tcPr>
-            <w:tcW w:type="dxa" w:w="3880"/>
+                <w:sz w:val="20"/>
+                <w:szCs w:val="20"/>
+              </w:rPr>
+              <w:t xml:space="preserve">IBKR Gateway mode?</w:t>
+            </w:r>
+          </w:p>
+        </w:tc>
+        <w:tc>
+          <w:tcPr>
+            <w:tcW w:type="dxa" w:w="3960"/>
             <w:tcBorders>
               <w:top w:val="single" w:color="BDC3C7" w:sz="1"/>
               <w:left w:val="single" w:color="BDC3C7" w:sz="1"/>
@@ -8387,16 +6787,16 @@
             <w:r>
               <w:rPr>
                 <w:rFonts w:ascii="Arial" w:cs="Arial" w:eastAsia="Arial" w:hAnsi="Arial"/>
-                <w:sz w:val="200"/>
-                <w:szCs w:val="200"/>
-              </w:rPr>
-              <w:t xml:space="preserve">IB Gateway (headless) vs TWS (GUI)</w:t>
-            </w:r>
-          </w:p>
-        </w:tc>
-        <w:tc>
-          <w:tcPr>
-            <w:tcW w:type="dxa" w:w="2680"/>
+                <w:sz w:val="20"/>
+                <w:szCs w:val="20"/>
+              </w:rPr>
+              <w:t xml:space="preserve">IB Gateway headless vs TWS with GUI</w:t>
+            </w:r>
+          </w:p>
+        </w:tc>
+        <w:tc>
+          <w:tcPr>
+            <w:tcW w:type="dxa" w:w="2400"/>
             <w:tcBorders>
               <w:top w:val="single" w:color="BDC3C7" w:sz="1"/>
               <w:left w:val="single" w:color="BDC3C7" w:sz="1"/>
@@ -8418,8 +6818,8 @@
             <w:r>
               <w:rPr>
                 <w:rFonts w:ascii="Arial" w:cs="Arial" w:eastAsia="Arial" w:hAnsi="Arial"/>
-                <w:sz w:val="200"/>
-                <w:szCs w:val="200"/>
+                <w:sz w:val="20"/>
+                <w:szCs w:val="20"/>
               </w:rPr>
               <w:t xml:space="preserve">Before Phase 2</w:t>
             </w:r>
@@ -8429,7 +6829,7 @@
       <w:tr>
         <w:tc>
           <w:tcPr>
-            <w:tcW w:type="dxa" w:w="2800"/>
+            <w:tcW w:type="dxa" w:w="3000"/>
             <w:tcBorders>
               <w:top w:val="single" w:color="BDC3C7" w:sz="1"/>
               <w:left w:val="single" w:color="BDC3C7" w:sz="1"/>
@@ -8451,16 +6851,16 @@
             <w:r>
               <w:rPr>
                 <w:rFonts w:ascii="Arial" w:cs="Arial" w:eastAsia="Arial" w:hAnsi="Arial"/>
-                <w:sz w:val="200"/>
-                <w:szCs w:val="200"/>
-              </w:rPr>
-              <w:t xml:space="preserve">Credential encryption — library?</w:t>
-            </w:r>
-          </w:p>
-        </w:tc>
-        <w:tc>
-          <w:tcPr>
-            <w:tcW w:type="dxa" w:w="3880"/>
+                <w:sz w:val="20"/>
+                <w:szCs w:val="20"/>
+              </w:rPr>
+              <w:t xml:space="preserve">Credential encryption library?</w:t>
+            </w:r>
+          </w:p>
+        </w:tc>
+        <w:tc>
+          <w:tcPr>
+            <w:tcW w:type="dxa" w:w="3960"/>
             <w:tcBorders>
               <w:top w:val="single" w:color="BDC3C7" w:sz="1"/>
               <w:left w:val="single" w:color="BDC3C7" w:sz="1"/>
@@ -8482,16 +6882,16 @@
             <w:r>
               <w:rPr>
                 <w:rFonts w:ascii="Arial" w:cs="Arial" w:eastAsia="Arial" w:hAnsi="Arial"/>
-                <w:sz w:val="200"/>
-                <w:szCs w:val="200"/>
-              </w:rPr>
-              <w:t xml:space="preserve">AWS KMS, HashiCorp Vault, local Fernet (Python)</w:t>
-            </w:r>
-          </w:p>
-        </w:tc>
-        <w:tc>
-          <w:tcPr>
-            <w:tcW w:type="dxa" w:w="2680"/>
+                <w:sz w:val="20"/>
+                <w:szCs w:val="20"/>
+              </w:rPr>
+              <w:t xml:space="preserve">AWS KMS, HashiCorp Vault, Python Fernet</w:t>
+            </w:r>
+          </w:p>
+        </w:tc>
+        <w:tc>
+          <w:tcPr>
+            <w:tcW w:type="dxa" w:w="2400"/>
             <w:tcBorders>
               <w:top w:val="single" w:color="BDC3C7" w:sz="1"/>
               <w:left w:val="single" w:color="BDC3C7" w:sz="1"/>
@@ -8513,8 +6913,8 @@
             <w:r>
               <w:rPr>
                 <w:rFonts w:ascii="Arial" w:cs="Arial" w:eastAsia="Arial" w:hAnsi="Arial"/>
-                <w:sz w:val="200"/>
-                <w:szCs w:val="200"/>
+                <w:sz w:val="20"/>
+                <w:szCs w:val="20"/>
               </w:rPr>
               <w:t xml:space="preserve">Before Phase 2</w:t>
             </w:r>
@@ -8524,7 +6924,7 @@
       <w:tr>
         <w:tc>
           <w:tcPr>
-            <w:tcW w:type="dxa" w:w="2800"/>
+            <w:tcW w:type="dxa" w:w="3000"/>
             <w:tcBorders>
               <w:top w:val="single" w:color="BDC3C7" w:sz="1"/>
               <w:left w:val="single" w:color="BDC3C7" w:sz="1"/>
@@ -8546,16 +6946,16 @@
             <w:r>
               <w:rPr>
                 <w:rFonts w:ascii="Arial" w:cs="Arial" w:eastAsia="Arial" w:hAnsi="Arial"/>
-                <w:sz w:val="200"/>
-                <w:szCs w:val="200"/>
-              </w:rPr>
-              <w:t xml:space="preserve">Web dashboard — framework?</w:t>
-            </w:r>
-          </w:p>
-        </w:tc>
-        <w:tc>
-          <w:tcPr>
-            <w:tcW w:type="dxa" w:w="3880"/>
+                <w:sz w:val="20"/>
+                <w:szCs w:val="20"/>
+              </w:rPr>
+              <w:t xml:space="preserve">Web dashboard framework?</w:t>
+            </w:r>
+          </w:p>
+        </w:tc>
+        <w:tc>
+          <w:tcPr>
+            <w:tcW w:type="dxa" w:w="3960"/>
             <w:tcBorders>
               <w:top w:val="single" w:color="BDC3C7" w:sz="1"/>
               <w:left w:val="single" w:color="BDC3C7" w:sz="1"/>
@@ -8577,16 +6977,16 @@
             <w:r>
               <w:rPr>
                 <w:rFonts w:ascii="Arial" w:cs="Arial" w:eastAsia="Arial" w:hAnsi="Arial"/>
-                <w:sz w:val="200"/>
-                <w:szCs w:val="200"/>
-              </w:rPr>
-              <w:t xml:space="preserve">React, Vue, or server-side (FastAPI + Jinja2)</w:t>
-            </w:r>
-          </w:p>
-        </w:tc>
-        <w:tc>
-          <w:tcPr>
-            <w:tcW w:type="dxa" w:w="2680"/>
+                <w:sz w:val="20"/>
+                <w:szCs w:val="20"/>
+              </w:rPr>
+              <w:t xml:space="preserve">React, Vue, FastAPI + Jinja2</w:t>
+            </w:r>
+          </w:p>
+        </w:tc>
+        <w:tc>
+          <w:tcPr>
+            <w:tcW w:type="dxa" w:w="2400"/>
             <w:tcBorders>
               <w:top w:val="single" w:color="BDC3C7" w:sz="1"/>
               <w:left w:val="single" w:color="BDC3C7" w:sz="1"/>
@@ -8608,8 +7008,8 @@
             <w:r>
               <w:rPr>
                 <w:rFonts w:ascii="Arial" w:cs="Arial" w:eastAsia="Arial" w:hAnsi="Arial"/>
-                <w:sz w:val="200"/>
-                <w:szCs w:val="200"/>
+                <w:sz w:val="20"/>
+                <w:szCs w:val="20"/>
               </w:rPr>
               <w:t xml:space="preserve">Before Phase 3</w:t>
             </w:r>
@@ -8619,7 +7019,7 @@
       <w:tr>
         <w:tc>
           <w:tcPr>
-            <w:tcW w:type="dxa" w:w="2800"/>
+            <w:tcW w:type="dxa" w:w="3000"/>
             <w:tcBorders>
               <w:top w:val="single" w:color="BDC3C7" w:sz="1"/>
               <w:left w:val="single" w:color="BDC3C7" w:sz="1"/>
@@ -8641,8 +7041,8 @@
             <w:r>
               <w:rPr>
                 <w:rFonts w:ascii="Arial" w:cs="Arial" w:eastAsia="Arial" w:hAnsi="Arial"/>
-                <w:sz w:val="200"/>
-                <w:szCs w:val="200"/>
+                <w:sz w:val="20"/>
+                <w:szCs w:val="20"/>
               </w:rPr>
               <w:t xml:space="preserve">Telegram bot library?</w:t>
             </w:r>
@@ -8650,7 +7050,7 @@
         </w:tc>
         <w:tc>
           <w:tcPr>
-            <w:tcW w:type="dxa" w:w="3880"/>
+            <w:tcW w:type="dxa" w:w="3960"/>
             <w:tcBorders>
               <w:top w:val="single" w:color="BDC3C7" w:sz="1"/>
               <w:left w:val="single" w:color="BDC3C7" w:sz="1"/>
@@ -8672,16 +7072,16 @@
             <w:r>
               <w:rPr>
                 <w:rFonts w:ascii="Arial" w:cs="Arial" w:eastAsia="Arial" w:hAnsi="Arial"/>
-                <w:sz w:val="200"/>
-                <w:szCs w:val="200"/>
-              </w:rPr>
-              <w:t xml:space="preserve">python-telegram-bot, aiogram, Telethon</w:t>
-            </w:r>
-          </w:p>
-        </w:tc>
-        <w:tc>
-          <w:tcPr>
-            <w:tcW w:type="dxa" w:w="2680"/>
+                <w:sz w:val="20"/>
+                <w:szCs w:val="20"/>
+              </w:rPr>
+              <w:t xml:space="preserve">python-telegram-bot, aiogram</w:t>
+            </w:r>
+          </w:p>
+        </w:tc>
+        <w:tc>
+          <w:tcPr>
+            <w:tcW w:type="dxa" w:w="2400"/>
             <w:tcBorders>
               <w:top w:val="single" w:color="BDC3C7" w:sz="1"/>
               <w:left w:val="single" w:color="BDC3C7" w:sz="1"/>
@@ -8703,8 +7103,8 @@
             <w:r>
               <w:rPr>
                 <w:rFonts w:ascii="Arial" w:cs="Arial" w:eastAsia="Arial" w:hAnsi="Arial"/>
-                <w:sz w:val="200"/>
-                <w:szCs w:val="200"/>
+                <w:sz w:val="20"/>
+                <w:szCs w:val="20"/>
               </w:rPr>
               <w:t xml:space="preserve">Before Phase 3</w:t>
             </w:r>
@@ -8714,7 +7114,7 @@
       <w:tr>
         <w:tc>
           <w:tcPr>
-            <w:tcW w:type="dxa" w:w="2800"/>
+            <w:tcW w:type="dxa" w:w="3000"/>
             <w:tcBorders>
               <w:top w:val="single" w:color="BDC3C7" w:sz="1"/>
               <w:left w:val="single" w:color="BDC3C7" w:sz="1"/>
@@ -8736,16 +7136,16 @@
             <w:r>
               <w:rPr>
                 <w:rFonts w:ascii="Arial" w:cs="Arial" w:eastAsia="Arial" w:hAnsi="Arial"/>
-                <w:sz w:val="200"/>
-                <w:szCs w:val="200"/>
-              </w:rPr>
-              <w:t xml:space="preserve">User limit for initial launch?</w:t>
-            </w:r>
-          </w:p>
-        </w:tc>
-        <w:tc>
-          <w:tcPr>
-            <w:tcW w:type="dxa" w:w="3880"/>
+                <w:sz w:val="20"/>
+                <w:szCs w:val="20"/>
+              </w:rPr>
+              <w:t xml:space="preserve">Initial user limit?</w:t>
+            </w:r>
+          </w:p>
+        </w:tc>
+        <w:tc>
+          <w:tcPr>
+            <w:tcW w:type="dxa" w:w="3960"/>
             <w:tcBorders>
               <w:top w:val="single" w:color="BDC3C7" w:sz="1"/>
               <w:left w:val="single" w:color="BDC3C7" w:sz="1"/>
@@ -8767,16 +7167,16 @@
             <w:r>
               <w:rPr>
                 <w:rFonts w:ascii="Arial" w:cs="Arial" w:eastAsia="Arial" w:hAnsi="Arial"/>
-                <w:sz w:val="200"/>
-                <w:szCs w:val="200"/>
-              </w:rPr>
-              <w:t xml:space="preserve">Family only (3–5), or open to friends?</w:t>
-            </w:r>
-          </w:p>
-        </w:tc>
-        <w:tc>
-          <w:tcPr>
-            <w:tcW w:type="dxa" w:w="2680"/>
+                <w:sz w:val="20"/>
+                <w:szCs w:val="20"/>
+              </w:rPr>
+              <w:t xml:space="preserve">Family only (3 to 5) or open to friends also?</w:t>
+            </w:r>
+          </w:p>
+        </w:tc>
+        <w:tc>
+          <w:tcPr>
+            <w:tcW w:type="dxa" w:w="2400"/>
             <w:tcBorders>
               <w:top w:val="single" w:color="BDC3C7" w:sz="1"/>
               <w:left w:val="single" w:color="BDC3C7" w:sz="1"/>
@@ -8798,127 +7198,24 @@
             <w:r>
               <w:rPr>
                 <w:rFonts w:ascii="Arial" w:cs="Arial" w:eastAsia="Arial" w:hAnsi="Arial"/>
-                <w:sz w:val="200"/>
-                <w:szCs w:val="200"/>
+                <w:sz w:val="20"/>
+                <w:szCs w:val="20"/>
               </w:rPr>
               <w:t xml:space="preserve">Before Phase 3</w:t>
-            </w:r>
-          </w:p>
-        </w:tc>
-      </w:tr>
-      <w:tr>
-        <w:tc>
-          <w:tcPr>
-            <w:tcW w:type="dxa" w:w="2800"/>
-            <w:tcBorders>
-              <w:top w:val="single" w:color="BDC3C7" w:sz="1"/>
-              <w:left w:val="single" w:color="BDC3C7" w:sz="1"/>
-              <w:bottom w:val="single" w:color="BDC3C7" w:sz="1"/>
-              <w:right w:val="single" w:color="BDC3C7" w:sz="1"/>
-            </w:tcBorders>
-            <w:shd w:fill="F2F4F7" w:val="clear"/>
-            <w:tcMar>
-              <w:top w:type="dxa" w:w="80"/>
-              <w:left w:type="dxa" w:w="120"/>
-              <w:bottom w:type="dxa" w:w="80"/>
-              <w:right w:type="dxa" w:w="120"/>
-            </w:tcMar>
-          </w:tcPr>
-          <w:p>
-            <w:pPr>
-              <w:spacing w:after="0"/>
-            </w:pPr>
-            <w:r>
-              <w:rPr>
-                <w:rFonts w:ascii="Arial" w:cs="Arial" w:eastAsia="Arial" w:hAnsi="Arial"/>
-                <w:sz w:val="200"/>
-                <w:szCs w:val="200"/>
-              </w:rPr>
-              <w:t xml:space="preserve">Maximum users before Kubernetes needed?</w:t>
-            </w:r>
-          </w:p>
-        </w:tc>
-        <w:tc>
-          <w:tcPr>
-            <w:tcW w:type="dxa" w:w="3880"/>
-            <w:tcBorders>
-              <w:top w:val="single" w:color="BDC3C7" w:sz="1"/>
-              <w:left w:val="single" w:color="BDC3C7" w:sz="1"/>
-              <w:bottom w:val="single" w:color="BDC3C7" w:sz="1"/>
-              <w:right w:val="single" w:color="BDC3C7" w:sz="1"/>
-            </w:tcBorders>
-            <w:shd w:fill="F2F4F7" w:val="clear"/>
-            <w:tcMar>
-              <w:top w:type="dxa" w:w="80"/>
-              <w:left w:type="dxa" w:w="120"/>
-              <w:bottom w:type="dxa" w:w="80"/>
-              <w:right w:type="dxa" w:w="120"/>
-            </w:tcMar>
-          </w:tcPr>
-          <w:p>
-            <w:pPr>
-              <w:spacing w:after="0"/>
-            </w:pPr>
-            <w:r>
-              <w:rPr>
-                <w:rFonts w:ascii="Arial" w:cs="Arial" w:eastAsia="Arial" w:hAnsi="Arial"/>
-                <w:sz w:val="200"/>
-                <w:szCs w:val="200"/>
-              </w:rPr>
-              <w:t xml:space="preserve">Community reports suggest Docker Compose fine up to ~100</w:t>
-            </w:r>
-          </w:p>
-        </w:tc>
-        <w:tc>
-          <w:tcPr>
-            <w:tcW w:type="dxa" w:w="2680"/>
-            <w:tcBorders>
-              <w:top w:val="single" w:color="BDC3C7" w:sz="1"/>
-              <w:left w:val="single" w:color="BDC3C7" w:sz="1"/>
-              <w:bottom w:val="single" w:color="BDC3C7" w:sz="1"/>
-              <w:right w:val="single" w:color="BDC3C7" w:sz="1"/>
-            </w:tcBorders>
-            <w:shd w:fill="F2F4F7" w:val="clear"/>
-            <w:tcMar>
-              <w:top w:type="dxa" w:w="80"/>
-              <w:left w:type="dxa" w:w="120"/>
-              <w:bottom w:type="dxa" w:w="80"/>
-              <w:right w:type="dxa" w:w="120"/>
-            </w:tcMar>
-          </w:tcPr>
-          <w:p>
-            <w:pPr>
-              <w:spacing w:after="0"/>
-            </w:pPr>
-            <w:r>
-              <w:rPr>
-                <w:rFonts w:ascii="Arial" w:cs="Arial" w:eastAsia="Arial" w:hAnsi="Arial"/>
-                <w:sz w:val="200"/>
-                <w:szCs w:val="200"/>
-              </w:rPr>
-              <w:t xml:space="preserve">When needed</w:t>
             </w:r>
           </w:p>
         </w:tc>
       </w:tr>
     </w:tbl>
     <w:p>
-      <w:pPr>
-        <w:spacing w:after="180"/>
-      </w:pPr>
-    </w:p>
-    <w:p>
-      <w:pPr>
-        <w:spacing w:after="200"/>
-      </w:pPr>
+      <w:r>
+        <w:br w:type="page"/>
+      </w:r>
     </w:p>
     <w:p>
       <w:pPr>
         <w:pStyle w:val="Heading1"/>
-        <w:pBdr>
-          <w:bottom w:val="single" w:color="0D7377" w:sz="6" w:space="4"/>
-        </w:pBdr>
-        <w:spacing w:after="80" w:before="240"/>
+        <w:spacing w:after="120" w:before="320"/>
       </w:pPr>
       <w:r>
         <w:rPr>
@@ -8926,20 +7223,15 @@
           <w:b/>
           <w:bCs/>
           <w:color w:val="1B2A4A"/>
-          <w:sz w:val="320"/>
-          <w:szCs w:val="320"/>
+          <w:sz w:val="32"/>
+          <w:szCs w:val="32"/>
         </w:rPr>
         <w:t xml:space="preserve">11. Glossary</w:t>
       </w:r>
     </w:p>
     <w:p>
       <w:pPr>
-        <w:spacing w:after="120"/>
-      </w:pPr>
-    </w:p>
-    <w:p>
-      <w:pPr>
-        <w:spacing w:after="60"/>
+        <w:spacing w:after="80"/>
       </w:pPr>
     </w:p>
     <w:tbl>
@@ -8980,14 +7272,17 @@
             </w:tcMar>
           </w:tcPr>
           <w:p>
+            <w:pPr>
+              <w:spacing w:after="0"/>
+            </w:pPr>
             <w:r>
               <w:rPr>
                 <w:rFonts w:ascii="Arial" w:cs="Arial" w:eastAsia="Arial" w:hAnsi="Arial"/>
                 <w:b/>
                 <w:bCs/>
                 <w:color w:val="FFFFFF"/>
-                <w:sz w:val="200"/>
-                <w:szCs w:val="200"/>
+                <w:sz w:val="20"/>
+                <w:szCs w:val="20"/>
               </w:rPr>
               <w:t xml:space="preserve">Term</w:t>
             </w:r>
@@ -9011,14 +7306,17 @@
             </w:tcMar>
           </w:tcPr>
           <w:p>
+            <w:pPr>
+              <w:spacing w:after="0"/>
+            </w:pPr>
             <w:r>
               <w:rPr>
                 <w:rFonts w:ascii="Arial" w:cs="Arial" w:eastAsia="Arial" w:hAnsi="Arial"/>
                 <w:b/>
                 <w:bCs/>
                 <w:color w:val="FFFFFF"/>
-                <w:sz w:val="200"/>
-                <w:szCs w:val="200"/>
+                <w:sz w:val="20"/>
+                <w:szCs w:val="20"/>
               </w:rPr>
               <w:t xml:space="preserve">Definition</w:t>
             </w:r>
@@ -9050,8 +7348,8 @@
             <w:r>
               <w:rPr>
                 <w:rFonts w:ascii="Arial" w:cs="Arial" w:eastAsia="Arial" w:hAnsi="Arial"/>
-                <w:sz w:val="200"/>
-                <w:szCs w:val="200"/>
+                <w:sz w:val="20"/>
+                <w:szCs w:val="20"/>
               </w:rPr>
               <w:t xml:space="preserve">Brain</w:t>
             </w:r>
@@ -9081,10 +7379,10 @@
             <w:r>
               <w:rPr>
                 <w:rFonts w:ascii="Arial" w:cs="Arial" w:eastAsia="Arial" w:hAnsi="Arial"/>
-                <w:sz w:val="200"/>
-                <w:szCs w:val="200"/>
-              </w:rPr>
-              <w:t xml:space="preserve">The centralised cloud component that generates signals. Runs Decifer's scanner, 6-agent AI pipeline, ML engine, and news sentinel.</w:t>
+                <w:sz w:val="20"/>
+                <w:szCs w:val="20"/>
+              </w:rPr>
+              <w:t xml:space="preserve">The centralised cloud component. Runs the scanner, 6-agent pipeline, ML engine, and News Sentinel. Broadcasts signals.</w:t>
             </w:r>
           </w:p>
         </w:tc>
@@ -9114,8 +7412,8 @@
             <w:r>
               <w:rPr>
                 <w:rFonts w:ascii="Arial" w:cs="Arial" w:eastAsia="Arial" w:hAnsi="Arial"/>
-                <w:sz w:val="200"/>
-                <w:szCs w:val="200"/>
+                <w:sz w:val="20"/>
+                <w:szCs w:val="20"/>
               </w:rPr>
               <w:t xml:space="preserve">Container</w:t>
             </w:r>
@@ -9145,10 +7443,10 @@
             <w:r>
               <w:rPr>
                 <w:rFonts w:ascii="Arial" w:cs="Arial" w:eastAsia="Arial" w:hAnsi="Arial"/>
-                <w:sz w:val="200"/>
-                <w:szCs w:val="200"/>
-              </w:rPr>
-              <w:t xml:space="preserve">An isolated environment on the cloud server dedicated to one user. Contains their account agents, IBKR connection, and encrypted credentials.</w:t>
+                <w:sz w:val="20"/>
+                <w:szCs w:val="20"/>
+              </w:rPr>
+              <w:t xml:space="preserve">Isolated cloud environment per user. Contains account agents, IBKR connection, and encrypted credentials.</w:t>
             </w:r>
           </w:p>
         </w:tc>
@@ -9178,8 +7476,8 @@
             <w:r>
               <w:rPr>
                 <w:rFonts w:ascii="Arial" w:cs="Arial" w:eastAsia="Arial" w:hAnsi="Arial"/>
-                <w:sz w:val="200"/>
-                <w:szCs w:val="200"/>
+                <w:sz w:val="20"/>
+                <w:szCs w:val="20"/>
               </w:rPr>
               <w:t xml:space="preserve">Account Decision Agent</w:t>
             </w:r>
@@ -9209,10 +7507,10 @@
             <w:r>
               <w:rPr>
                 <w:rFonts w:ascii="Arial" w:cs="Arial" w:eastAsia="Arial" w:hAnsi="Arial"/>
-                <w:sz w:val="200"/>
-                <w:szCs w:val="200"/>
-              </w:rPr>
-              <w:t xml:space="preserve">An autonomous agent inside a user's container. Receives signals from the brain, applies the account's own rules, and executes trades if the signal qualifies.</w:t>
+                <w:sz w:val="20"/>
+                <w:szCs w:val="20"/>
+              </w:rPr>
+              <w:t xml:space="preserve">Autonomous agent inside a user's container. Receives signals, applies the account's rules, and executes if qualified.</w:t>
             </w:r>
           </w:p>
         </w:tc>
@@ -9242,8 +7540,8 @@
             <w:r>
               <w:rPr>
                 <w:rFonts w:ascii="Arial" w:cs="Arial" w:eastAsia="Arial" w:hAnsi="Arial"/>
-                <w:sz w:val="200"/>
-                <w:szCs w:val="200"/>
+                <w:sz w:val="20"/>
+                <w:szCs w:val="20"/>
               </w:rPr>
               <w:t xml:space="preserve">Account Profile</w:t>
             </w:r>
@@ -9273,10 +7571,10 @@
             <w:r>
               <w:rPr>
                 <w:rFonts w:ascii="Arial" w:cs="Arial" w:eastAsia="Arial" w:hAnsi="Arial"/>
-                <w:sz w:val="200"/>
-                <w:szCs w:val="200"/>
-              </w:rPr>
-              <w:t xml:space="preserve">The per-account strategy configuration: score threshold, risk params, strategy type (options/longs/scalping), favourite symbols, kill switch preference.</w:t>
+                <w:sz w:val="20"/>
+                <w:szCs w:val="20"/>
+              </w:rPr>
+              <w:t xml:space="preserve">Per-account strategy config: score threshold, risk params, strategy type, favourite symbols, kill switch setting.</w:t>
             </w:r>
           </w:p>
         </w:tc>
@@ -9306,8 +7604,8 @@
             <w:r>
               <w:rPr>
                 <w:rFonts w:ascii="Arial" w:cs="Arial" w:eastAsia="Arial" w:hAnsi="Arial"/>
-                <w:sz w:val="200"/>
-                <w:szCs w:val="200"/>
+                <w:sz w:val="20"/>
+                <w:szCs w:val="20"/>
               </w:rPr>
               <w:t xml:space="preserve">Signal</w:t>
             </w:r>
@@ -9337,10 +7635,10 @@
             <w:r>
               <w:rPr>
                 <w:rFonts w:ascii="Arial" w:cs="Arial" w:eastAsia="Arial" w:hAnsi="Arial"/>
-                <w:sz w:val="200"/>
-                <w:szCs w:val="200"/>
-              </w:rPr>
-              <w:t xml:space="preserve">A scored trading opportunity generated by the brain: symbol, direction (long/short), score out of 50, AI rationale, and timestamp.</w:t>
+                <w:sz w:val="20"/>
+                <w:szCs w:val="20"/>
+              </w:rPr>
+              <w:t xml:space="preserve">A scored trading opportunity from the brain: symbol, direction, score out of 50, AI rationale, and timestamp.</w:t>
             </w:r>
           </w:p>
         </w:tc>
@@ -9370,8 +7668,8 @@
             <w:r>
               <w:rPr>
                 <w:rFonts w:ascii="Arial" w:cs="Arial" w:eastAsia="Arial" w:hAnsi="Arial"/>
-                <w:sz w:val="200"/>
-                <w:szCs w:val="200"/>
+                <w:sz w:val="20"/>
+                <w:szCs w:val="20"/>
               </w:rPr>
               <w:t xml:space="preserve">Kill Switch</w:t>
             </w:r>
@@ -9401,10 +7699,10 @@
             <w:r>
               <w:rPr>
                 <w:rFonts w:ascii="Arial" w:cs="Arial" w:eastAsia="Arial" w:hAnsi="Arial"/>
-                <w:sz w:val="200"/>
-                <w:szCs w:val="200"/>
-              </w:rPr>
-              <w:t xml:space="preserve">An optional emergency halt broadcast by the brain when market conditions turn dangerous (e.g. VIX panic spike). Each user chooses whether to honour it.</w:t>
+                <w:sz w:val="20"/>
+                <w:szCs w:val="20"/>
+              </w:rPr>
+              <w:t xml:space="preserve">Optional emergency halt broadcast by the brain. Each user independently chooses whether to honour it.</w:t>
             </w:r>
           </w:p>
         </w:tc>
@@ -9434,10 +7732,10 @@
             <w:r>
               <w:rPr>
                 <w:rFonts w:ascii="Arial" w:cs="Arial" w:eastAsia="Arial" w:hAnsi="Arial"/>
-                <w:sz w:val="200"/>
-                <w:szCs w:val="200"/>
-              </w:rPr>
-              <w:t xml:space="preserve">Chief Kill</w:t>
+                <w:sz w:val="20"/>
+                <w:szCs w:val="20"/>
+              </w:rPr>
+              <w:t xml:space="preserve">Signal Registry</w:t>
             </w:r>
           </w:p>
         </w:tc>
@@ -9465,138 +7763,10 @@
             <w:r>
               <w:rPr>
                 <w:rFonts w:ascii="Arial" w:cs="Arial" w:eastAsia="Arial" w:hAnsi="Arial"/>
-                <w:sz w:val="200"/>
-                <w:szCs w:val="200"/>
-              </w:rPr>
-              <w:t xml:space="preserve">The brain-side component that monitors systemic risk conditions and broadcasts the kill signal to all subscribed containers.</w:t>
-            </w:r>
-          </w:p>
-        </w:tc>
-      </w:tr>
-      <w:tr>
-        <w:tc>
-          <w:tcPr>
-            <w:tcW w:type="dxa" w:w="2400"/>
-            <w:tcBorders>
-              <w:top w:val="single" w:color="BDC3C7" w:sz="1"/>
-              <w:left w:val="single" w:color="BDC3C7" w:sz="1"/>
-              <w:bottom w:val="single" w:color="BDC3C7" w:sz="1"/>
-              <w:right w:val="single" w:color="BDC3C7" w:sz="1"/>
-            </w:tcBorders>
-            <w:shd w:fill="F2F4F7" w:val="clear"/>
-            <w:tcMar>
-              <w:top w:type="dxa" w:w="80"/>
-              <w:left w:type="dxa" w:w="120"/>
-              <w:bottom w:type="dxa" w:w="80"/>
-              <w:right w:type="dxa" w:w="120"/>
-            </w:tcMar>
-          </w:tcPr>
-          <w:p>
-            <w:pPr>
-              <w:spacing w:after="0"/>
-            </w:pPr>
-            <w:r>
-              <w:rPr>
-                <w:rFonts w:ascii="Arial" w:cs="Arial" w:eastAsia="Arial" w:hAnsi="Arial"/>
-                <w:sz w:val="200"/>
-                <w:szCs w:val="200"/>
-              </w:rPr>
-              <w:t xml:space="preserve">WebSocket Broadcaster</w:t>
-            </w:r>
-          </w:p>
-        </w:tc>
-        <w:tc>
-          <w:tcPr>
-            <w:tcW w:type="dxa" w:w="6960"/>
-            <w:tcBorders>
-              <w:top w:val="single" w:color="BDC3C7" w:sz="1"/>
-              <w:left w:val="single" w:color="BDC3C7" w:sz="1"/>
-              <w:bottom w:val="single" w:color="BDC3C7" w:sz="1"/>
-              <w:right w:val="single" w:color="BDC3C7" w:sz="1"/>
-            </w:tcBorders>
-            <w:shd w:fill="F2F4F7" w:val="clear"/>
-            <w:tcMar>
-              <w:top w:type="dxa" w:w="80"/>
-              <w:left w:type="dxa" w:w="120"/>
-              <w:bottom w:type="dxa" w:w="80"/>
-              <w:right w:type="dxa" w:w="120"/>
-            </w:tcMar>
-          </w:tcPr>
-          <w:p>
-            <w:pPr>
-              <w:spacing w:after="0"/>
-            </w:pPr>
-            <w:r>
-              <w:rPr>
-                <w:rFonts w:ascii="Arial" w:cs="Arial" w:eastAsia="Arial" w:hAnsi="Arial"/>
-                <w:sz w:val="200"/>
-                <w:szCs w:val="200"/>
-              </w:rPr>
-              <w:t xml:space="preserve">The real-time connection between the brain and each user container over which signals are pushed continuously.</w:t>
-            </w:r>
-          </w:p>
-        </w:tc>
-      </w:tr>
-      <w:tr>
-        <w:tc>
-          <w:tcPr>
-            <w:tcW w:type="dxa" w:w="2400"/>
-            <w:tcBorders>
-              <w:top w:val="single" w:color="BDC3C7" w:sz="1"/>
-              <w:left w:val="single" w:color="BDC3C7" w:sz="1"/>
-              <w:bottom w:val="single" w:color="BDC3C7" w:sz="1"/>
-              <w:right w:val="single" w:color="BDC3C7" w:sz="1"/>
-            </w:tcBorders>
-            <w:shd w:fill="FFFFFF" w:val="clear"/>
-            <w:tcMar>
-              <w:top w:type="dxa" w:w="80"/>
-              <w:left w:type="dxa" w:w="120"/>
-              <w:bottom w:type="dxa" w:w="80"/>
-              <w:right w:type="dxa" w:w="120"/>
-            </w:tcMar>
-          </w:tcPr>
-          <w:p>
-            <w:pPr>
-              <w:spacing w:after="0"/>
-            </w:pPr>
-            <w:r>
-              <w:rPr>
-                <w:rFonts w:ascii="Arial" w:cs="Arial" w:eastAsia="Arial" w:hAnsi="Arial"/>
-                <w:sz w:val="200"/>
-                <w:szCs w:val="200"/>
-              </w:rPr>
-              <w:t xml:space="preserve">Signal Registry</w:t>
-            </w:r>
-          </w:p>
-        </w:tc>
-        <w:tc>
-          <w:tcPr>
-            <w:tcW w:type="dxa" w:w="6960"/>
-            <w:tcBorders>
-              <w:top w:val="single" w:color="BDC3C7" w:sz="1"/>
-              <w:left w:val="single" w:color="BDC3C7" w:sz="1"/>
-              <w:bottom w:val="single" w:color="BDC3C7" w:sz="1"/>
-              <w:right w:val="single" w:color="BDC3C7" w:sz="1"/>
-            </w:tcBorders>
-            <w:shd w:fill="FFFFFF" w:val="clear"/>
-            <w:tcMar>
-              <w:top w:type="dxa" w:w="80"/>
-              <w:left w:type="dxa" w:w="120"/>
-              <w:bottom w:type="dxa" w:w="80"/>
-              <w:right w:type="dxa" w:w="120"/>
-            </w:tcMar>
-          </w:tcPr>
-          <w:p>
-            <w:pPr>
-              <w:spacing w:after="0"/>
-            </w:pPr>
-            <w:r>
-              <w:rPr>
-                <w:rFonts w:ascii="Arial" w:cs="Arial" w:eastAsia="Arial" w:hAnsi="Arial"/>
-                <w:sz w:val="200"/>
-                <w:szCs w:val="200"/>
-              </w:rPr>
-              <w:t xml:space="preserve">The brain's record of which symbols each container has requested (i.e. user favourites outside the standard scan universe).</w:t>
+                <w:sz w:val="20"/>
+                <w:szCs w:val="20"/>
+              </w:rPr>
+              <w:t xml:space="preserve">The brain's record of which symbols each container has requested beyond the standard scan universe.</w:t>
             </w:r>
           </w:p>
         </w:tc>
@@ -9619,10 +7789,10 @@
         <w:rPr>
           <w:rFonts w:ascii="Arial" w:cs="Arial" w:eastAsia="Arial" w:hAnsi="Arial"/>
           <w:color w:val="888888"/>
-          <w:sz w:val="180"/>
-          <w:szCs w:val="180"/>
-        </w:rPr>
-        <w:t xml:space="preserve">End of Document — Decifer Trading Multi-Account Platform Architecture  |  March 2026</w:t>
+          <w:sz w:val="18"/>
+          <w:szCs w:val="18"/>
+        </w:rPr>
+        <w:t xml:space="preserve">End of Document  |  Decifer Trading Multi-Account Platform Architecture  |  March 2026</w:t>
       </w:r>
     </w:p>
     <w:sectPr>
@@ -9691,17 +7861,17 @@
       <w:rPr>
         <w:rFonts w:ascii="Arial" w:cs="Arial" w:eastAsia="Arial" w:hAnsi="Arial"/>
         <w:color w:val="888888"/>
-        <w:sz w:val="180"/>
-        <w:szCs w:val="180"/>
+        <w:sz w:val="18"/>
+        <w:szCs w:val="18"/>
       </w:rPr>
-      <w:t xml:space="preserve">Confidential — Decifer Trading  |  Designed March 2026  |  Page </w:t>
+      <w:t xml:space="preserve">Confidential — Decifer Trading  |  Page </w:t>
     </w:r>
     <w:r>
       <w:rPr>
         <w:rFonts w:ascii="Arial" w:cs="Arial" w:eastAsia="Arial" w:hAnsi="Arial"/>
         <w:color w:val="888888"/>
-        <w:sz w:val="180"/>
-        <w:szCs w:val="180"/>
+        <w:sz w:val="18"/>
+        <w:szCs w:val="18"/>
       </w:rPr>
       <w:fldChar w:fldCharType="begin"/>
       <w:instrText xml:space="preserve">PAGE</w:instrText>
@@ -9756,27 +7926,16 @@
       <w:pBdr>
         <w:bottom w:val="single" w:color="0D7377" w:sz="4" w:space="4"/>
       </w:pBdr>
-      <w:spacing w:after="120"/>
+      <w:spacing w:after="80"/>
     </w:pPr>
     <w:r>
       <w:rPr>
         <w:rFonts w:ascii="Arial" w:cs="Arial" w:eastAsia="Arial" w:hAnsi="Arial"/>
-        <w:b/>
-        <w:bCs/>
-        <w:color w:val="1B2A4A"/>
-        <w:sz w:val="200"/>
-        <w:szCs w:val="200"/>
+        <w:color w:val="888888"/>
+        <w:sz w:val="18"/>
+        <w:szCs w:val="18"/>
       </w:rPr>
-      <w:t xml:space="preserve">DECIFER TRADING  </w:t>
-    </w:r>
-    <w:r>
-      <w:rPr>
-        <w:rFonts w:ascii="Arial" w:cs="Arial" w:eastAsia="Arial" w:hAnsi="Arial"/>
-        <w:color w:val="888888"/>
-        <w:sz w:val="200"/>
-        <w:szCs w:val="200"/>
-      </w:rPr>
-      <w:t xml:space="preserve">  Multi-Account Platform Architecture</w:t>
+      <w:t xml:space="preserve">DECIFER TRADING  —  Multi-Account Platform Architecture  |  March 2026</w:t>
     </w:r>
   </w:p>
 </w:hdr>
@@ -9877,15 +8036,6 @@
       <w:lvlJc w:val="left"/>
       <w:pPr>
         <w:ind w:left="720" w:hanging="360"/>
-      </w:pPr>
-    </w:lvl>
-    <w:lvl w:ilvl="1" w15:tentative="1">
-      <w:start w:val="1"/>
-      <w:numFmt w:val="bullet"/>
-      <w:lvlText w:val="◦"/>
-      <w:lvlJc w:val="left"/>
-      <w:pPr>
-        <w:ind w:left="1080" w:hanging="360"/>
       </w:pPr>
     </w:lvl>
   </w:abstractNum>
@@ -9928,8 +8078,8 @@
     <w:rPrDefault>
       <w:rPr>
         <w:rFonts w:ascii="Arial" w:cs="Arial" w:eastAsia="Arial" w:hAnsi="Arial"/>
-        <w:sz w:val="220"/>
-        <w:szCs w:val="220"/>
+        <w:sz w:val="22"/>
+        <w:szCs w:val="22"/>
       </w:rPr>
     </w:rPrDefault>
     <w:pPrDefault/>
@@ -10111,7 +8261,7 @@
     <w:next w:val="Normal"/>
     <w:qFormat/>
     <w:pPr>
-      <w:spacing w:after="80" w:before="240"/>
+      <w:spacing w:after="120" w:before="320"/>
       <w:outlineLvl w:val="0"/>
     </w:pPr>
     <w:rPr>
@@ -10119,8 +8269,8 @@
       <w:b/>
       <w:bCs/>
       <w:color w:val="1B2A4A"/>
-      <w:sz w:val="320"/>
-      <w:szCs w:val="320"/>
+      <w:sz w:val="32"/>
+      <w:szCs w:val="32"/>
     </w:rPr>
   </w:style>
   <w:style w:type="paragraph" w:styleId="Heading2">
@@ -10129,7 +8279,7 @@
     <w:next w:val="Normal"/>
     <w:qFormat/>
     <w:pPr>
-      <w:spacing w:after="80" w:before="200"/>
+      <w:spacing w:after="80" w:before="240"/>
       <w:outlineLvl w:val="1"/>
     </w:pPr>
     <w:rPr>
@@ -10137,8 +8287,8 @@
       <w:b/>
       <w:bCs/>
       <w:color w:val="0D7377"/>
-      <w:sz w:val="260"/>
-      <w:szCs w:val="260"/>
+      <w:sz w:val="26"/>
+      <w:szCs w:val="26"/>
     </w:rPr>
   </w:style>
   <w:style w:type="paragraph" w:styleId="Heading3">
@@ -10155,8 +8305,8 @@
       <w:b/>
       <w:bCs/>
       <w:color w:val="1B2A4A"/>
-      <w:sz w:val="240"/>
-      <w:szCs w:val="240"/>
+      <w:sz w:val="24"/>
+      <w:szCs w:val="24"/>
     </w:rPr>
   </w:style>
 </w:styles>
